--- a/QT-06_Hoc_sinh_Hoc_tap_Ky_luat/SOP-02_Quan_ly_diem_danh/SOP-02.2_Thuc_hien_diem_danh.docx
+++ b/QT-06_Hoc_sinh_Hoc_tap_Ky_luat/SOP-02_Quan_ly_diem_danh/SOP-02.2_Thuc_hien_diem_danh.docx
@@ -9088,1354 +9088,2052 @@
     </w:p>
     <w:p>
       <w:pPr>
-        <w:pStyle w:val="SourceCode"/>
-      </w:pPr>
-      <w:r>
-        <w:rPr>
-          <w:rStyle w:val="VerbatimChar"/>
-        </w:rPr>
-        <w:t>graph TD</w:t>
-      </w:r>
-      <w:r>
-        <w:br/>
-      </w:r>
-      <w:r>
-        <w:rPr>
-          <w:rStyle w:val="VerbatimChar"/>
-        </w:rPr>
-        <w:t xml:space="preserve">    A[Chu</w:t>
-      </w:r>
-      <w:r>
-        <w:rPr>
-          <w:rStyle w:val="VerbatimChar"/>
-        </w:rPr>
-        <w:t>ẩ</w:t>
-      </w:r>
-      <w:r>
-        <w:rPr>
-          <w:rStyle w:val="VerbatimChar"/>
-        </w:rPr>
-        <w:t>n b</w:t>
-      </w:r>
-      <w:r>
-        <w:rPr>
-          <w:rStyle w:val="VerbatimChar"/>
-        </w:rPr>
-        <w:t>ị</w:t>
-      </w:r>
-      <w:r>
-        <w:rPr>
-          <w:rStyle w:val="VerbatimChar"/>
-        </w:rPr>
-        <w:t>: Danh sách HS, Công c</w:t>
-      </w:r>
-      <w:r>
-        <w:rPr>
-          <w:rStyle w:val="VerbatimChar"/>
-        </w:rPr>
-        <w:t>ụ</w:t>
-      </w:r>
-      <w:r>
-        <w:rPr>
-          <w:rStyle w:val="VerbatimChar"/>
-        </w:rPr>
-        <w:t xml:space="preserve"> đi</w:t>
-      </w:r>
-      <w:r>
-        <w:rPr>
-          <w:rStyle w:val="VerbatimChar"/>
-        </w:rPr>
-        <w:t>ể</w:t>
-      </w:r>
-      <w:r>
-        <w:rPr>
-          <w:rStyle w:val="VerbatimChar"/>
-        </w:rPr>
-        <w:t>m danh] --&gt; B[7:30 - GV vào l</w:t>
-      </w:r>
-      <w:r>
-        <w:rPr>
-          <w:rStyle w:val="VerbatimChar"/>
-        </w:rPr>
-        <w:t>ớ</w:t>
-      </w:r>
-      <w:r>
-        <w:rPr>
-          <w:rStyle w:val="VerbatimChar"/>
-        </w:rPr>
-        <w:t>p]</w:t>
-      </w:r>
-      <w:r>
-        <w:br/>
-      </w:r>
-      <w:r>
-        <w:rPr>
-          <w:rStyle w:val="VerbatimChar"/>
-        </w:rPr>
-        <w:lastRenderedPageBreak/>
-        <w:t xml:space="preserve">    B --&gt; C[Chào l</w:t>
-      </w:r>
-      <w:r>
-        <w:rPr>
-          <w:rStyle w:val="VerbatimChar"/>
-        </w:rPr>
-        <w:t>ớ</w:t>
-      </w:r>
-      <w:r>
-        <w:rPr>
-          <w:rStyle w:val="VerbatimChar"/>
-        </w:rPr>
-        <w:t>p]</w:t>
-      </w:r>
-      <w:r>
-        <w:br/>
-      </w:r>
-      <w:r>
-        <w:rPr>
-          <w:rStyle w:val="VerbatimChar"/>
-        </w:rPr>
-        <w:t xml:space="preserve">    C --&gt; D[Ki</w:t>
-      </w:r>
-      <w:r>
-        <w:rPr>
-          <w:rStyle w:val="VerbatimChar"/>
-        </w:rPr>
-        <w:t>ể</w:t>
-      </w:r>
-      <w:r>
-        <w:rPr>
-          <w:rStyle w:val="VerbatimChar"/>
-        </w:rPr>
-        <w:t>m tra trang ph</w:t>
-      </w:r>
-      <w:r>
-        <w:rPr>
-          <w:rStyle w:val="VerbatimChar"/>
-        </w:rPr>
-        <w:t>ụ</w:t>
-      </w:r>
-      <w:r>
-        <w:rPr>
-          <w:rStyle w:val="VerbatimChar"/>
-        </w:rPr>
-        <w:t>c nhanh]</w:t>
-      </w:r>
-      <w:r>
-        <w:br/>
-      </w:r>
-      <w:r>
-        <w:rPr>
-          <w:rStyle w:val="VerbatimChar"/>
-        </w:rPr>
-        <w:t xml:space="preserve">    D --&gt; E[Đi</w:t>
-      </w:r>
-      <w:r>
-        <w:rPr>
-          <w:rStyle w:val="VerbatimChar"/>
-        </w:rPr>
-        <w:t>ể</w:t>
-      </w:r>
-      <w:r>
-        <w:rPr>
-          <w:rStyle w:val="VerbatimChar"/>
-        </w:rPr>
-        <w:t>m danh]</w:t>
-      </w:r>
-      <w:r>
-        <w:br/>
-      </w:r>
-      <w:r>
-        <w:rPr>
-          <w:rStyle w:val="VerbatimChar"/>
-        </w:rPr>
-        <w:t xml:space="preserve">   </w:t>
-      </w:r>
-      <w:r>
-        <w:rPr>
-          <w:rStyle w:val="VerbatimChar"/>
-        </w:rPr>
-        <w:t xml:space="preserve"> </w:t>
-      </w:r>
-      <w:r>
-        <w:br/>
-      </w:r>
-      <w:r>
-        <w:rPr>
-          <w:rStyle w:val="VerbatimChar"/>
-        </w:rPr>
-        <w:t xml:space="preserve">    E --&gt; F{Phương th</w:t>
-      </w:r>
-      <w:r>
-        <w:rPr>
-          <w:rStyle w:val="VerbatimChar"/>
-        </w:rPr>
-        <w:t>ứ</w:t>
-      </w:r>
-      <w:r>
-        <w:rPr>
-          <w:rStyle w:val="VerbatimChar"/>
-        </w:rPr>
-        <w:t>c?}</w:t>
-      </w:r>
-      <w:r>
-        <w:br/>
-      </w:r>
-      <w:r>
-        <w:rPr>
-          <w:rStyle w:val="VerbatimChar"/>
-        </w:rPr>
-        <w:t xml:space="preserve">    F --&gt;|Gi</w:t>
-      </w:r>
-      <w:r>
-        <w:rPr>
-          <w:rStyle w:val="VerbatimChar"/>
-        </w:rPr>
-        <w:t>ấ</w:t>
-      </w:r>
-      <w:r>
-        <w:rPr>
-          <w:rStyle w:val="VerbatimChar"/>
-        </w:rPr>
-        <w:t>y| G[G</w:t>
-      </w:r>
-      <w:r>
-        <w:rPr>
-          <w:rStyle w:val="VerbatimChar"/>
-        </w:rPr>
-        <w:t>ọ</w:t>
-      </w:r>
-      <w:r>
-        <w:rPr>
-          <w:rStyle w:val="VerbatimChar"/>
-        </w:rPr>
-        <w:t>i tên t</w:t>
-      </w:r>
-      <w:r>
-        <w:rPr>
-          <w:rStyle w:val="VerbatimChar"/>
-        </w:rPr>
-        <w:t>ừ</w:t>
-      </w:r>
-      <w:r>
-        <w:rPr>
-          <w:rStyle w:val="VerbatimChar"/>
-        </w:rPr>
-        <w:t>ng em, Ghi P/A/L...]</w:t>
-      </w:r>
-      <w:r>
-        <w:br/>
-      </w:r>
-      <w:r>
-        <w:rPr>
-          <w:rStyle w:val="VerbatimChar"/>
-        </w:rPr>
-        <w:t xml:space="preserve">    F --&gt;|Ph</w:t>
-      </w:r>
-      <w:r>
-        <w:rPr>
-          <w:rStyle w:val="VerbatimChar"/>
-        </w:rPr>
-        <w:t>ầ</w:t>
-      </w:r>
-      <w:r>
-        <w:rPr>
-          <w:rStyle w:val="VerbatimChar"/>
-        </w:rPr>
-        <w:t>n m</w:t>
-      </w:r>
-      <w:r>
-        <w:rPr>
-          <w:rStyle w:val="VerbatimChar"/>
-        </w:rPr>
-        <w:t>ề</w:t>
-      </w:r>
-      <w:r>
-        <w:rPr>
-          <w:rStyle w:val="VerbatimChar"/>
-        </w:rPr>
-        <w:t>m| H[Nhìn l</w:t>
-      </w:r>
-      <w:r>
-        <w:rPr>
-          <w:rStyle w:val="VerbatimChar"/>
-        </w:rPr>
-        <w:t>ớ</w:t>
-      </w:r>
-      <w:r>
-        <w:rPr>
-          <w:rStyle w:val="VerbatimChar"/>
-        </w:rPr>
-        <w:t>p, Tick trên App]</w:t>
-      </w:r>
-      <w:r>
-        <w:br/>
-      </w:r>
-      <w:r>
-        <w:rPr>
-          <w:rStyle w:val="VerbatimChar"/>
-        </w:rPr>
-        <w:t xml:space="preserve">    F --&gt;|T</w:t>
-      </w:r>
-      <w:r>
-        <w:rPr>
-          <w:rStyle w:val="VerbatimChar"/>
-        </w:rPr>
-        <w:t>ự</w:t>
-      </w:r>
-      <w:r>
-        <w:rPr>
-          <w:rStyle w:val="VerbatimChar"/>
-        </w:rPr>
-        <w:t xml:space="preserve"> đ</w:t>
-      </w:r>
-      <w:r>
-        <w:rPr>
-          <w:rStyle w:val="VerbatimChar"/>
-        </w:rPr>
-        <w:t>ộ</w:t>
-      </w:r>
-      <w:r>
-        <w:rPr>
-          <w:rStyle w:val="VerbatimChar"/>
-        </w:rPr>
-        <w:t>ng| I[Xem danh sách đã qu</w:t>
-      </w:r>
-      <w:r>
-        <w:rPr>
-          <w:rStyle w:val="VerbatimChar"/>
-        </w:rPr>
-        <w:t>ẹ</w:t>
-      </w:r>
-      <w:r>
-        <w:rPr>
-          <w:rStyle w:val="VerbatimChar"/>
-        </w:rPr>
-        <w:t>t th</w:t>
-      </w:r>
-      <w:r>
-        <w:rPr>
-          <w:rStyle w:val="VerbatimChar"/>
-        </w:rPr>
-        <w:t>ẻ</w:t>
-      </w:r>
-      <w:r>
-        <w:rPr>
-          <w:rStyle w:val="VerbatimChar"/>
-        </w:rPr>
-        <w:t>]</w:t>
-      </w:r>
-      <w:r>
-        <w:br/>
-      </w:r>
-      <w:r>
-        <w:rPr>
-          <w:rStyle w:val="VerbatimChar"/>
-        </w:rPr>
-        <w:t xml:space="preserve">    </w:t>
-      </w:r>
-      <w:r>
-        <w:br/>
-      </w:r>
-      <w:r>
-        <w:rPr>
-          <w:rStyle w:val="VerbatimChar"/>
-        </w:rPr>
-        <w:t xml:space="preserve">    G --&gt; J[Thông báo k</w:t>
-      </w:r>
-      <w:r>
-        <w:rPr>
-          <w:rStyle w:val="VerbatimChar"/>
-        </w:rPr>
-        <w:t>ế</w:t>
-      </w:r>
-      <w:r>
-        <w:rPr>
-          <w:rStyle w:val="VerbatimChar"/>
-        </w:rPr>
-        <w:t>t qu</w:t>
-      </w:r>
-      <w:r>
-        <w:rPr>
-          <w:rStyle w:val="VerbatimChar"/>
-        </w:rPr>
-        <w:t>ả</w:t>
-      </w:r>
-      <w:r>
-        <w:rPr>
-          <w:rStyle w:val="VerbatimChar"/>
-        </w:rPr>
-        <w:t>: Sĩ s</w:t>
-      </w:r>
-      <w:r>
-        <w:rPr>
-          <w:rStyle w:val="VerbatimChar"/>
-        </w:rPr>
-        <w:t>ố</w:t>
-      </w:r>
-      <w:r>
-        <w:rPr>
-          <w:rStyle w:val="VerbatimChar"/>
-        </w:rPr>
-        <w:t>, Có m</w:t>
-      </w:r>
-      <w:r>
-        <w:rPr>
-          <w:rStyle w:val="VerbatimChar"/>
-        </w:rPr>
-        <w:t>ặ</w:t>
-      </w:r>
-      <w:r>
-        <w:rPr>
-          <w:rStyle w:val="VerbatimChar"/>
-        </w:rPr>
-        <w:t>t, V</w:t>
-      </w:r>
-      <w:r>
-        <w:rPr>
-          <w:rStyle w:val="VerbatimChar"/>
-        </w:rPr>
-        <w:t>ắ</w:t>
-      </w:r>
-      <w:r>
-        <w:rPr>
-          <w:rStyle w:val="VerbatimChar"/>
-        </w:rPr>
-        <w:t>ng]</w:t>
-      </w:r>
-      <w:r>
-        <w:br/>
-      </w:r>
-      <w:r>
-        <w:rPr>
-          <w:rStyle w:val="VerbatimChar"/>
-        </w:rPr>
-        <w:t xml:space="preserve">    H --&gt; J</w:t>
-      </w:r>
-      <w:r>
-        <w:br/>
-      </w:r>
-      <w:r>
-        <w:rPr>
-          <w:rStyle w:val="VerbatimChar"/>
-        </w:rPr>
-        <w:t xml:space="preserve">    I --&gt; J</w:t>
-      </w:r>
-      <w:r>
-        <w:br/>
-      </w:r>
-      <w:r>
-        <w:rPr>
-          <w:rStyle w:val="VerbatimChar"/>
-        </w:rPr>
-        <w:t xml:space="preserve">   </w:t>
-      </w:r>
-      <w:r>
-        <w:rPr>
-          <w:rStyle w:val="VerbatimChar"/>
-        </w:rPr>
-        <w:t xml:space="preserve"> </w:t>
-      </w:r>
-      <w:r>
-        <w:br/>
-      </w:r>
-      <w:r>
-        <w:rPr>
-          <w:rStyle w:val="VerbatimChar"/>
-        </w:rPr>
-        <w:t xml:space="preserve">    J --&gt; K[Ghi nh</w:t>
-      </w:r>
-      <w:r>
-        <w:rPr>
-          <w:rStyle w:val="VerbatimChar"/>
-        </w:rPr>
-        <w:t>ậ</w:t>
-      </w:r>
-      <w:r>
-        <w:rPr>
-          <w:rStyle w:val="VerbatimChar"/>
-        </w:rPr>
-        <w:t>n HS v</w:t>
-      </w:r>
-      <w:r>
-        <w:rPr>
-          <w:rStyle w:val="VerbatimChar"/>
-        </w:rPr>
-        <w:t>ắ</w:t>
-      </w:r>
-      <w:r>
-        <w:rPr>
-          <w:rStyle w:val="VerbatimChar"/>
-        </w:rPr>
-        <w:t>ng]</w:t>
-      </w:r>
-      <w:r>
-        <w:br/>
-      </w:r>
-      <w:r>
-        <w:rPr>
-          <w:rStyle w:val="VerbatimChar"/>
-        </w:rPr>
-        <w:t xml:space="preserve">    K --&gt; L[G</w:t>
-      </w:r>
-      <w:r>
-        <w:rPr>
-          <w:rStyle w:val="VerbatimChar"/>
-        </w:rPr>
-        <w:t>ọ</w:t>
-      </w:r>
-      <w:r>
-        <w:rPr>
-          <w:rStyle w:val="VerbatimChar"/>
-        </w:rPr>
-        <w:t>i đi</w:t>
-      </w:r>
-      <w:r>
-        <w:rPr>
-          <w:rStyle w:val="VerbatimChar"/>
-        </w:rPr>
-        <w:t>ệ</w:t>
-      </w:r>
-      <w:r>
-        <w:rPr>
-          <w:rStyle w:val="VerbatimChar"/>
-        </w:rPr>
-        <w:t>n/Nh</w:t>
-      </w:r>
-      <w:r>
-        <w:rPr>
-          <w:rStyle w:val="VerbatimChar"/>
-        </w:rPr>
-        <w:t>ắ</w:t>
-      </w:r>
-      <w:r>
-        <w:rPr>
-          <w:rStyle w:val="VerbatimChar"/>
-        </w:rPr>
-        <w:t>n PH ngay]</w:t>
-      </w:r>
-      <w:r>
-        <w:br/>
-      </w:r>
-      <w:r>
-        <w:rPr>
-          <w:rStyle w:val="VerbatimChar"/>
-        </w:rPr>
-        <w:t xml:space="preserve">    </w:t>
-      </w:r>
-      <w:r>
-        <w:br/>
-      </w:r>
-      <w:r>
-        <w:rPr>
-          <w:rStyle w:val="VerbatimChar"/>
-        </w:rPr>
-        <w:t xml:space="preserve">    L --&gt; M{PH có cho ngh</w:t>
-      </w:r>
-      <w:r>
-        <w:rPr>
-          <w:rStyle w:val="VerbatimChar"/>
-        </w:rPr>
-        <w:t>ỉ</w:t>
-      </w:r>
-      <w:r>
-        <w:rPr>
-          <w:rStyle w:val="VerbatimChar"/>
-        </w:rPr>
-        <w:t>?}</w:t>
-      </w:r>
-      <w:r>
-        <w:br/>
-      </w:r>
-      <w:r>
-        <w:rPr>
-          <w:rStyle w:val="VerbatimChar"/>
-        </w:rPr>
-        <w:t xml:space="preserve">    M --&gt;|Có - Có đơn| N[C</w:t>
-      </w:r>
-      <w:r>
-        <w:rPr>
-          <w:rStyle w:val="VerbatimChar"/>
-        </w:rPr>
-        <w:t>ậ</w:t>
-      </w:r>
-      <w:r>
-        <w:rPr>
-          <w:rStyle w:val="VerbatimChar"/>
-        </w:rPr>
-        <w:t>p nh</w:t>
-      </w:r>
-      <w:r>
-        <w:rPr>
-          <w:rStyle w:val="VerbatimChar"/>
-        </w:rPr>
-        <w:t>ậ</w:t>
-      </w:r>
-      <w:r>
-        <w:rPr>
-          <w:rStyle w:val="VerbatimChar"/>
-        </w:rPr>
-        <w:t>t: AP - V</w:t>
-      </w:r>
-      <w:r>
-        <w:rPr>
-          <w:rStyle w:val="VerbatimChar"/>
-        </w:rPr>
-        <w:t>ắ</w:t>
-      </w:r>
-      <w:r>
-        <w:rPr>
-          <w:rStyle w:val="VerbatimChar"/>
-        </w:rPr>
-        <w:t>ng có phép]</w:t>
-      </w:r>
-      <w:r>
-        <w:br/>
-      </w:r>
-      <w:r>
-        <w:rPr>
-          <w:rStyle w:val="VerbatimChar"/>
-        </w:rPr>
-        <w:t xml:space="preserve">    M --&gt;|Có - Chưa có đơn| O[Yêu c</w:t>
-      </w:r>
-      <w:r>
-        <w:rPr>
-          <w:rStyle w:val="VerbatimChar"/>
-        </w:rPr>
-        <w:t>ầ</w:t>
-      </w:r>
-      <w:r>
-        <w:rPr>
-          <w:rStyle w:val="VerbatimChar"/>
-        </w:rPr>
-        <w:t>u b</w:t>
-      </w:r>
-      <w:r>
-        <w:rPr>
-          <w:rStyle w:val="VerbatimChar"/>
-        </w:rPr>
-        <w:t>ổ</w:t>
-      </w:r>
-      <w:r>
-        <w:rPr>
-          <w:rStyle w:val="VerbatimChar"/>
-        </w:rPr>
-        <w:t xml:space="preserve"> sung đơn trong 3 ngày]</w:t>
-      </w:r>
-      <w:r>
-        <w:br/>
-      </w:r>
-      <w:r>
-        <w:rPr>
-          <w:rStyle w:val="VerbatimChar"/>
-        </w:rPr>
-        <w:t xml:space="preserve">    M --&gt;|Không bi</w:t>
-      </w:r>
-      <w:r>
-        <w:rPr>
-          <w:rStyle w:val="VerbatimChar"/>
-        </w:rPr>
-        <w:t>ế</w:t>
-      </w:r>
-      <w:r>
-        <w:rPr>
-          <w:rStyle w:val="VerbatimChar"/>
-        </w:rPr>
-        <w:t>t con v</w:t>
-      </w:r>
-      <w:r>
-        <w:rPr>
-          <w:rStyle w:val="VerbatimChar"/>
-        </w:rPr>
-        <w:t>ắ</w:t>
-      </w:r>
-      <w:r>
-        <w:rPr>
-          <w:rStyle w:val="VerbatimChar"/>
-        </w:rPr>
-        <w:t>ng!| P[⚠</w:t>
-      </w:r>
-      <w:r>
-        <w:rPr>
-          <w:rStyle w:val="VerbatimChar"/>
-        </w:rPr>
-        <w:t>️</w:t>
-      </w:r>
-      <w:r>
-        <w:rPr>
-          <w:rStyle w:val="VerbatimChar"/>
-        </w:rPr>
-        <w:t xml:space="preserve"> </w:t>
-      </w:r>
-      <w:r>
-        <w:rPr>
-          <w:rStyle w:val="VerbatimChar"/>
-        </w:rPr>
-        <w:t>KH</w:t>
-      </w:r>
-      <w:r>
-        <w:rPr>
-          <w:rStyle w:val="VerbatimChar"/>
-        </w:rPr>
-        <w:t>Ẩ</w:t>
-      </w:r>
-      <w:r>
-        <w:rPr>
-          <w:rStyle w:val="VerbatimChar"/>
-        </w:rPr>
-        <w:t>N C</w:t>
-      </w:r>
-      <w:r>
-        <w:rPr>
-          <w:rStyle w:val="VerbatimChar"/>
-        </w:rPr>
-        <w:t>Ấ</w:t>
-      </w:r>
-      <w:r>
-        <w:rPr>
-          <w:rStyle w:val="VerbatimChar"/>
-        </w:rPr>
-        <w:t>P!]</w:t>
-      </w:r>
-      <w:r>
-        <w:br/>
-      </w:r>
-      <w:r>
-        <w:rPr>
-          <w:rStyle w:val="VerbatimChar"/>
-        </w:rPr>
-        <w:t xml:space="preserve">    </w:t>
-      </w:r>
-      <w:r>
-        <w:br/>
-      </w:r>
-      <w:r>
-        <w:rPr>
-          <w:rStyle w:val="VerbatimChar"/>
-        </w:rPr>
-        <w:t xml:space="preserve">    P --&gt; Q[Báo BP HS, B</w:t>
-      </w:r>
-      <w:r>
-        <w:rPr>
-          <w:rStyle w:val="VerbatimChar"/>
-        </w:rPr>
-        <w:t>ả</w:t>
-      </w:r>
-      <w:r>
-        <w:rPr>
-          <w:rStyle w:val="VerbatimChar"/>
-        </w:rPr>
-        <w:t>o v</w:t>
-      </w:r>
-      <w:r>
-        <w:rPr>
-          <w:rStyle w:val="VerbatimChar"/>
-        </w:rPr>
-        <w:t>ệ</w:t>
-      </w:r>
-      <w:r>
-        <w:rPr>
-          <w:rStyle w:val="VerbatimChar"/>
-        </w:rPr>
-        <w:t>, BGH]</w:t>
-      </w:r>
-      <w:r>
-        <w:br/>
-      </w:r>
-      <w:r>
-        <w:rPr>
-          <w:rStyle w:val="VerbatimChar"/>
-        </w:rPr>
-        <w:t xml:space="preserve">    Q --&gt; R[Tìm ki</w:t>
-      </w:r>
-      <w:r>
-        <w:rPr>
-          <w:rStyle w:val="VerbatimChar"/>
-        </w:rPr>
-        <w:t>ế</w:t>
-      </w:r>
-      <w:r>
-        <w:rPr>
-          <w:rStyle w:val="VerbatimChar"/>
-        </w:rPr>
-        <w:t>m: Xem camera, H</w:t>
-      </w:r>
-      <w:r>
-        <w:rPr>
-          <w:rStyle w:val="VerbatimChar"/>
-        </w:rPr>
-        <w:t>ỏ</w:t>
-      </w:r>
-      <w:r>
-        <w:rPr>
-          <w:rStyle w:val="VerbatimChar"/>
-        </w:rPr>
-        <w:t>i b</w:t>
-      </w:r>
-      <w:r>
-        <w:rPr>
-          <w:rStyle w:val="VerbatimChar"/>
-        </w:rPr>
-        <w:t>ạ</w:t>
-      </w:r>
-      <w:r>
-        <w:rPr>
-          <w:rStyle w:val="VerbatimChar"/>
-        </w:rPr>
-        <w:t>n, Tìm trong trư</w:t>
-      </w:r>
-      <w:r>
-        <w:rPr>
-          <w:rStyle w:val="VerbatimChar"/>
-        </w:rPr>
-        <w:t>ờ</w:t>
-      </w:r>
-      <w:r>
-        <w:rPr>
-          <w:rStyle w:val="VerbatimChar"/>
-        </w:rPr>
-        <w:t>ng]</w:t>
-      </w:r>
-      <w:r>
-        <w:br/>
-      </w:r>
-      <w:r>
-        <w:rPr>
-          <w:rStyle w:val="VerbatimChar"/>
-        </w:rPr>
-        <w:t xml:space="preserve">    R --&gt; S{Tìm th</w:t>
-      </w:r>
-      <w:r>
-        <w:rPr>
-          <w:rStyle w:val="VerbatimChar"/>
-        </w:rPr>
-        <w:t>ấ</w:t>
-      </w:r>
-      <w:r>
-        <w:rPr>
-          <w:rStyle w:val="VerbatimChar"/>
-        </w:rPr>
-        <w:t>y?}</w:t>
-      </w:r>
-      <w:r>
-        <w:br/>
-      </w:r>
-      <w:r>
-        <w:rPr>
-          <w:rStyle w:val="VerbatimChar"/>
-        </w:rPr>
-        <w:t xml:space="preserve">    S --&gt;|Có| T[X</w:t>
-      </w:r>
-      <w:r>
-        <w:rPr>
-          <w:rStyle w:val="VerbatimChar"/>
-        </w:rPr>
-        <w:t>ử</w:t>
-      </w:r>
-      <w:r>
-        <w:rPr>
-          <w:rStyle w:val="VerbatimChar"/>
-        </w:rPr>
-        <w:t xml:space="preserve"> lý: K</w:t>
-      </w:r>
-      <w:r>
-        <w:rPr>
-          <w:rStyle w:val="VerbatimChar"/>
-        </w:rPr>
-        <w:t>ỷ</w:t>
-      </w:r>
-      <w:r>
-        <w:rPr>
-          <w:rStyle w:val="VerbatimChar"/>
-        </w:rPr>
-        <w:t xml:space="preserve"> lu</w:t>
-      </w:r>
-      <w:r>
-        <w:rPr>
-          <w:rStyle w:val="VerbatimChar"/>
-        </w:rPr>
-        <w:t>ậ</w:t>
-      </w:r>
-      <w:r>
-        <w:rPr>
-          <w:rStyle w:val="VerbatimChar"/>
-        </w:rPr>
-        <w:t>t, G</w:t>
-      </w:r>
-      <w:r>
-        <w:rPr>
-          <w:rStyle w:val="VerbatimChar"/>
-        </w:rPr>
-        <w:t>ọ</w:t>
-      </w:r>
-      <w:r>
-        <w:rPr>
-          <w:rStyle w:val="VerbatimChar"/>
-        </w:rPr>
-        <w:t>i PH]</w:t>
-      </w:r>
-      <w:r>
-        <w:br/>
-      </w:r>
-      <w:r>
-        <w:rPr>
-          <w:rStyle w:val="VerbatimChar"/>
-        </w:rPr>
-        <w:t xml:space="preserve">    S --&gt;|Không| U[G</w:t>
-      </w:r>
-      <w:r>
-        <w:rPr>
-          <w:rStyle w:val="VerbatimChar"/>
-        </w:rPr>
-        <w:t>ọ</w:t>
-      </w:r>
-      <w:r>
-        <w:rPr>
-          <w:rStyle w:val="VerbatimChar"/>
-        </w:rPr>
-        <w:t>i 113!]</w:t>
-      </w:r>
-      <w:r>
-        <w:br/>
-      </w:r>
-      <w:r>
-        <w:rPr>
-          <w:rStyle w:val="VerbatimChar"/>
-        </w:rPr>
-        <w:t xml:space="preserve">    </w:t>
-      </w:r>
-      <w:r>
-        <w:br/>
-      </w:r>
-      <w:r>
-        <w:rPr>
-          <w:rStyle w:val="VerbatimChar"/>
-        </w:rPr>
-        <w:t xml:space="preserve">    N --&gt; V[Lưu d</w:t>
-      </w:r>
-      <w:r>
-        <w:rPr>
-          <w:rStyle w:val="VerbatimChar"/>
-        </w:rPr>
-        <w:t>ữ</w:t>
-      </w:r>
-      <w:r>
-        <w:rPr>
-          <w:rStyle w:val="VerbatimChar"/>
-        </w:rPr>
-        <w:t xml:space="preserve"> li</w:t>
-      </w:r>
-      <w:r>
-        <w:rPr>
-          <w:rStyle w:val="VerbatimChar"/>
-        </w:rPr>
-        <w:t>ệ</w:t>
-      </w:r>
-      <w:r>
-        <w:rPr>
-          <w:rStyle w:val="VerbatimChar"/>
-        </w:rPr>
-        <w:t>u]</w:t>
-      </w:r>
-      <w:r>
-        <w:br/>
-      </w:r>
-      <w:r>
-        <w:rPr>
-          <w:rStyle w:val="VerbatimChar"/>
-        </w:rPr>
-        <w:t xml:space="preserve">    O --&gt; V</w:t>
-      </w:r>
-      <w:r>
-        <w:br/>
-      </w:r>
-      <w:r>
-        <w:rPr>
-          <w:rStyle w:val="VerbatimChar"/>
-        </w:rPr>
-        <w:t xml:space="preserve">    T --&gt;</w:t>
-      </w:r>
-      <w:r>
-        <w:rPr>
-          <w:rStyle w:val="VerbatimChar"/>
-        </w:rPr>
-        <w:t xml:space="preserve"> V</w:t>
-      </w:r>
-      <w:r>
-        <w:br/>
-      </w:r>
-      <w:r>
-        <w:rPr>
-          <w:rStyle w:val="VerbatimChar"/>
-        </w:rPr>
-        <w:t xml:space="preserve">    </w:t>
-      </w:r>
-      <w:r>
-        <w:br/>
-      </w:r>
-      <w:r>
-        <w:rPr>
-          <w:rStyle w:val="VerbatimChar"/>
-        </w:rPr>
-        <w:t xml:space="preserve">    V --&gt; W[Trong ngày: X</w:t>
-      </w:r>
-      <w:r>
-        <w:rPr>
-          <w:rStyle w:val="VerbatimChar"/>
-        </w:rPr>
-        <w:t>ử</w:t>
-      </w:r>
-      <w:r>
-        <w:rPr>
-          <w:rStyle w:val="VerbatimChar"/>
-        </w:rPr>
-        <w:t xml:space="preserve"> lý tình hu</w:t>
-      </w:r>
-      <w:r>
-        <w:rPr>
-          <w:rStyle w:val="VerbatimChar"/>
-        </w:rPr>
-        <w:t>ố</w:t>
-      </w:r>
-      <w:r>
-        <w:rPr>
-          <w:rStyle w:val="VerbatimChar"/>
-        </w:rPr>
-        <w:t>ng đ</w:t>
-      </w:r>
-      <w:r>
-        <w:rPr>
-          <w:rStyle w:val="VerbatimChar"/>
-        </w:rPr>
-        <w:t>ặ</w:t>
-      </w:r>
-      <w:r>
-        <w:rPr>
-          <w:rStyle w:val="VerbatimChar"/>
-        </w:rPr>
-        <w:t>c bi</w:t>
-      </w:r>
-      <w:r>
-        <w:rPr>
-          <w:rStyle w:val="VerbatimChar"/>
-        </w:rPr>
-        <w:t>ệ</w:t>
-      </w:r>
-      <w:r>
-        <w:rPr>
-          <w:rStyle w:val="VerbatimChar"/>
-        </w:rPr>
-        <w:t>t]</w:t>
-      </w:r>
-      <w:r>
-        <w:br/>
-      </w:r>
-      <w:r>
-        <w:rPr>
-          <w:rStyle w:val="VerbatimChar"/>
-        </w:rPr>
-        <w:t xml:space="preserve">    W --&gt; X[HS đ</w:t>
-      </w:r>
-      <w:r>
-        <w:rPr>
-          <w:rStyle w:val="VerbatimChar"/>
-        </w:rPr>
-        <w:t>ế</w:t>
-      </w:r>
-      <w:r>
-        <w:rPr>
-          <w:rStyle w:val="VerbatimChar"/>
-        </w:rPr>
-        <w:t>n mu</w:t>
-      </w:r>
-      <w:r>
-        <w:rPr>
-          <w:rStyle w:val="VerbatimChar"/>
-        </w:rPr>
-        <w:t>ộ</w:t>
-      </w:r>
-      <w:r>
-        <w:rPr>
-          <w:rStyle w:val="VerbatimChar"/>
-        </w:rPr>
-        <w:t>n → Ghi L]</w:t>
-      </w:r>
-      <w:r>
-        <w:br/>
-      </w:r>
-      <w:r>
-        <w:rPr>
-          <w:rStyle w:val="VerbatimChar"/>
-        </w:rPr>
-        <w:lastRenderedPageBreak/>
-        <w:t xml:space="preserve">    X --&gt; Y[HS xin v</w:t>
-      </w:r>
-      <w:r>
-        <w:rPr>
-          <w:rStyle w:val="VerbatimChar"/>
-        </w:rPr>
-        <w:t>ề</w:t>
-      </w:r>
-      <w:r>
-        <w:rPr>
-          <w:rStyle w:val="VerbatimChar"/>
-        </w:rPr>
-        <w:t xml:space="preserve"> s</w:t>
-      </w:r>
-      <w:r>
-        <w:rPr>
-          <w:rStyle w:val="VerbatimChar"/>
-        </w:rPr>
-        <w:t>ớ</w:t>
-      </w:r>
-      <w:r>
-        <w:rPr>
-          <w:rStyle w:val="VerbatimChar"/>
-        </w:rPr>
-        <w:t>m → PH ký biên b</w:t>
-      </w:r>
-      <w:r>
-        <w:rPr>
-          <w:rStyle w:val="VerbatimChar"/>
-        </w:rPr>
-        <w:t>ả</w:t>
-      </w:r>
-      <w:r>
-        <w:rPr>
-          <w:rStyle w:val="VerbatimChar"/>
-        </w:rPr>
-        <w:t>n, Ghi E]</w:t>
-      </w:r>
-      <w:r>
-        <w:br/>
-      </w:r>
-      <w:r>
-        <w:rPr>
-          <w:rStyle w:val="VerbatimChar"/>
-        </w:rPr>
-        <w:t xml:space="preserve">    Y --&gt; Z[HS </w:t>
-      </w:r>
-      <w:r>
-        <w:rPr>
-          <w:rStyle w:val="VerbatimChar"/>
-        </w:rPr>
-        <w:t>ố</w:t>
-      </w:r>
-      <w:r>
-        <w:rPr>
-          <w:rStyle w:val="VerbatimChar"/>
-        </w:rPr>
-        <w:t>m → Xu</w:t>
-      </w:r>
-      <w:r>
-        <w:rPr>
-          <w:rStyle w:val="VerbatimChar"/>
-        </w:rPr>
-        <w:t>ố</w:t>
-      </w:r>
-      <w:r>
-        <w:rPr>
-          <w:rStyle w:val="VerbatimChar"/>
-        </w:rPr>
-        <w:t>ng Y t</w:t>
-      </w:r>
-      <w:r>
-        <w:rPr>
-          <w:rStyle w:val="VerbatimChar"/>
-        </w:rPr>
-        <w:t>ế</w:t>
-      </w:r>
-      <w:r>
-        <w:rPr>
-          <w:rStyle w:val="VerbatimChar"/>
-        </w:rPr>
-        <w:t>, Ghi I ho</w:t>
-      </w:r>
-      <w:r>
-        <w:rPr>
-          <w:rStyle w:val="VerbatimChar"/>
-        </w:rPr>
-        <w:t>ặ</w:t>
-      </w:r>
-      <w:r>
-        <w:rPr>
-          <w:rStyle w:val="VerbatimChar"/>
-        </w:rPr>
-        <w:t>c E]</w:t>
-      </w:r>
-      <w:r>
-        <w:br/>
-      </w:r>
-      <w:r>
-        <w:rPr>
-          <w:rStyle w:val="VerbatimChar"/>
-        </w:rPr>
-        <w:t xml:space="preserve">    </w:t>
-      </w:r>
-      <w:r>
-        <w:br/>
-      </w:r>
-      <w:r>
-        <w:rPr>
-          <w:rStyle w:val="VerbatimChar"/>
-        </w:rPr>
-        <w:t xml:space="preserve">    Z --&gt; AA[Cu</w:t>
-      </w:r>
-      <w:r>
-        <w:rPr>
-          <w:rStyle w:val="VerbatimChar"/>
-        </w:rPr>
-        <w:t>ố</w:t>
-      </w:r>
-      <w:r>
-        <w:rPr>
-          <w:rStyle w:val="VerbatimChar"/>
-        </w:rPr>
-        <w:t>i ngày: Rà soát, Lưu tr</w:t>
-      </w:r>
-      <w:r>
-        <w:rPr>
-          <w:rStyle w:val="VerbatimChar"/>
-        </w:rPr>
-        <w:t>ữ</w:t>
-      </w:r>
-      <w:r>
-        <w:rPr>
-          <w:rStyle w:val="VerbatimChar"/>
-        </w:rPr>
-        <w:t>]</w:t>
-      </w:r>
-      <w:r>
-        <w:br/>
-      </w:r>
-      <w:r>
-        <w:rPr>
-          <w:rStyle w:val="VerbatimChar"/>
-        </w:rPr>
-        <w:t xml:space="preserve">    AA --&gt; AB[Ph</w:t>
-      </w:r>
-      <w:r>
-        <w:rPr>
-          <w:rStyle w:val="VerbatimChar"/>
-        </w:rPr>
-        <w:t>ầ</w:t>
-      </w:r>
-      <w:r>
-        <w:rPr>
-          <w:rStyle w:val="VerbatimChar"/>
-        </w:rPr>
-        <w:t>n m</w:t>
-      </w:r>
-      <w:r>
-        <w:rPr>
-          <w:rStyle w:val="VerbatimChar"/>
-        </w:rPr>
-        <w:t>ề</w:t>
-      </w:r>
-      <w:r>
-        <w:rPr>
-          <w:rStyle w:val="VerbatimChar"/>
-        </w:rPr>
-        <w:t>m: Backup t</w:t>
-      </w:r>
-      <w:r>
-        <w:rPr>
-          <w:rStyle w:val="VerbatimChar"/>
-        </w:rPr>
-        <w:t>ự</w:t>
-      </w:r>
-      <w:r>
-        <w:rPr>
-          <w:rStyle w:val="VerbatimChar"/>
-        </w:rPr>
-        <w:t xml:space="preserve"> đ</w:t>
-      </w:r>
-      <w:r>
-        <w:rPr>
-          <w:rStyle w:val="VerbatimChar"/>
-        </w:rPr>
-        <w:t>ộ</w:t>
-      </w:r>
-      <w:r>
-        <w:rPr>
-          <w:rStyle w:val="VerbatimChar"/>
-        </w:rPr>
-        <w:t>ng]</w:t>
-      </w:r>
-      <w:r>
-        <w:br/>
-      </w:r>
-      <w:r>
-        <w:rPr>
-          <w:rStyle w:val="VerbatimChar"/>
-        </w:rPr>
-        <w:t xml:space="preserve">    AB --&gt; AC[Gi</w:t>
-      </w:r>
-      <w:r>
-        <w:rPr>
-          <w:rStyle w:val="VerbatimChar"/>
-        </w:rPr>
-        <w:t>ấ</w:t>
-      </w:r>
-      <w:r>
-        <w:rPr>
-          <w:rStyle w:val="VerbatimChar"/>
-        </w:rPr>
-        <w:t>y: Lưu vào T</w:t>
-      </w:r>
-      <w:r>
-        <w:rPr>
-          <w:rStyle w:val="VerbatimChar"/>
-        </w:rPr>
-        <w:t>ủ</w:t>
-      </w:r>
-      <w:r>
-        <w:rPr>
-          <w:rStyle w:val="VerbatimChar"/>
-        </w:rPr>
-        <w:t xml:space="preserve"> h</w:t>
-      </w:r>
-      <w:r>
-        <w:rPr>
-          <w:rStyle w:val="VerbatimChar"/>
-        </w:rPr>
-        <w:t>ồ</w:t>
-      </w:r>
-      <w:r>
-        <w:rPr>
-          <w:rStyle w:val="VerbatimChar"/>
-        </w:rPr>
-        <w:t xml:space="preserve"> sơ]</w:t>
-      </w:r>
-      <w:r>
-        <w:br/>
-      </w:r>
-      <w:r>
-        <w:rPr>
-          <w:rStyle w:val="VerbatimChar"/>
-        </w:rPr>
-        <w:t xml:space="preserve">    AC --&gt; AD[✅ Hoàn thành đi</w:t>
-      </w:r>
-      <w:r>
-        <w:rPr>
-          <w:rStyle w:val="VerbatimChar"/>
-        </w:rPr>
-        <w:t>ể</w:t>
-      </w:r>
-      <w:r>
-        <w:rPr>
-          <w:rStyle w:val="VerbatimChar"/>
-        </w:rPr>
-        <w:t>m danh ngày]</w:t>
-      </w:r>
-    </w:p>
-    <w:p>
-      <w:pPr>
-        <w:pStyle w:val="Heading2"/>
+        <w:spacing w:before="100" w:beforeAutospacing="1" w:after="100" w:afterAutospacing="1" w:line="240" w:lineRule="auto"/>
+        <w:outlineLvl w:val="2"/>
+        <w:rPr>
+          <w:rFonts w:eastAsia="Times New Roman" w:cs="Times New Roman"/>
+          <w:b/>
+          <w:bCs/>
+          <w:sz w:val="27"/>
+          <w:szCs w:val="27"/>
+        </w:rPr>
       </w:pPr>
       <w:bookmarkStart w:id="20" w:name="biểu-mẫu-liên-quan"/>
       <w:bookmarkEnd w:id="19"/>
       <w:r>
-        <w:t>9. BI</w:t>
+        <w:rPr>
+          <w:rFonts w:eastAsia="Times New Roman" w:cs="Times New Roman"/>
+          <w:b/>
+          <w:bCs/>
+          <w:sz w:val="27"/>
+          <w:szCs w:val="27"/>
+        </w:rPr>
+        <w:t>Bước 1. Chuẩn bị trước giờ học</w:t>
+      </w:r>
+    </w:p>
+    <w:p>
+      <w:pPr>
+        <w:numPr>
+          <w:ilvl w:val="0"/>
+          <w:numId w:val="10"/>
+        </w:numPr>
+        <w:spacing w:before="100" w:beforeAutospacing="1" w:after="100" w:afterAutospacing="1" w:line="240" w:lineRule="auto"/>
+        <w:rPr>
+          <w:rFonts w:eastAsia="Times New Roman" w:cs="Times New Roman"/>
+          <w:szCs w:val="24"/>
+        </w:rPr>
+      </w:pPr>
+      <w:r>
+        <w:rPr>
+          <w:rFonts w:eastAsia="Times New Roman" w:cs="Times New Roman"/>
+          <w:szCs w:val="24"/>
+        </w:rPr>
+        <w:t xml:space="preserve">Chuẩn bị </w:t>
+      </w:r>
+      <w:r>
+        <w:rPr>
+          <w:rFonts w:eastAsia="Times New Roman" w:cs="Times New Roman"/>
+          <w:b/>
+          <w:bCs/>
+          <w:szCs w:val="24"/>
+        </w:rPr>
+        <w:t>Danh sách học sinh</w:t>
+      </w:r>
+      <w:r>
+        <w:rPr>
+          <w:rFonts w:eastAsia="Times New Roman" w:cs="Times New Roman"/>
+          <w:szCs w:val="24"/>
+        </w:rPr>
+        <w:t>.</w:t>
+      </w:r>
+    </w:p>
+    <w:p>
+      <w:pPr>
+        <w:numPr>
+          <w:ilvl w:val="0"/>
+          <w:numId w:val="10"/>
+        </w:numPr>
+        <w:spacing w:before="100" w:beforeAutospacing="1" w:after="100" w:afterAutospacing="1" w:line="240" w:lineRule="auto"/>
+        <w:rPr>
+          <w:rFonts w:eastAsia="Times New Roman" w:cs="Times New Roman"/>
+          <w:szCs w:val="24"/>
+        </w:rPr>
+      </w:pPr>
+      <w:r>
+        <w:rPr>
+          <w:rFonts w:eastAsia="Times New Roman" w:cs="Times New Roman"/>
+          <w:szCs w:val="24"/>
+        </w:rPr>
+        <w:lastRenderedPageBreak/>
+        <w:t xml:space="preserve">Chuẩn bị </w:t>
+      </w:r>
+      <w:r>
+        <w:rPr>
+          <w:rFonts w:eastAsia="Times New Roman" w:cs="Times New Roman"/>
+          <w:b/>
+          <w:bCs/>
+          <w:szCs w:val="24"/>
+        </w:rPr>
+        <w:t>công cụ điểm danh</w:t>
+      </w:r>
+      <w:r>
+        <w:rPr>
+          <w:rFonts w:eastAsia="Times New Roman" w:cs="Times New Roman"/>
+          <w:szCs w:val="24"/>
+        </w:rPr>
+        <w:t>:</w:t>
+      </w:r>
+    </w:p>
+    <w:p>
+      <w:pPr>
+        <w:numPr>
+          <w:ilvl w:val="1"/>
+          <w:numId w:val="10"/>
+        </w:numPr>
+        <w:spacing w:before="100" w:beforeAutospacing="1" w:after="100" w:afterAutospacing="1" w:line="240" w:lineRule="auto"/>
+        <w:rPr>
+          <w:rFonts w:eastAsia="Times New Roman" w:cs="Times New Roman"/>
+          <w:szCs w:val="24"/>
+        </w:rPr>
+      </w:pPr>
+      <w:r>
+        <w:rPr>
+          <w:rFonts w:eastAsia="Times New Roman" w:cs="Times New Roman"/>
+          <w:szCs w:val="24"/>
+        </w:rPr>
+        <w:t>Sổ giấy / Phiếu điểm danh</w:t>
+      </w:r>
+    </w:p>
+    <w:p>
+      <w:pPr>
+        <w:numPr>
+          <w:ilvl w:val="1"/>
+          <w:numId w:val="10"/>
+        </w:numPr>
+        <w:spacing w:before="100" w:beforeAutospacing="1" w:after="100" w:afterAutospacing="1" w:line="240" w:lineRule="auto"/>
+        <w:rPr>
+          <w:rFonts w:eastAsia="Times New Roman" w:cs="Times New Roman"/>
+          <w:szCs w:val="24"/>
+        </w:rPr>
+      </w:pPr>
+      <w:r>
+        <w:rPr>
+          <w:rFonts w:eastAsia="Times New Roman" w:cs="Times New Roman"/>
+          <w:szCs w:val="24"/>
+        </w:rPr>
+        <w:t>Phần mềm/App</w:t>
+      </w:r>
+    </w:p>
+    <w:p>
+      <w:pPr>
+        <w:numPr>
+          <w:ilvl w:val="1"/>
+          <w:numId w:val="10"/>
+        </w:numPr>
+        <w:spacing w:before="100" w:beforeAutospacing="1" w:after="100" w:afterAutospacing="1" w:line="240" w:lineRule="auto"/>
+        <w:rPr>
+          <w:rFonts w:eastAsia="Times New Roman" w:cs="Times New Roman"/>
+          <w:szCs w:val="24"/>
+        </w:rPr>
+      </w:pPr>
+      <w:r>
+        <w:rPr>
+          <w:rFonts w:eastAsia="Times New Roman" w:cs="Times New Roman"/>
+          <w:szCs w:val="24"/>
+        </w:rPr>
+        <w:t>Hệ thống quẹt thẻ (nếu có)</w:t>
+      </w:r>
+    </w:p>
+    <w:p>
+      <w:pPr>
+        <w:spacing w:line="240" w:lineRule="auto"/>
+        <w:rPr>
+          <w:rFonts w:eastAsia="Times New Roman" w:cs="Times New Roman"/>
+          <w:szCs w:val="24"/>
+        </w:rPr>
+      </w:pPr>
+      <w:r>
+        <w:rPr>
+          <w:rFonts w:eastAsia="Times New Roman" w:cs="Times New Roman"/>
+          <w:szCs w:val="24"/>
+        </w:rPr>
+        <w:pict w14:anchorId="30D3F329">
+          <v:rect id="_x0000_i1028" style="width:0;height:1.5pt" o:hralign="center" o:hrstd="t" o:hr="t" fillcolor="#a0a0a0" stroked="f"/>
+        </w:pict>
+      </w:r>
+    </w:p>
+    <w:p>
+      <w:pPr>
+        <w:spacing w:before="100" w:beforeAutospacing="1" w:after="100" w:afterAutospacing="1" w:line="240" w:lineRule="auto"/>
+        <w:outlineLvl w:val="2"/>
+        <w:rPr>
+          <w:rFonts w:eastAsia="Times New Roman" w:cs="Times New Roman"/>
+          <w:b/>
+          <w:bCs/>
+          <w:sz w:val="27"/>
+          <w:szCs w:val="27"/>
+        </w:rPr>
+      </w:pPr>
+      <w:r>
+        <w:rPr>
+          <w:rFonts w:eastAsia="Times New Roman" w:cs="Times New Roman"/>
+          <w:b/>
+          <w:bCs/>
+          <w:sz w:val="27"/>
+          <w:szCs w:val="27"/>
+        </w:rPr>
+        <w:t>Bước 2. Giáo viên vào lớp</w:t>
+      </w:r>
+    </w:p>
+    <w:p>
+      <w:pPr>
+        <w:numPr>
+          <w:ilvl w:val="0"/>
+          <w:numId w:val="11"/>
+        </w:numPr>
+        <w:spacing w:before="100" w:beforeAutospacing="1" w:after="100" w:afterAutospacing="1" w:line="240" w:lineRule="auto"/>
+        <w:rPr>
+          <w:rFonts w:eastAsia="Times New Roman" w:cs="Times New Roman"/>
+          <w:szCs w:val="24"/>
+        </w:rPr>
+      </w:pPr>
+      <w:r>
+        <w:rPr>
+          <w:rFonts w:eastAsia="Times New Roman" w:cs="Times New Roman"/>
+          <w:b/>
+          <w:bCs/>
+          <w:szCs w:val="24"/>
+        </w:rPr>
+        <w:t>07:30</w:t>
+      </w:r>
+      <w:r>
+        <w:rPr>
+          <w:rFonts w:eastAsia="Times New Roman" w:cs="Times New Roman"/>
+          <w:szCs w:val="24"/>
+        </w:rPr>
+        <w:t xml:space="preserve"> – GV vào lớp.</w:t>
+      </w:r>
+    </w:p>
+    <w:p>
+      <w:pPr>
+        <w:numPr>
+          <w:ilvl w:val="0"/>
+          <w:numId w:val="11"/>
+        </w:numPr>
+        <w:spacing w:before="100" w:beforeAutospacing="1" w:after="100" w:afterAutospacing="1" w:line="240" w:lineRule="auto"/>
+        <w:rPr>
+          <w:rFonts w:eastAsia="Times New Roman" w:cs="Times New Roman"/>
+          <w:szCs w:val="24"/>
+        </w:rPr>
+      </w:pPr>
+      <w:r>
+        <w:rPr>
+          <w:rFonts w:eastAsia="Times New Roman" w:cs="Times New Roman"/>
+          <w:szCs w:val="24"/>
+        </w:rPr>
+        <w:t>Chào lớp.</w:t>
+      </w:r>
+    </w:p>
+    <w:p>
+      <w:pPr>
+        <w:numPr>
+          <w:ilvl w:val="0"/>
+          <w:numId w:val="11"/>
+        </w:numPr>
+        <w:spacing w:before="100" w:beforeAutospacing="1" w:after="100" w:afterAutospacing="1" w:line="240" w:lineRule="auto"/>
+        <w:rPr>
+          <w:rFonts w:eastAsia="Times New Roman" w:cs="Times New Roman"/>
+          <w:szCs w:val="24"/>
+        </w:rPr>
+      </w:pPr>
+      <w:r>
+        <w:rPr>
+          <w:rFonts w:eastAsia="Times New Roman" w:cs="Times New Roman"/>
+          <w:szCs w:val="24"/>
+        </w:rPr>
+        <w:t xml:space="preserve">Kiểm tra nhanh </w:t>
+      </w:r>
+      <w:r>
+        <w:rPr>
+          <w:rFonts w:eastAsia="Times New Roman" w:cs="Times New Roman"/>
+          <w:b/>
+          <w:bCs/>
+          <w:szCs w:val="24"/>
+        </w:rPr>
+        <w:t>trang phục – tác phong</w:t>
+      </w:r>
+      <w:r>
+        <w:rPr>
+          <w:rFonts w:eastAsia="Times New Roman" w:cs="Times New Roman"/>
+          <w:szCs w:val="24"/>
+        </w:rPr>
+        <w:t>.</w:t>
+      </w:r>
+    </w:p>
+    <w:p>
+      <w:pPr>
+        <w:spacing w:line="240" w:lineRule="auto"/>
+        <w:rPr>
+          <w:rFonts w:eastAsia="Times New Roman" w:cs="Times New Roman"/>
+          <w:szCs w:val="24"/>
+        </w:rPr>
+      </w:pPr>
+      <w:r>
+        <w:rPr>
+          <w:rFonts w:eastAsia="Times New Roman" w:cs="Times New Roman"/>
+          <w:szCs w:val="24"/>
+        </w:rPr>
+        <w:pict w14:anchorId="4E244489">
+          <v:rect id="_x0000_i1029" style="width:0;height:1.5pt" o:hralign="center" o:hrstd="t" o:hr="t" fillcolor="#a0a0a0" stroked="f"/>
+        </w:pict>
+      </w:r>
+    </w:p>
+    <w:p>
+      <w:pPr>
+        <w:spacing w:before="100" w:beforeAutospacing="1" w:after="100" w:afterAutospacing="1" w:line="240" w:lineRule="auto"/>
+        <w:outlineLvl w:val="2"/>
+        <w:rPr>
+          <w:rFonts w:eastAsia="Times New Roman" w:cs="Times New Roman"/>
+          <w:b/>
+          <w:bCs/>
+          <w:sz w:val="27"/>
+          <w:szCs w:val="27"/>
+        </w:rPr>
+      </w:pPr>
+      <w:r>
+        <w:rPr>
+          <w:rFonts w:eastAsia="Times New Roman" w:cs="Times New Roman"/>
+          <w:b/>
+          <w:bCs/>
+          <w:sz w:val="27"/>
+          <w:szCs w:val="27"/>
+        </w:rPr>
+        <w:t>Bước 3. Thực hiện điểm danh</w:t>
+      </w:r>
+    </w:p>
+    <w:p>
+      <w:pPr>
+        <w:spacing w:before="100" w:beforeAutospacing="1" w:after="100" w:afterAutospacing="1" w:line="240" w:lineRule="auto"/>
+        <w:rPr>
+          <w:rFonts w:eastAsia="Times New Roman" w:cs="Times New Roman"/>
+          <w:szCs w:val="24"/>
+        </w:rPr>
+      </w:pPr>
+      <w:r>
+        <w:rPr>
+          <w:rFonts w:eastAsia="Times New Roman" w:cs="Times New Roman"/>
+          <w:szCs w:val="24"/>
+        </w:rPr>
+        <w:t xml:space="preserve">GV thực hiện điểm danh theo </w:t>
+      </w:r>
+      <w:r>
+        <w:rPr>
+          <w:rFonts w:eastAsia="Times New Roman" w:cs="Times New Roman"/>
+          <w:b/>
+          <w:bCs/>
+          <w:szCs w:val="24"/>
+        </w:rPr>
+        <w:t>một trong ba phương thức</w:t>
+      </w:r>
+      <w:r>
+        <w:rPr>
+          <w:rFonts w:eastAsia="Times New Roman" w:cs="Times New Roman"/>
+          <w:szCs w:val="24"/>
+        </w:rPr>
+        <w:t>:</w:t>
+      </w:r>
+    </w:p>
+    <w:p>
+      <w:pPr>
+        <w:spacing w:before="100" w:beforeAutospacing="1" w:after="100" w:afterAutospacing="1" w:line="240" w:lineRule="auto"/>
+        <w:outlineLvl w:val="3"/>
+        <w:rPr>
+          <w:rFonts w:eastAsia="Times New Roman" w:cs="Times New Roman"/>
+          <w:b/>
+          <w:bCs/>
+          <w:szCs w:val="24"/>
+        </w:rPr>
+      </w:pPr>
+      <w:r>
+        <w:rPr>
+          <w:rFonts w:eastAsia="Times New Roman" w:cs="Times New Roman"/>
+          <w:b/>
+          <w:bCs/>
+          <w:szCs w:val="24"/>
+        </w:rPr>
+        <w:t>3.1. Điểm danh bằng giấy</w:t>
+      </w:r>
+    </w:p>
+    <w:p>
+      <w:pPr>
+        <w:numPr>
+          <w:ilvl w:val="0"/>
+          <w:numId w:val="12"/>
+        </w:numPr>
+        <w:spacing w:before="100" w:beforeAutospacing="1" w:after="100" w:afterAutospacing="1" w:line="240" w:lineRule="auto"/>
+        <w:rPr>
+          <w:rFonts w:eastAsia="Times New Roman" w:cs="Times New Roman"/>
+          <w:szCs w:val="24"/>
+        </w:rPr>
+      </w:pPr>
+      <w:r>
+        <w:rPr>
+          <w:rFonts w:eastAsia="Times New Roman" w:cs="Times New Roman"/>
+          <w:szCs w:val="24"/>
+        </w:rPr>
+        <w:t>Gọi tên từng học sinh.</w:t>
+      </w:r>
+    </w:p>
+    <w:p>
+      <w:pPr>
+        <w:numPr>
+          <w:ilvl w:val="0"/>
+          <w:numId w:val="12"/>
+        </w:numPr>
+        <w:spacing w:before="100" w:beforeAutospacing="1" w:after="100" w:afterAutospacing="1" w:line="240" w:lineRule="auto"/>
+        <w:rPr>
+          <w:rFonts w:eastAsia="Times New Roman" w:cs="Times New Roman"/>
+          <w:szCs w:val="24"/>
+        </w:rPr>
+      </w:pPr>
+      <w:r>
+        <w:rPr>
+          <w:rFonts w:eastAsia="Times New Roman" w:cs="Times New Roman"/>
+          <w:szCs w:val="24"/>
+        </w:rPr>
+        <w:t>Ghi ký hiệu:</w:t>
+      </w:r>
+    </w:p>
+    <w:p>
+      <w:pPr>
+        <w:numPr>
+          <w:ilvl w:val="1"/>
+          <w:numId w:val="12"/>
+        </w:numPr>
+        <w:spacing w:before="100" w:beforeAutospacing="1" w:after="100" w:afterAutospacing="1" w:line="240" w:lineRule="auto"/>
+        <w:rPr>
+          <w:rFonts w:eastAsia="Times New Roman" w:cs="Times New Roman"/>
+          <w:szCs w:val="24"/>
+        </w:rPr>
+      </w:pPr>
+      <w:r>
+        <w:rPr>
+          <w:rFonts w:eastAsia="Times New Roman" w:cs="Times New Roman"/>
+          <w:b/>
+          <w:bCs/>
+          <w:szCs w:val="24"/>
+        </w:rPr>
+        <w:t>P</w:t>
+      </w:r>
+      <w:r>
+        <w:rPr>
+          <w:rFonts w:eastAsia="Times New Roman" w:cs="Times New Roman"/>
+          <w:szCs w:val="24"/>
+        </w:rPr>
+        <w:t xml:space="preserve"> – Có mặt</w:t>
+      </w:r>
+    </w:p>
+    <w:p>
+      <w:pPr>
+        <w:numPr>
+          <w:ilvl w:val="1"/>
+          <w:numId w:val="12"/>
+        </w:numPr>
+        <w:spacing w:before="100" w:beforeAutospacing="1" w:after="100" w:afterAutospacing="1" w:line="240" w:lineRule="auto"/>
+        <w:rPr>
+          <w:rFonts w:eastAsia="Times New Roman" w:cs="Times New Roman"/>
+          <w:szCs w:val="24"/>
+        </w:rPr>
+      </w:pPr>
+      <w:r>
+        <w:rPr>
+          <w:rFonts w:eastAsia="Times New Roman" w:cs="Times New Roman"/>
+          <w:b/>
+          <w:bCs/>
+          <w:szCs w:val="24"/>
+        </w:rPr>
+        <w:t>A</w:t>
+      </w:r>
+      <w:r>
+        <w:rPr>
+          <w:rFonts w:eastAsia="Times New Roman" w:cs="Times New Roman"/>
+          <w:szCs w:val="24"/>
+        </w:rPr>
+        <w:t xml:space="preserve"> – Vắng</w:t>
+      </w:r>
+    </w:p>
+    <w:p>
+      <w:pPr>
+        <w:numPr>
+          <w:ilvl w:val="1"/>
+          <w:numId w:val="12"/>
+        </w:numPr>
+        <w:spacing w:before="100" w:beforeAutospacing="1" w:after="100" w:afterAutospacing="1" w:line="240" w:lineRule="auto"/>
+        <w:rPr>
+          <w:rFonts w:eastAsia="Times New Roman" w:cs="Times New Roman"/>
+          <w:szCs w:val="24"/>
+        </w:rPr>
+      </w:pPr>
+      <w:r>
+        <w:rPr>
+          <w:rFonts w:eastAsia="Times New Roman" w:cs="Times New Roman"/>
+          <w:b/>
+          <w:bCs/>
+          <w:szCs w:val="24"/>
+        </w:rPr>
+        <w:t>L</w:t>
+      </w:r>
+      <w:r>
+        <w:rPr>
+          <w:rFonts w:eastAsia="Times New Roman" w:cs="Times New Roman"/>
+          <w:szCs w:val="24"/>
+        </w:rPr>
+        <w:t xml:space="preserve"> – Đi muộn</w:t>
+      </w:r>
+    </w:p>
+    <w:p>
+      <w:pPr>
+        <w:numPr>
+          <w:ilvl w:val="1"/>
+          <w:numId w:val="12"/>
+        </w:numPr>
+        <w:spacing w:before="100" w:beforeAutospacing="1" w:after="100" w:afterAutospacing="1" w:line="240" w:lineRule="auto"/>
+        <w:rPr>
+          <w:rFonts w:eastAsia="Times New Roman" w:cs="Times New Roman"/>
+          <w:szCs w:val="24"/>
+        </w:rPr>
+      </w:pPr>
+      <w:r>
+        <w:rPr>
+          <w:rFonts w:eastAsia="Times New Roman" w:cs="Times New Roman"/>
+          <w:b/>
+          <w:bCs/>
+          <w:szCs w:val="24"/>
+        </w:rPr>
+        <w:t>E</w:t>
+      </w:r>
+      <w:r>
+        <w:rPr>
+          <w:rFonts w:eastAsia="Times New Roman" w:cs="Times New Roman"/>
+          <w:szCs w:val="24"/>
+        </w:rPr>
+        <w:t xml:space="preserve"> – Về sớm</w:t>
+      </w:r>
+    </w:p>
+    <w:p>
+      <w:pPr>
+        <w:numPr>
+          <w:ilvl w:val="1"/>
+          <w:numId w:val="12"/>
+        </w:numPr>
+        <w:spacing w:before="100" w:beforeAutospacing="1" w:after="100" w:afterAutospacing="1" w:line="240" w:lineRule="auto"/>
+        <w:rPr>
+          <w:rFonts w:eastAsia="Times New Roman" w:cs="Times New Roman"/>
+          <w:szCs w:val="24"/>
+        </w:rPr>
+      </w:pPr>
+      <w:r>
+        <w:rPr>
+          <w:rFonts w:eastAsia="Times New Roman" w:cs="Times New Roman"/>
+          <w:b/>
+          <w:bCs/>
+          <w:szCs w:val="24"/>
+        </w:rPr>
+        <w:t>I</w:t>
+      </w:r>
+      <w:r>
+        <w:rPr>
+          <w:rFonts w:eastAsia="Times New Roman" w:cs="Times New Roman"/>
+          <w:szCs w:val="24"/>
+        </w:rPr>
+        <w:t xml:space="preserve"> – Nghỉ ốm / Y tế</w:t>
+      </w:r>
+    </w:p>
+    <w:p>
+      <w:pPr>
+        <w:spacing w:before="100" w:beforeAutospacing="1" w:after="100" w:afterAutospacing="1" w:line="240" w:lineRule="auto"/>
+        <w:outlineLvl w:val="3"/>
+        <w:rPr>
+          <w:rFonts w:eastAsia="Times New Roman" w:cs="Times New Roman"/>
+          <w:b/>
+          <w:bCs/>
+          <w:szCs w:val="24"/>
+        </w:rPr>
+      </w:pPr>
+      <w:r>
+        <w:rPr>
+          <w:rFonts w:eastAsia="Times New Roman" w:cs="Times New Roman"/>
+          <w:b/>
+          <w:bCs/>
+          <w:szCs w:val="24"/>
+        </w:rPr>
+        <w:t>3.2. Điểm danh bằng phần mềm</w:t>
+      </w:r>
+    </w:p>
+    <w:p>
+      <w:pPr>
+        <w:numPr>
+          <w:ilvl w:val="0"/>
+          <w:numId w:val="13"/>
+        </w:numPr>
+        <w:spacing w:before="100" w:beforeAutospacing="1" w:after="100" w:afterAutospacing="1" w:line="240" w:lineRule="auto"/>
+        <w:rPr>
+          <w:rFonts w:eastAsia="Times New Roman" w:cs="Times New Roman"/>
+          <w:szCs w:val="24"/>
+        </w:rPr>
+      </w:pPr>
+      <w:r>
+        <w:rPr>
+          <w:rFonts w:eastAsia="Times New Roman" w:cs="Times New Roman"/>
+          <w:szCs w:val="24"/>
+        </w:rPr>
+        <w:t>Quan sát lớp.</w:t>
+      </w:r>
+    </w:p>
+    <w:p>
+      <w:pPr>
+        <w:numPr>
+          <w:ilvl w:val="0"/>
+          <w:numId w:val="13"/>
+        </w:numPr>
+        <w:spacing w:before="100" w:beforeAutospacing="1" w:after="100" w:afterAutospacing="1" w:line="240" w:lineRule="auto"/>
+        <w:rPr>
+          <w:rFonts w:eastAsia="Times New Roman" w:cs="Times New Roman"/>
+          <w:szCs w:val="24"/>
+        </w:rPr>
+      </w:pPr>
+      <w:r>
+        <w:rPr>
+          <w:rFonts w:eastAsia="Times New Roman" w:cs="Times New Roman"/>
+          <w:szCs w:val="24"/>
+        </w:rPr>
+        <w:t>Tick trạng thái từng HS trên App/Hệ thống.</w:t>
+      </w:r>
+    </w:p>
+    <w:p>
+      <w:pPr>
+        <w:spacing w:before="100" w:beforeAutospacing="1" w:after="100" w:afterAutospacing="1" w:line="240" w:lineRule="auto"/>
+        <w:outlineLvl w:val="3"/>
+        <w:rPr>
+          <w:rFonts w:eastAsia="Times New Roman" w:cs="Times New Roman"/>
+          <w:b/>
+          <w:bCs/>
+          <w:szCs w:val="24"/>
+        </w:rPr>
+      </w:pPr>
+      <w:r>
+        <w:rPr>
+          <w:rFonts w:eastAsia="Times New Roman" w:cs="Times New Roman"/>
+          <w:b/>
+          <w:bCs/>
+          <w:szCs w:val="24"/>
+        </w:rPr>
+        <w:t>3.3. Điểm danh tự động</w:t>
+      </w:r>
+    </w:p>
+    <w:p>
+      <w:pPr>
+        <w:numPr>
+          <w:ilvl w:val="0"/>
+          <w:numId w:val="14"/>
+        </w:numPr>
+        <w:spacing w:before="100" w:beforeAutospacing="1" w:after="100" w:afterAutospacing="1" w:line="240" w:lineRule="auto"/>
+        <w:rPr>
+          <w:rFonts w:eastAsia="Times New Roman" w:cs="Times New Roman"/>
+          <w:szCs w:val="24"/>
+        </w:rPr>
+      </w:pPr>
+      <w:r>
+        <w:rPr>
+          <w:rFonts w:eastAsia="Times New Roman" w:cs="Times New Roman"/>
+          <w:szCs w:val="24"/>
+        </w:rPr>
+        <w:t xml:space="preserve">Kiểm tra danh sách HS đã </w:t>
+      </w:r>
+      <w:r>
+        <w:rPr>
+          <w:rFonts w:eastAsia="Times New Roman" w:cs="Times New Roman"/>
+          <w:b/>
+          <w:bCs/>
+          <w:szCs w:val="24"/>
+        </w:rPr>
+        <w:t>quẹt thẻ</w:t>
+      </w:r>
+      <w:r>
+        <w:rPr>
+          <w:rFonts w:eastAsia="Times New Roman" w:cs="Times New Roman"/>
+          <w:szCs w:val="24"/>
+        </w:rPr>
+        <w:t>.</w:t>
+      </w:r>
+    </w:p>
+    <w:p>
+      <w:pPr>
+        <w:spacing w:line="240" w:lineRule="auto"/>
+        <w:rPr>
+          <w:rFonts w:eastAsia="Times New Roman" w:cs="Times New Roman"/>
+          <w:szCs w:val="24"/>
+        </w:rPr>
+      </w:pPr>
+      <w:r>
+        <w:rPr>
+          <w:rFonts w:eastAsia="Times New Roman" w:cs="Times New Roman"/>
+          <w:szCs w:val="24"/>
+        </w:rPr>
+        <w:pict w14:anchorId="60661109">
+          <v:rect id="_x0000_i1030" style="width:0;height:1.5pt" o:hralign="center" o:hrstd="t" o:hr="t" fillcolor="#a0a0a0" stroked="f"/>
+        </w:pict>
+      </w:r>
+    </w:p>
+    <w:p>
+      <w:pPr>
+        <w:spacing w:before="100" w:beforeAutospacing="1" w:after="100" w:afterAutospacing="1" w:line="240" w:lineRule="auto"/>
+        <w:outlineLvl w:val="2"/>
+        <w:rPr>
+          <w:rFonts w:eastAsia="Times New Roman" w:cs="Times New Roman"/>
+          <w:b/>
+          <w:bCs/>
+          <w:sz w:val="27"/>
+          <w:szCs w:val="27"/>
+        </w:rPr>
+      </w:pPr>
+      <w:r>
+        <w:rPr>
+          <w:rFonts w:eastAsia="Times New Roman" w:cs="Times New Roman"/>
+          <w:b/>
+          <w:bCs/>
+          <w:sz w:val="27"/>
+          <w:szCs w:val="27"/>
+        </w:rPr>
+        <w:t>Bước 4. Thông báo kết quả</w:t>
+      </w:r>
+    </w:p>
+    <w:p>
+      <w:pPr>
+        <w:numPr>
+          <w:ilvl w:val="0"/>
+          <w:numId w:val="15"/>
+        </w:numPr>
+        <w:spacing w:before="100" w:beforeAutospacing="1" w:after="100" w:afterAutospacing="1" w:line="240" w:lineRule="auto"/>
+        <w:rPr>
+          <w:rFonts w:eastAsia="Times New Roman" w:cs="Times New Roman"/>
+          <w:szCs w:val="24"/>
+        </w:rPr>
+      </w:pPr>
+      <w:r>
+        <w:rPr>
+          <w:rFonts w:eastAsia="Times New Roman" w:cs="Times New Roman"/>
+          <w:szCs w:val="24"/>
+        </w:rPr>
+        <w:t>Thông báo nhanh:</w:t>
+      </w:r>
+    </w:p>
+    <w:p>
+      <w:pPr>
+        <w:numPr>
+          <w:ilvl w:val="1"/>
+          <w:numId w:val="15"/>
+        </w:numPr>
+        <w:spacing w:before="100" w:beforeAutospacing="1" w:after="100" w:afterAutospacing="1" w:line="240" w:lineRule="auto"/>
+        <w:rPr>
+          <w:rFonts w:eastAsia="Times New Roman" w:cs="Times New Roman"/>
+          <w:szCs w:val="24"/>
+        </w:rPr>
+      </w:pPr>
+      <w:r>
+        <w:rPr>
+          <w:rFonts w:eastAsia="Times New Roman" w:cs="Times New Roman"/>
+          <w:szCs w:val="24"/>
+        </w:rPr>
+        <w:t>Sĩ số</w:t>
+      </w:r>
+    </w:p>
+    <w:p>
+      <w:pPr>
+        <w:numPr>
+          <w:ilvl w:val="1"/>
+          <w:numId w:val="15"/>
+        </w:numPr>
+        <w:spacing w:before="100" w:beforeAutospacing="1" w:after="100" w:afterAutospacing="1" w:line="240" w:lineRule="auto"/>
+        <w:rPr>
+          <w:rFonts w:eastAsia="Times New Roman" w:cs="Times New Roman"/>
+          <w:szCs w:val="24"/>
+        </w:rPr>
+      </w:pPr>
+      <w:r>
+        <w:rPr>
+          <w:rFonts w:eastAsia="Times New Roman" w:cs="Times New Roman"/>
+          <w:szCs w:val="24"/>
+        </w:rPr>
+        <w:t>Số HS có mặt</w:t>
+      </w:r>
+    </w:p>
+    <w:p>
+      <w:pPr>
+        <w:numPr>
+          <w:ilvl w:val="1"/>
+          <w:numId w:val="15"/>
+        </w:numPr>
+        <w:spacing w:before="100" w:beforeAutospacing="1" w:after="100" w:afterAutospacing="1" w:line="240" w:lineRule="auto"/>
+        <w:rPr>
+          <w:rFonts w:eastAsia="Times New Roman" w:cs="Times New Roman"/>
+          <w:szCs w:val="24"/>
+        </w:rPr>
+      </w:pPr>
+      <w:r>
+        <w:rPr>
+          <w:rFonts w:eastAsia="Times New Roman" w:cs="Times New Roman"/>
+          <w:szCs w:val="24"/>
+        </w:rPr>
+        <w:t>Danh sách HS vắng</w:t>
+      </w:r>
+    </w:p>
+    <w:p>
+      <w:pPr>
+        <w:spacing w:line="240" w:lineRule="auto"/>
+        <w:rPr>
+          <w:rFonts w:eastAsia="Times New Roman" w:cs="Times New Roman"/>
+          <w:szCs w:val="24"/>
+        </w:rPr>
+      </w:pPr>
+      <w:r>
+        <w:rPr>
+          <w:rFonts w:eastAsia="Times New Roman" w:cs="Times New Roman"/>
+          <w:szCs w:val="24"/>
+        </w:rPr>
+        <w:lastRenderedPageBreak/>
+        <w:pict w14:anchorId="46A87B3C">
+          <v:rect id="_x0000_i1031" style="width:0;height:1.5pt" o:hralign="center" o:hrstd="t" o:hr="t" fillcolor="#a0a0a0" stroked="f"/>
+        </w:pict>
+      </w:r>
+    </w:p>
+    <w:p>
+      <w:pPr>
+        <w:spacing w:before="100" w:beforeAutospacing="1" w:after="100" w:afterAutospacing="1" w:line="240" w:lineRule="auto"/>
+        <w:outlineLvl w:val="2"/>
+        <w:rPr>
+          <w:rFonts w:eastAsia="Times New Roman" w:cs="Times New Roman"/>
+          <w:b/>
+          <w:bCs/>
+          <w:sz w:val="27"/>
+          <w:szCs w:val="27"/>
+        </w:rPr>
+      </w:pPr>
+      <w:r>
+        <w:rPr>
+          <w:rFonts w:eastAsia="Times New Roman" w:cs="Times New Roman"/>
+          <w:b/>
+          <w:bCs/>
+          <w:sz w:val="27"/>
+          <w:szCs w:val="27"/>
+        </w:rPr>
+        <w:t>Bước 5. Xử lý học sinh vắng</w:t>
+      </w:r>
+    </w:p>
+    <w:p>
+      <w:pPr>
+        <w:numPr>
+          <w:ilvl w:val="0"/>
+          <w:numId w:val="16"/>
+        </w:numPr>
+        <w:spacing w:before="100" w:beforeAutospacing="1" w:after="100" w:afterAutospacing="1" w:line="240" w:lineRule="auto"/>
+        <w:rPr>
+          <w:rFonts w:eastAsia="Times New Roman" w:cs="Times New Roman"/>
+          <w:szCs w:val="24"/>
+        </w:rPr>
+      </w:pPr>
+      <w:r>
+        <w:rPr>
+          <w:rFonts w:eastAsia="Times New Roman" w:cs="Times New Roman"/>
+          <w:szCs w:val="24"/>
+        </w:rPr>
+        <w:t>Ghi nhận danh sách HS vắng.</w:t>
+      </w:r>
+    </w:p>
+    <w:p>
+      <w:pPr>
+        <w:numPr>
+          <w:ilvl w:val="0"/>
+          <w:numId w:val="16"/>
+        </w:numPr>
+        <w:spacing w:before="100" w:beforeAutospacing="1" w:after="100" w:afterAutospacing="1" w:line="240" w:lineRule="auto"/>
+        <w:rPr>
+          <w:rFonts w:eastAsia="Times New Roman" w:cs="Times New Roman"/>
+          <w:szCs w:val="24"/>
+        </w:rPr>
+      </w:pPr>
+      <w:r>
+        <w:rPr>
+          <w:rFonts w:eastAsia="Times New Roman" w:cs="Times New Roman"/>
+          <w:b/>
+          <w:bCs/>
+          <w:szCs w:val="24"/>
+        </w:rPr>
+        <w:t>Gọi điện / Nhắn tin PH ngay trong buổi sáng</w:t>
+      </w:r>
+      <w:r>
+        <w:rPr>
+          <w:rFonts w:eastAsia="Times New Roman" w:cs="Times New Roman"/>
+          <w:szCs w:val="24"/>
+        </w:rPr>
+        <w:t>.</w:t>
+      </w:r>
+    </w:p>
+    <w:p>
+      <w:pPr>
+        <w:spacing w:line="240" w:lineRule="auto"/>
+        <w:rPr>
+          <w:rFonts w:eastAsia="Times New Roman" w:cs="Times New Roman"/>
+          <w:szCs w:val="24"/>
+        </w:rPr>
+      </w:pPr>
+      <w:r>
+        <w:rPr>
+          <w:rFonts w:eastAsia="Times New Roman" w:cs="Times New Roman"/>
+          <w:szCs w:val="24"/>
+        </w:rPr>
+        <w:pict w14:anchorId="488C7507">
+          <v:rect id="_x0000_i1032" style="width:0;height:1.5pt" o:hralign="center" o:hrstd="t" o:hr="t" fillcolor="#a0a0a0" stroked="f"/>
+        </w:pict>
+      </w:r>
+    </w:p>
+    <w:p>
+      <w:pPr>
+        <w:spacing w:before="100" w:beforeAutospacing="1" w:after="100" w:afterAutospacing="1" w:line="240" w:lineRule="auto"/>
+        <w:outlineLvl w:val="2"/>
+        <w:rPr>
+          <w:rFonts w:eastAsia="Times New Roman" w:cs="Times New Roman"/>
+          <w:b/>
+          <w:bCs/>
+          <w:sz w:val="27"/>
+          <w:szCs w:val="27"/>
+        </w:rPr>
+      </w:pPr>
+      <w:r>
+        <w:rPr>
+          <w:rFonts w:eastAsia="Times New Roman" w:cs="Times New Roman"/>
+          <w:b/>
+          <w:bCs/>
+          <w:sz w:val="27"/>
+          <w:szCs w:val="27"/>
+        </w:rPr>
+        <w:t>Bước 6. Xác nhận lý do vắng</w:t>
+      </w:r>
+    </w:p>
+    <w:p>
+      <w:pPr>
+        <w:spacing w:before="100" w:beforeAutospacing="1" w:after="100" w:afterAutospacing="1" w:line="240" w:lineRule="auto"/>
+        <w:rPr>
+          <w:rFonts w:eastAsia="Times New Roman" w:cs="Times New Roman"/>
+          <w:szCs w:val="24"/>
+        </w:rPr>
+      </w:pPr>
+      <w:r>
+        <w:rPr>
+          <w:rFonts w:eastAsia="Times New Roman" w:cs="Times New Roman"/>
+          <w:szCs w:val="24"/>
+        </w:rPr>
+        <w:t>Sau khi liên hệ PH:</w:t>
+      </w:r>
+    </w:p>
+    <w:p>
+      <w:pPr>
+        <w:spacing w:before="100" w:beforeAutospacing="1" w:after="100" w:afterAutospacing="1" w:line="240" w:lineRule="auto"/>
+        <w:outlineLvl w:val="3"/>
+        <w:rPr>
+          <w:rFonts w:eastAsia="Times New Roman" w:cs="Times New Roman"/>
+          <w:b/>
+          <w:bCs/>
+          <w:szCs w:val="24"/>
+        </w:rPr>
+      </w:pPr>
+      <w:r>
+        <w:rPr>
+          <w:rFonts w:eastAsia="Times New Roman" w:cs="Times New Roman"/>
+          <w:b/>
+          <w:bCs/>
+          <w:szCs w:val="24"/>
+        </w:rPr>
+        <w:t>6.1. PH cho nghỉ và có đơn</w:t>
+      </w:r>
+    </w:p>
+    <w:p>
+      <w:pPr>
+        <w:numPr>
+          <w:ilvl w:val="0"/>
+          <w:numId w:val="17"/>
+        </w:numPr>
+        <w:spacing w:before="100" w:beforeAutospacing="1" w:after="100" w:afterAutospacing="1" w:line="240" w:lineRule="auto"/>
+        <w:rPr>
+          <w:rFonts w:eastAsia="Times New Roman" w:cs="Times New Roman"/>
+          <w:szCs w:val="24"/>
+        </w:rPr>
+      </w:pPr>
+      <w:r>
+        <w:rPr>
+          <w:rFonts w:eastAsia="Times New Roman" w:cs="Times New Roman"/>
+          <w:szCs w:val="24"/>
+        </w:rPr>
+        <w:t xml:space="preserve">Cập nhật: </w:t>
+      </w:r>
+      <w:r>
+        <w:rPr>
+          <w:rFonts w:eastAsia="Times New Roman" w:cs="Times New Roman"/>
+          <w:b/>
+          <w:bCs/>
+          <w:szCs w:val="24"/>
+        </w:rPr>
+        <w:t>AP – Vắng có phép</w:t>
+      </w:r>
+    </w:p>
+    <w:p>
+      <w:pPr>
+        <w:spacing w:before="100" w:beforeAutospacing="1" w:after="100" w:afterAutospacing="1" w:line="240" w:lineRule="auto"/>
+        <w:outlineLvl w:val="3"/>
+        <w:rPr>
+          <w:rFonts w:eastAsia="Times New Roman" w:cs="Times New Roman"/>
+          <w:b/>
+          <w:bCs/>
+          <w:szCs w:val="24"/>
+        </w:rPr>
+      </w:pPr>
+      <w:r>
+        <w:rPr>
+          <w:rFonts w:eastAsia="Times New Roman" w:cs="Times New Roman"/>
+          <w:b/>
+          <w:bCs/>
+          <w:szCs w:val="24"/>
+        </w:rPr>
+        <w:t>6.2. PH cho nghỉ nhưng chưa có đơn</w:t>
+      </w:r>
+    </w:p>
+    <w:p>
+      <w:pPr>
+        <w:numPr>
+          <w:ilvl w:val="0"/>
+          <w:numId w:val="18"/>
+        </w:numPr>
+        <w:spacing w:before="100" w:beforeAutospacing="1" w:after="100" w:afterAutospacing="1" w:line="240" w:lineRule="auto"/>
+        <w:rPr>
+          <w:rFonts w:eastAsia="Times New Roman" w:cs="Times New Roman"/>
+          <w:szCs w:val="24"/>
+        </w:rPr>
+      </w:pPr>
+      <w:r>
+        <w:rPr>
+          <w:rFonts w:eastAsia="Times New Roman" w:cs="Times New Roman"/>
+          <w:szCs w:val="24"/>
+        </w:rPr>
+        <w:t xml:space="preserve">Tạm ghi </w:t>
+      </w:r>
+      <w:r>
+        <w:rPr>
+          <w:rFonts w:eastAsia="Times New Roman" w:cs="Times New Roman"/>
+          <w:b/>
+          <w:bCs/>
+          <w:szCs w:val="24"/>
+        </w:rPr>
+        <w:t>A</w:t>
+      </w:r>
+    </w:p>
+    <w:p>
+      <w:pPr>
+        <w:numPr>
+          <w:ilvl w:val="0"/>
+          <w:numId w:val="18"/>
+        </w:numPr>
+        <w:spacing w:before="100" w:beforeAutospacing="1" w:after="100" w:afterAutospacing="1" w:line="240" w:lineRule="auto"/>
+        <w:rPr>
+          <w:rFonts w:eastAsia="Times New Roman" w:cs="Times New Roman"/>
+          <w:szCs w:val="24"/>
+        </w:rPr>
+      </w:pPr>
+      <w:r>
+        <w:rPr>
+          <w:rFonts w:eastAsia="Times New Roman" w:cs="Times New Roman"/>
+          <w:szCs w:val="24"/>
+        </w:rPr>
+        <w:t xml:space="preserve">Yêu cầu </w:t>
+      </w:r>
+      <w:r>
+        <w:rPr>
+          <w:rFonts w:eastAsia="Times New Roman" w:cs="Times New Roman"/>
+          <w:b/>
+          <w:bCs/>
+          <w:szCs w:val="24"/>
+        </w:rPr>
+        <w:t>bổ sung đơn trong vòng 3 ngày</w:t>
+      </w:r>
+    </w:p>
+    <w:p>
+      <w:pPr>
+        <w:spacing w:before="100" w:beforeAutospacing="1" w:after="100" w:afterAutospacing="1" w:line="240" w:lineRule="auto"/>
+        <w:outlineLvl w:val="3"/>
+        <w:rPr>
+          <w:rFonts w:eastAsia="Times New Roman" w:cs="Times New Roman"/>
+          <w:b/>
+          <w:bCs/>
+          <w:szCs w:val="24"/>
+        </w:rPr>
+      </w:pPr>
+      <w:r>
+        <w:rPr>
+          <w:rFonts w:eastAsia="Times New Roman" w:cs="Times New Roman"/>
+          <w:b/>
+          <w:bCs/>
+          <w:szCs w:val="24"/>
+        </w:rPr>
+        <w:t>6.3. PH không biết con vắng</w:t>
+      </w:r>
+    </w:p>
+    <w:p>
+      <w:pPr>
+        <w:numPr>
+          <w:ilvl w:val="0"/>
+          <w:numId w:val="19"/>
+        </w:numPr>
+        <w:spacing w:before="100" w:beforeAutospacing="1" w:after="100" w:afterAutospacing="1" w:line="240" w:lineRule="auto"/>
+        <w:rPr>
+          <w:rFonts w:eastAsia="Times New Roman" w:cs="Times New Roman"/>
+          <w:szCs w:val="24"/>
+        </w:rPr>
+      </w:pPr>
+      <w:r>
+        <w:rPr>
+          <w:rFonts w:ascii="Segoe UI Emoji" w:eastAsia="Times New Roman" w:hAnsi="Segoe UI Emoji" w:cs="Segoe UI Emoji"/>
+          <w:szCs w:val="24"/>
+        </w:rPr>
+        <w:t>⚠️</w:t>
+      </w:r>
+      <w:r>
+        <w:rPr>
+          <w:rFonts w:eastAsia="Times New Roman" w:cs="Times New Roman"/>
+          <w:szCs w:val="24"/>
+        </w:rPr>
+        <w:t xml:space="preserve"> </w:t>
+      </w:r>
+      <w:r>
+        <w:rPr>
+          <w:rFonts w:eastAsia="Times New Roman" w:cs="Times New Roman"/>
+          <w:b/>
+          <w:bCs/>
+          <w:szCs w:val="24"/>
+        </w:rPr>
+        <w:t>TÌNH HUỐNG KHẨN CẤP</w:t>
+      </w:r>
+    </w:p>
+    <w:p>
+      <w:pPr>
+        <w:spacing w:line="240" w:lineRule="auto"/>
+        <w:rPr>
+          <w:rFonts w:eastAsia="Times New Roman" w:cs="Times New Roman"/>
+          <w:szCs w:val="24"/>
+        </w:rPr>
+      </w:pPr>
+      <w:r>
+        <w:rPr>
+          <w:rFonts w:eastAsia="Times New Roman" w:cs="Times New Roman"/>
+          <w:szCs w:val="24"/>
+        </w:rPr>
+        <w:pict w14:anchorId="4F726B47">
+          <v:rect id="_x0000_i1033" style="width:0;height:1.5pt" o:hralign="center" o:hrstd="t" o:hr="t" fillcolor="#a0a0a0" stroked="f"/>
+        </w:pict>
+      </w:r>
+    </w:p>
+    <w:p>
+      <w:pPr>
+        <w:spacing w:before="100" w:beforeAutospacing="1" w:after="100" w:afterAutospacing="1" w:line="240" w:lineRule="auto"/>
+        <w:outlineLvl w:val="2"/>
+        <w:rPr>
+          <w:rFonts w:eastAsia="Times New Roman" w:cs="Times New Roman"/>
+          <w:b/>
+          <w:bCs/>
+          <w:sz w:val="27"/>
+          <w:szCs w:val="27"/>
+        </w:rPr>
+      </w:pPr>
+      <w:r>
+        <w:rPr>
+          <w:rFonts w:eastAsia="Times New Roman" w:cs="Times New Roman"/>
+          <w:b/>
+          <w:bCs/>
+          <w:sz w:val="27"/>
+          <w:szCs w:val="27"/>
+        </w:rPr>
+        <w:t>Bước 7. Xử lý tình huống khẩn cấp</w:t>
+      </w:r>
+    </w:p>
+    <w:p>
+      <w:pPr>
+        <w:numPr>
+          <w:ilvl w:val="0"/>
+          <w:numId w:val="20"/>
+        </w:numPr>
+        <w:spacing w:before="100" w:beforeAutospacing="1" w:after="100" w:afterAutospacing="1" w:line="240" w:lineRule="auto"/>
+        <w:rPr>
+          <w:rFonts w:eastAsia="Times New Roman" w:cs="Times New Roman"/>
+          <w:szCs w:val="24"/>
+        </w:rPr>
+      </w:pPr>
+      <w:r>
+        <w:rPr>
+          <w:rFonts w:eastAsia="Times New Roman" w:cs="Times New Roman"/>
+          <w:szCs w:val="24"/>
+        </w:rPr>
+        <w:t>Báo ngay:</w:t>
+      </w:r>
+    </w:p>
+    <w:p>
+      <w:pPr>
+        <w:numPr>
+          <w:ilvl w:val="1"/>
+          <w:numId w:val="20"/>
+        </w:numPr>
+        <w:spacing w:before="100" w:beforeAutospacing="1" w:after="100" w:afterAutospacing="1" w:line="240" w:lineRule="auto"/>
+        <w:rPr>
+          <w:rFonts w:eastAsia="Times New Roman" w:cs="Times New Roman"/>
+          <w:szCs w:val="24"/>
+        </w:rPr>
+      </w:pPr>
+      <w:r>
+        <w:rPr>
+          <w:rFonts w:eastAsia="Times New Roman" w:cs="Times New Roman"/>
+          <w:szCs w:val="24"/>
+        </w:rPr>
+        <w:t>Bộ phận HS</w:t>
+      </w:r>
+    </w:p>
+    <w:p>
+      <w:pPr>
+        <w:numPr>
+          <w:ilvl w:val="1"/>
+          <w:numId w:val="20"/>
+        </w:numPr>
+        <w:spacing w:before="100" w:beforeAutospacing="1" w:after="100" w:afterAutospacing="1" w:line="240" w:lineRule="auto"/>
+        <w:rPr>
+          <w:rFonts w:eastAsia="Times New Roman" w:cs="Times New Roman"/>
+          <w:szCs w:val="24"/>
+        </w:rPr>
+      </w:pPr>
+      <w:r>
+        <w:rPr>
+          <w:rFonts w:eastAsia="Times New Roman" w:cs="Times New Roman"/>
+          <w:szCs w:val="24"/>
+        </w:rPr>
+        <w:t>Bảo vệ</w:t>
+      </w:r>
+    </w:p>
+    <w:p>
+      <w:pPr>
+        <w:numPr>
+          <w:ilvl w:val="1"/>
+          <w:numId w:val="20"/>
+        </w:numPr>
+        <w:spacing w:before="100" w:beforeAutospacing="1" w:after="100" w:afterAutospacing="1" w:line="240" w:lineRule="auto"/>
+        <w:rPr>
+          <w:rFonts w:eastAsia="Times New Roman" w:cs="Times New Roman"/>
+          <w:szCs w:val="24"/>
+        </w:rPr>
+      </w:pPr>
+      <w:r>
+        <w:rPr>
+          <w:rFonts w:eastAsia="Times New Roman" w:cs="Times New Roman"/>
+          <w:szCs w:val="24"/>
+        </w:rPr>
+        <w:t>BGH</w:t>
+      </w:r>
+    </w:p>
+    <w:p>
+      <w:pPr>
+        <w:numPr>
+          <w:ilvl w:val="0"/>
+          <w:numId w:val="20"/>
+        </w:numPr>
+        <w:spacing w:before="100" w:beforeAutospacing="1" w:after="100" w:afterAutospacing="1" w:line="240" w:lineRule="auto"/>
+        <w:rPr>
+          <w:rFonts w:eastAsia="Times New Roman" w:cs="Times New Roman"/>
+          <w:szCs w:val="24"/>
+        </w:rPr>
+      </w:pPr>
+      <w:r>
+        <w:rPr>
+          <w:rFonts w:eastAsia="Times New Roman" w:cs="Times New Roman"/>
+          <w:szCs w:val="24"/>
+        </w:rPr>
+        <w:t>Thực hiện tìm kiếm:</w:t>
+      </w:r>
+    </w:p>
+    <w:p>
+      <w:pPr>
+        <w:numPr>
+          <w:ilvl w:val="1"/>
+          <w:numId w:val="20"/>
+        </w:numPr>
+        <w:spacing w:before="100" w:beforeAutospacing="1" w:after="100" w:afterAutospacing="1" w:line="240" w:lineRule="auto"/>
+        <w:rPr>
+          <w:rFonts w:eastAsia="Times New Roman" w:cs="Times New Roman"/>
+          <w:szCs w:val="24"/>
+        </w:rPr>
+      </w:pPr>
+      <w:r>
+        <w:rPr>
+          <w:rFonts w:eastAsia="Times New Roman" w:cs="Times New Roman"/>
+          <w:szCs w:val="24"/>
+        </w:rPr>
+        <w:t>Xem camera</w:t>
+      </w:r>
+    </w:p>
+    <w:p>
+      <w:pPr>
+        <w:numPr>
+          <w:ilvl w:val="1"/>
+          <w:numId w:val="20"/>
+        </w:numPr>
+        <w:spacing w:before="100" w:beforeAutospacing="1" w:after="100" w:afterAutospacing="1" w:line="240" w:lineRule="auto"/>
+        <w:rPr>
+          <w:rFonts w:eastAsia="Times New Roman" w:cs="Times New Roman"/>
+          <w:szCs w:val="24"/>
+        </w:rPr>
+      </w:pPr>
+      <w:r>
+        <w:rPr>
+          <w:rFonts w:eastAsia="Times New Roman" w:cs="Times New Roman"/>
+          <w:szCs w:val="24"/>
+        </w:rPr>
+        <w:t>Hỏi bạn cùng lớp</w:t>
+      </w:r>
+    </w:p>
+    <w:p>
+      <w:pPr>
+        <w:numPr>
+          <w:ilvl w:val="1"/>
+          <w:numId w:val="20"/>
+        </w:numPr>
+        <w:spacing w:before="100" w:beforeAutospacing="1" w:after="100" w:afterAutospacing="1" w:line="240" w:lineRule="auto"/>
+        <w:rPr>
+          <w:rFonts w:eastAsia="Times New Roman" w:cs="Times New Roman"/>
+          <w:szCs w:val="24"/>
+        </w:rPr>
+      </w:pPr>
+      <w:r>
+        <w:rPr>
+          <w:rFonts w:eastAsia="Times New Roman" w:cs="Times New Roman"/>
+          <w:szCs w:val="24"/>
+        </w:rPr>
+        <w:t>Kiểm tra khuôn viên trường</w:t>
+      </w:r>
+    </w:p>
+    <w:p>
+      <w:pPr>
+        <w:spacing w:before="100" w:beforeAutospacing="1" w:after="100" w:afterAutospacing="1" w:line="240" w:lineRule="auto"/>
+        <w:outlineLvl w:val="3"/>
+        <w:rPr>
+          <w:rFonts w:eastAsia="Times New Roman" w:cs="Times New Roman"/>
+          <w:b/>
+          <w:bCs/>
+          <w:szCs w:val="24"/>
+        </w:rPr>
+      </w:pPr>
+      <w:r>
+        <w:rPr>
+          <w:rFonts w:eastAsia="Times New Roman" w:cs="Times New Roman"/>
+          <w:b/>
+          <w:bCs/>
+          <w:szCs w:val="24"/>
+        </w:rPr>
+        <w:t>Kết quả tìm kiếm</w:t>
+      </w:r>
+    </w:p>
+    <w:p>
+      <w:pPr>
+        <w:numPr>
+          <w:ilvl w:val="0"/>
+          <w:numId w:val="21"/>
+        </w:numPr>
+        <w:spacing w:before="100" w:beforeAutospacing="1" w:after="100" w:afterAutospacing="1" w:line="240" w:lineRule="auto"/>
+        <w:rPr>
+          <w:rFonts w:eastAsia="Times New Roman" w:cs="Times New Roman"/>
+          <w:szCs w:val="24"/>
+        </w:rPr>
+      </w:pPr>
+      <w:r>
+        <w:rPr>
+          <w:rFonts w:eastAsia="Times New Roman" w:cs="Times New Roman"/>
+          <w:b/>
+          <w:bCs/>
+          <w:szCs w:val="24"/>
+        </w:rPr>
+        <w:t>Tìm thấy HS</w:t>
+      </w:r>
+      <w:r>
+        <w:rPr>
+          <w:rFonts w:eastAsia="Times New Roman" w:cs="Times New Roman"/>
+          <w:szCs w:val="24"/>
+        </w:rPr>
+        <w:t>:</w:t>
+      </w:r>
+    </w:p>
+    <w:p>
+      <w:pPr>
+        <w:numPr>
+          <w:ilvl w:val="1"/>
+          <w:numId w:val="21"/>
+        </w:numPr>
+        <w:spacing w:before="100" w:beforeAutospacing="1" w:after="100" w:afterAutospacing="1" w:line="240" w:lineRule="auto"/>
+        <w:rPr>
+          <w:rFonts w:eastAsia="Times New Roman" w:cs="Times New Roman"/>
+          <w:szCs w:val="24"/>
+        </w:rPr>
+      </w:pPr>
+      <w:r>
+        <w:rPr>
+          <w:rFonts w:eastAsia="Times New Roman" w:cs="Times New Roman"/>
+          <w:szCs w:val="24"/>
+        </w:rPr>
+        <w:t>Xử lý kỷ luật theo quy định</w:t>
+      </w:r>
+    </w:p>
+    <w:p>
+      <w:pPr>
+        <w:numPr>
+          <w:ilvl w:val="1"/>
+          <w:numId w:val="21"/>
+        </w:numPr>
+        <w:spacing w:before="100" w:beforeAutospacing="1" w:after="100" w:afterAutospacing="1" w:line="240" w:lineRule="auto"/>
+        <w:rPr>
+          <w:rFonts w:eastAsia="Times New Roman" w:cs="Times New Roman"/>
+          <w:szCs w:val="24"/>
+        </w:rPr>
+      </w:pPr>
+      <w:r>
+        <w:rPr>
+          <w:rFonts w:eastAsia="Times New Roman" w:cs="Times New Roman"/>
+          <w:szCs w:val="24"/>
+        </w:rPr>
+        <w:t>Gọi PH đến làm việc</w:t>
+      </w:r>
+    </w:p>
+    <w:p>
+      <w:pPr>
+        <w:numPr>
+          <w:ilvl w:val="0"/>
+          <w:numId w:val="21"/>
+        </w:numPr>
+        <w:spacing w:before="100" w:beforeAutospacing="1" w:after="100" w:afterAutospacing="1" w:line="240" w:lineRule="auto"/>
+        <w:rPr>
+          <w:rFonts w:eastAsia="Times New Roman" w:cs="Times New Roman"/>
+          <w:szCs w:val="24"/>
+        </w:rPr>
+      </w:pPr>
+      <w:r>
+        <w:rPr>
+          <w:rFonts w:eastAsia="Times New Roman" w:cs="Times New Roman"/>
+          <w:b/>
+          <w:bCs/>
+          <w:szCs w:val="24"/>
+        </w:rPr>
+        <w:t>Không tìm thấy HS</w:t>
+      </w:r>
+      <w:r>
+        <w:rPr>
+          <w:rFonts w:eastAsia="Times New Roman" w:cs="Times New Roman"/>
+          <w:szCs w:val="24"/>
+        </w:rPr>
+        <w:t>:</w:t>
+      </w:r>
+    </w:p>
+    <w:p>
+      <w:pPr>
+        <w:numPr>
+          <w:ilvl w:val="1"/>
+          <w:numId w:val="21"/>
+        </w:numPr>
+        <w:spacing w:before="100" w:beforeAutospacing="1" w:after="100" w:afterAutospacing="1" w:line="240" w:lineRule="auto"/>
+        <w:rPr>
+          <w:rFonts w:eastAsia="Times New Roman" w:cs="Times New Roman"/>
+          <w:szCs w:val="24"/>
+        </w:rPr>
+      </w:pPr>
+      <w:r>
+        <w:rPr>
+          <w:rFonts w:eastAsia="Times New Roman" w:cs="Times New Roman"/>
+          <w:szCs w:val="24"/>
+        </w:rPr>
+        <w:t xml:space="preserve">Gọi </w:t>
+      </w:r>
+      <w:r>
+        <w:rPr>
+          <w:rFonts w:eastAsia="Times New Roman" w:cs="Times New Roman"/>
+          <w:b/>
+          <w:bCs/>
+          <w:szCs w:val="24"/>
+        </w:rPr>
+        <w:t>113</w:t>
+      </w:r>
+      <w:r>
+        <w:rPr>
+          <w:rFonts w:eastAsia="Times New Roman" w:cs="Times New Roman"/>
+          <w:szCs w:val="24"/>
+        </w:rPr>
+        <w:t xml:space="preserve"> theo quy trình an ninh</w:t>
+      </w:r>
+    </w:p>
+    <w:p>
+      <w:pPr>
+        <w:spacing w:line="240" w:lineRule="auto"/>
+        <w:rPr>
+          <w:rFonts w:eastAsia="Times New Roman" w:cs="Times New Roman"/>
+          <w:szCs w:val="24"/>
+        </w:rPr>
+      </w:pPr>
+      <w:r>
+        <w:rPr>
+          <w:rFonts w:eastAsia="Times New Roman" w:cs="Times New Roman"/>
+          <w:szCs w:val="24"/>
+        </w:rPr>
+        <w:lastRenderedPageBreak/>
+        <w:pict w14:anchorId="738A658C">
+          <v:rect id="_x0000_i1034" style="width:0;height:1.5pt" o:hralign="center" o:hrstd="t" o:hr="t" fillcolor="#a0a0a0" stroked="f"/>
+        </w:pict>
+      </w:r>
+    </w:p>
+    <w:p>
+      <w:pPr>
+        <w:spacing w:before="100" w:beforeAutospacing="1" w:after="100" w:afterAutospacing="1" w:line="240" w:lineRule="auto"/>
+        <w:outlineLvl w:val="2"/>
+        <w:rPr>
+          <w:rFonts w:eastAsia="Times New Roman" w:cs="Times New Roman"/>
+          <w:b/>
+          <w:bCs/>
+          <w:sz w:val="27"/>
+          <w:szCs w:val="27"/>
+        </w:rPr>
+      </w:pPr>
+      <w:r>
+        <w:rPr>
+          <w:rFonts w:eastAsia="Times New Roman" w:cs="Times New Roman"/>
+          <w:b/>
+          <w:bCs/>
+          <w:sz w:val="27"/>
+          <w:szCs w:val="27"/>
+        </w:rPr>
+        <w:t>Bước 8. Lưu dữ liệu điểm danh</w:t>
+      </w:r>
+    </w:p>
+    <w:p>
+      <w:pPr>
+        <w:numPr>
+          <w:ilvl w:val="0"/>
+          <w:numId w:val="22"/>
+        </w:numPr>
+        <w:spacing w:before="100" w:beforeAutospacing="1" w:after="100" w:afterAutospacing="1" w:line="240" w:lineRule="auto"/>
+        <w:rPr>
+          <w:rFonts w:eastAsia="Times New Roman" w:cs="Times New Roman"/>
+          <w:szCs w:val="24"/>
+        </w:rPr>
+      </w:pPr>
+      <w:r>
+        <w:rPr>
+          <w:rFonts w:eastAsia="Times New Roman" w:cs="Times New Roman"/>
+          <w:szCs w:val="24"/>
+        </w:rPr>
+        <w:t>Lưu trạng thái cuối cùng:</w:t>
+      </w:r>
+    </w:p>
+    <w:p>
+      <w:pPr>
+        <w:numPr>
+          <w:ilvl w:val="1"/>
+          <w:numId w:val="22"/>
+        </w:numPr>
+        <w:spacing w:before="100" w:beforeAutospacing="1" w:after="100" w:afterAutospacing="1" w:line="240" w:lineRule="auto"/>
+        <w:rPr>
+          <w:rFonts w:eastAsia="Times New Roman" w:cs="Times New Roman"/>
+          <w:szCs w:val="24"/>
+        </w:rPr>
+      </w:pPr>
+      <w:r>
+        <w:rPr>
+          <w:rFonts w:eastAsia="Times New Roman" w:cs="Times New Roman"/>
+          <w:szCs w:val="24"/>
+        </w:rPr>
+        <w:t>AP / A / L / E / I</w:t>
+      </w:r>
+    </w:p>
+    <w:p>
+      <w:pPr>
+        <w:numPr>
+          <w:ilvl w:val="0"/>
+          <w:numId w:val="22"/>
+        </w:numPr>
+        <w:spacing w:before="100" w:beforeAutospacing="1" w:after="100" w:afterAutospacing="1" w:line="240" w:lineRule="auto"/>
+        <w:rPr>
+          <w:rFonts w:eastAsia="Times New Roman" w:cs="Times New Roman"/>
+          <w:szCs w:val="24"/>
+        </w:rPr>
+      </w:pPr>
+      <w:r>
+        <w:rPr>
+          <w:rFonts w:eastAsia="Times New Roman" w:cs="Times New Roman"/>
+          <w:szCs w:val="24"/>
+        </w:rPr>
+        <w:t>Cập nhật đầy đủ trên hệ thống hoặc sổ giấy.</w:t>
+      </w:r>
+    </w:p>
+    <w:p>
+      <w:pPr>
+        <w:spacing w:line="240" w:lineRule="auto"/>
+        <w:rPr>
+          <w:rFonts w:eastAsia="Times New Roman" w:cs="Times New Roman"/>
+          <w:szCs w:val="24"/>
+        </w:rPr>
+      </w:pPr>
+      <w:r>
+        <w:rPr>
+          <w:rFonts w:eastAsia="Times New Roman" w:cs="Times New Roman"/>
+          <w:szCs w:val="24"/>
+        </w:rPr>
+        <w:pict w14:anchorId="1F669523">
+          <v:rect id="_x0000_i1035" style="width:0;height:1.5pt" o:hralign="center" o:hrstd="t" o:hr="t" fillcolor="#a0a0a0" stroked="f"/>
+        </w:pict>
+      </w:r>
+    </w:p>
+    <w:p>
+      <w:pPr>
+        <w:spacing w:before="100" w:beforeAutospacing="1" w:after="100" w:afterAutospacing="1" w:line="240" w:lineRule="auto"/>
+        <w:outlineLvl w:val="2"/>
+        <w:rPr>
+          <w:rFonts w:eastAsia="Times New Roman" w:cs="Times New Roman"/>
+          <w:b/>
+          <w:bCs/>
+          <w:sz w:val="27"/>
+          <w:szCs w:val="27"/>
+        </w:rPr>
+      </w:pPr>
+      <w:r>
+        <w:rPr>
+          <w:rFonts w:eastAsia="Times New Roman" w:cs="Times New Roman"/>
+          <w:b/>
+          <w:bCs/>
+          <w:sz w:val="27"/>
+          <w:szCs w:val="27"/>
+        </w:rPr>
+        <w:t>Bước 9. Xử lý tình huống phát sinh trong ngày</w:t>
+      </w:r>
+    </w:p>
+    <w:p>
+      <w:pPr>
+        <w:numPr>
+          <w:ilvl w:val="0"/>
+          <w:numId w:val="23"/>
+        </w:numPr>
+        <w:spacing w:before="100" w:beforeAutospacing="1" w:after="100" w:afterAutospacing="1" w:line="240" w:lineRule="auto"/>
+        <w:rPr>
+          <w:rFonts w:eastAsia="Times New Roman" w:cs="Times New Roman"/>
+          <w:szCs w:val="24"/>
+        </w:rPr>
+      </w:pPr>
+      <w:r>
+        <w:rPr>
+          <w:rFonts w:eastAsia="Times New Roman" w:cs="Times New Roman"/>
+          <w:b/>
+          <w:bCs/>
+          <w:szCs w:val="24"/>
+        </w:rPr>
+        <w:t>HS đến muộn</w:t>
+      </w:r>
+      <w:r>
+        <w:rPr>
+          <w:rFonts w:eastAsia="Times New Roman" w:cs="Times New Roman"/>
+          <w:szCs w:val="24"/>
+        </w:rPr>
+        <w:t xml:space="preserve"> → Ghi </w:t>
+      </w:r>
+      <w:r>
+        <w:rPr>
+          <w:rFonts w:eastAsia="Times New Roman" w:cs="Times New Roman"/>
+          <w:b/>
+          <w:bCs/>
+          <w:szCs w:val="24"/>
+        </w:rPr>
+        <w:t>L</w:t>
+      </w:r>
+    </w:p>
+    <w:p>
+      <w:pPr>
+        <w:numPr>
+          <w:ilvl w:val="0"/>
+          <w:numId w:val="23"/>
+        </w:numPr>
+        <w:spacing w:before="100" w:beforeAutospacing="1" w:after="100" w:afterAutospacing="1" w:line="240" w:lineRule="auto"/>
+        <w:rPr>
+          <w:rFonts w:eastAsia="Times New Roman" w:cs="Times New Roman"/>
+          <w:szCs w:val="24"/>
+        </w:rPr>
+      </w:pPr>
+      <w:r>
+        <w:rPr>
+          <w:rFonts w:eastAsia="Times New Roman" w:cs="Times New Roman"/>
+          <w:b/>
+          <w:bCs/>
+          <w:szCs w:val="24"/>
+        </w:rPr>
+        <w:t>HS xin về sớm</w:t>
+      </w:r>
+      <w:r>
+        <w:rPr>
+          <w:rFonts w:eastAsia="Times New Roman" w:cs="Times New Roman"/>
+          <w:szCs w:val="24"/>
+        </w:rPr>
+        <w:t>:</w:t>
+      </w:r>
+    </w:p>
+    <w:p>
+      <w:pPr>
+        <w:numPr>
+          <w:ilvl w:val="1"/>
+          <w:numId w:val="23"/>
+        </w:numPr>
+        <w:spacing w:before="100" w:beforeAutospacing="1" w:after="100" w:afterAutospacing="1" w:line="240" w:lineRule="auto"/>
+        <w:rPr>
+          <w:rFonts w:eastAsia="Times New Roman" w:cs="Times New Roman"/>
+          <w:szCs w:val="24"/>
+        </w:rPr>
+      </w:pPr>
+      <w:r>
+        <w:rPr>
+          <w:rFonts w:eastAsia="Times New Roman" w:cs="Times New Roman"/>
+          <w:szCs w:val="24"/>
+        </w:rPr>
+        <w:t>PH ký biên bản</w:t>
+      </w:r>
+    </w:p>
+    <w:p>
+      <w:pPr>
+        <w:numPr>
+          <w:ilvl w:val="1"/>
+          <w:numId w:val="23"/>
+        </w:numPr>
+        <w:spacing w:before="100" w:beforeAutospacing="1" w:after="100" w:afterAutospacing="1" w:line="240" w:lineRule="auto"/>
+        <w:rPr>
+          <w:rFonts w:eastAsia="Times New Roman" w:cs="Times New Roman"/>
+          <w:szCs w:val="24"/>
+        </w:rPr>
+      </w:pPr>
+      <w:r>
+        <w:rPr>
+          <w:rFonts w:eastAsia="Times New Roman" w:cs="Times New Roman"/>
+          <w:szCs w:val="24"/>
+        </w:rPr>
+        <w:t xml:space="preserve">Ghi </w:t>
+      </w:r>
+      <w:r>
+        <w:rPr>
+          <w:rFonts w:eastAsia="Times New Roman" w:cs="Times New Roman"/>
+          <w:b/>
+          <w:bCs/>
+          <w:szCs w:val="24"/>
+        </w:rPr>
+        <w:t>E</w:t>
+      </w:r>
+    </w:p>
+    <w:p>
+      <w:pPr>
+        <w:numPr>
+          <w:ilvl w:val="0"/>
+          <w:numId w:val="23"/>
+        </w:numPr>
+        <w:spacing w:before="100" w:beforeAutospacing="1" w:after="100" w:afterAutospacing="1" w:line="240" w:lineRule="auto"/>
+        <w:rPr>
+          <w:rFonts w:eastAsia="Times New Roman" w:cs="Times New Roman"/>
+          <w:szCs w:val="24"/>
+        </w:rPr>
+      </w:pPr>
+      <w:r>
+        <w:rPr>
+          <w:rFonts w:eastAsia="Times New Roman" w:cs="Times New Roman"/>
+          <w:b/>
+          <w:bCs/>
+          <w:szCs w:val="24"/>
+        </w:rPr>
+        <w:t>HS ốm</w:t>
+      </w:r>
+      <w:r>
+        <w:rPr>
+          <w:rFonts w:eastAsia="Times New Roman" w:cs="Times New Roman"/>
+          <w:szCs w:val="24"/>
+        </w:rPr>
+        <w:t>:</w:t>
+      </w:r>
+    </w:p>
+    <w:p>
+      <w:pPr>
+        <w:numPr>
+          <w:ilvl w:val="1"/>
+          <w:numId w:val="23"/>
+        </w:numPr>
+        <w:spacing w:before="100" w:beforeAutospacing="1" w:after="100" w:afterAutospacing="1" w:line="240" w:lineRule="auto"/>
+        <w:rPr>
+          <w:rFonts w:eastAsia="Times New Roman" w:cs="Times New Roman"/>
+          <w:szCs w:val="24"/>
+        </w:rPr>
+      </w:pPr>
+      <w:r>
+        <w:rPr>
+          <w:rFonts w:eastAsia="Times New Roman" w:cs="Times New Roman"/>
+          <w:szCs w:val="24"/>
+        </w:rPr>
+        <w:t>Đưa xuống Y tế</w:t>
+      </w:r>
+    </w:p>
+    <w:p>
+      <w:pPr>
+        <w:numPr>
+          <w:ilvl w:val="1"/>
+          <w:numId w:val="23"/>
+        </w:numPr>
+        <w:spacing w:before="100" w:beforeAutospacing="1" w:after="100" w:afterAutospacing="1" w:line="240" w:lineRule="auto"/>
+        <w:rPr>
+          <w:rFonts w:eastAsia="Times New Roman" w:cs="Times New Roman"/>
+          <w:szCs w:val="24"/>
+        </w:rPr>
+      </w:pPr>
+      <w:r>
+        <w:rPr>
+          <w:rFonts w:eastAsia="Times New Roman" w:cs="Times New Roman"/>
+          <w:szCs w:val="24"/>
+        </w:rPr>
+        <w:t xml:space="preserve">Ghi </w:t>
+      </w:r>
+      <w:r>
+        <w:rPr>
+          <w:rFonts w:eastAsia="Times New Roman" w:cs="Times New Roman"/>
+          <w:b/>
+          <w:bCs/>
+          <w:szCs w:val="24"/>
+        </w:rPr>
+        <w:t>I</w:t>
+      </w:r>
+      <w:r>
+        <w:rPr>
+          <w:rFonts w:eastAsia="Times New Roman" w:cs="Times New Roman"/>
+          <w:szCs w:val="24"/>
+        </w:rPr>
+        <w:t xml:space="preserve"> hoặc </w:t>
+      </w:r>
+      <w:r>
+        <w:rPr>
+          <w:rFonts w:eastAsia="Times New Roman" w:cs="Times New Roman"/>
+          <w:b/>
+          <w:bCs/>
+          <w:szCs w:val="24"/>
+        </w:rPr>
+        <w:t>E</w:t>
+      </w:r>
+      <w:r>
+        <w:rPr>
+          <w:rFonts w:eastAsia="Times New Roman" w:cs="Times New Roman"/>
+          <w:szCs w:val="24"/>
+        </w:rPr>
+        <w:t xml:space="preserve"> tùy tình huống</w:t>
+      </w:r>
+    </w:p>
+    <w:p>
+      <w:pPr>
+        <w:spacing w:line="240" w:lineRule="auto"/>
+        <w:rPr>
+          <w:rFonts w:eastAsia="Times New Roman" w:cs="Times New Roman"/>
+          <w:szCs w:val="24"/>
+        </w:rPr>
+      </w:pPr>
+      <w:r>
+        <w:rPr>
+          <w:rFonts w:eastAsia="Times New Roman" w:cs="Times New Roman"/>
+          <w:szCs w:val="24"/>
+        </w:rPr>
+        <w:pict w14:anchorId="3D741B22">
+          <v:rect id="_x0000_i1036" style="width:0;height:1.5pt" o:hralign="center" o:hrstd="t" o:hr="t" fillcolor="#a0a0a0" stroked="f"/>
+        </w:pict>
+      </w:r>
+    </w:p>
+    <w:p>
+      <w:pPr>
+        <w:spacing w:before="100" w:beforeAutospacing="1" w:after="100" w:afterAutospacing="1" w:line="240" w:lineRule="auto"/>
+        <w:outlineLvl w:val="2"/>
+        <w:rPr>
+          <w:rFonts w:eastAsia="Times New Roman" w:cs="Times New Roman"/>
+          <w:b/>
+          <w:bCs/>
+          <w:sz w:val="27"/>
+          <w:szCs w:val="27"/>
+        </w:rPr>
+      </w:pPr>
+      <w:r>
+        <w:rPr>
+          <w:rFonts w:eastAsia="Times New Roman" w:cs="Times New Roman"/>
+          <w:b/>
+          <w:bCs/>
+          <w:sz w:val="27"/>
+          <w:szCs w:val="27"/>
+        </w:rPr>
+        <w:t>Bước 10. Cuối ngày – rà soát &amp; lưu trữ</w:t>
+      </w:r>
+    </w:p>
+    <w:p>
+      <w:pPr>
+        <w:numPr>
+          <w:ilvl w:val="0"/>
+          <w:numId w:val="24"/>
+        </w:numPr>
+        <w:spacing w:before="100" w:beforeAutospacing="1" w:after="100" w:afterAutospacing="1" w:line="240" w:lineRule="auto"/>
+        <w:rPr>
+          <w:rFonts w:eastAsia="Times New Roman" w:cs="Times New Roman"/>
+          <w:szCs w:val="24"/>
+        </w:rPr>
+      </w:pPr>
+      <w:r>
+        <w:rPr>
+          <w:rFonts w:eastAsia="Times New Roman" w:cs="Times New Roman"/>
+          <w:szCs w:val="24"/>
+        </w:rPr>
+        <w:t>Rà soát lại toàn bộ dữ liệu điểm danh.</w:t>
+      </w:r>
+    </w:p>
+    <w:p>
+      <w:pPr>
+        <w:numPr>
+          <w:ilvl w:val="0"/>
+          <w:numId w:val="24"/>
+        </w:numPr>
+        <w:spacing w:before="100" w:beforeAutospacing="1" w:after="100" w:afterAutospacing="1" w:line="240" w:lineRule="auto"/>
+        <w:rPr>
+          <w:rFonts w:eastAsia="Times New Roman" w:cs="Times New Roman"/>
+          <w:szCs w:val="24"/>
+        </w:rPr>
+      </w:pPr>
+      <w:r>
+        <w:rPr>
+          <w:rFonts w:eastAsia="Times New Roman" w:cs="Times New Roman"/>
+          <w:b/>
+          <w:bCs/>
+          <w:szCs w:val="24"/>
+        </w:rPr>
+        <w:t>Phần mềm</w:t>
+      </w:r>
+      <w:r>
+        <w:rPr>
+          <w:rFonts w:eastAsia="Times New Roman" w:cs="Times New Roman"/>
+          <w:szCs w:val="24"/>
+        </w:rPr>
+        <w:t>: Backup tự động.</w:t>
+      </w:r>
+    </w:p>
+    <w:p>
+      <w:pPr>
+        <w:numPr>
+          <w:ilvl w:val="0"/>
+          <w:numId w:val="24"/>
+        </w:numPr>
+        <w:spacing w:before="100" w:beforeAutospacing="1" w:after="100" w:afterAutospacing="1" w:line="240" w:lineRule="auto"/>
+        <w:rPr>
+          <w:rFonts w:eastAsia="Times New Roman" w:cs="Times New Roman"/>
+          <w:szCs w:val="24"/>
+        </w:rPr>
+      </w:pPr>
+      <w:r>
+        <w:rPr>
+          <w:rFonts w:eastAsia="Times New Roman" w:cs="Times New Roman"/>
+          <w:b/>
+          <w:bCs/>
+          <w:szCs w:val="24"/>
+        </w:rPr>
+        <w:t>Giấy tờ</w:t>
+      </w:r>
+      <w:r>
+        <w:rPr>
+          <w:rFonts w:eastAsia="Times New Roman" w:cs="Times New Roman"/>
+          <w:szCs w:val="24"/>
+        </w:rPr>
+        <w:t>: Lưu vào tủ hồ sơ lớp.</w:t>
+      </w:r>
+    </w:p>
+    <w:p>
+      <w:pPr>
+        <w:spacing w:line="240" w:lineRule="auto"/>
+        <w:rPr>
+          <w:rFonts w:eastAsia="Times New Roman" w:cs="Times New Roman"/>
+          <w:szCs w:val="24"/>
+        </w:rPr>
+      </w:pPr>
+      <w:r>
+        <w:rPr>
+          <w:rFonts w:eastAsia="Times New Roman" w:cs="Times New Roman"/>
+          <w:szCs w:val="24"/>
+        </w:rPr>
+        <w:pict w14:anchorId="2A41C2C4">
+          <v:rect id="_x0000_i1037" style="width:0;height:1.5pt" o:hralign="center" o:hrstd="t" o:hr="t" fillcolor="#a0a0a0" stroked="f"/>
+        </w:pict>
+      </w:r>
+    </w:p>
+    <w:p>
+      <w:pPr>
+        <w:spacing w:before="100" w:beforeAutospacing="1" w:after="100" w:afterAutospacing="1" w:line="240" w:lineRule="auto"/>
+        <w:outlineLvl w:val="2"/>
+        <w:rPr>
+          <w:rFonts w:eastAsia="Times New Roman" w:cs="Times New Roman"/>
+          <w:b/>
+          <w:bCs/>
+          <w:sz w:val="27"/>
+          <w:szCs w:val="27"/>
+        </w:rPr>
+      </w:pPr>
+      <w:r>
+        <w:rPr>
+          <w:rFonts w:eastAsia="Times New Roman" w:cs="Times New Roman"/>
+          <w:b/>
+          <w:bCs/>
+          <w:sz w:val="27"/>
+          <w:szCs w:val="27"/>
+        </w:rPr>
+        <w:t>Bước 11. Kết thúc</w:t>
+      </w:r>
+    </w:p>
+    <w:p>
+      <w:pPr>
+        <w:numPr>
+          <w:ilvl w:val="0"/>
+          <w:numId w:val="25"/>
+        </w:numPr>
+        <w:spacing w:before="100" w:beforeAutospacing="1" w:after="100" w:afterAutospacing="1" w:line="240" w:lineRule="auto"/>
+        <w:rPr>
+          <w:rFonts w:eastAsia="Times New Roman" w:cs="Times New Roman"/>
+          <w:szCs w:val="24"/>
+        </w:rPr>
+      </w:pPr>
+      <w:r>
+        <w:rPr>
+          <w:rFonts w:ascii="Segoe UI Emoji" w:eastAsia="Times New Roman" w:hAnsi="Segoe UI Emoji" w:cs="Segoe UI Emoji"/>
+          <w:szCs w:val="24"/>
+        </w:rPr>
+        <w:t>✅</w:t>
+      </w:r>
+      <w:r>
+        <w:rPr>
+          <w:rFonts w:eastAsia="Times New Roman" w:cs="Times New Roman"/>
+          <w:szCs w:val="24"/>
+        </w:rPr>
+        <w:t xml:space="preserve"> Hoàn thành điểm danh ngày học.</w:t>
+      </w:r>
+    </w:p>
+    <w:p>
+      <w:pPr>
+        <w:pStyle w:val="Heading2"/>
+      </w:pPr>
+      <w:r>
+        <w:t>9</w:t>
+      </w:r>
+      <w:r>
+        <w:t>. BI</w:t>
       </w:r>
       <w:r>
         <w:t>Ể</w:t>
@@ -10596,6 +11294,7 @@
       <w:bookmarkStart w:id="21" w:name="tiêu-chuẩn-và-chỉ-tiêu"/>
       <w:bookmarkEnd w:id="20"/>
       <w:r>
+        <w:lastRenderedPageBreak/>
         <w:t>10. TIÊU CHU</w:t>
       </w:r>
       <w:r>
@@ -11248,7 +11947,6 @@
                 <w:b/>
                 <w:bCs/>
               </w:rPr>
-              <w:lastRenderedPageBreak/>
               <w:t>B</w:t>
             </w:r>
             <w:r>
@@ -11678,6 +12376,7 @@
         <w:rPr>
           <w:rStyle w:val="VerbatimChar"/>
         </w:rPr>
+        <w:lastRenderedPageBreak/>
         <w:t>[HS đ</w:t>
       </w:r>
       <w:r>
@@ -12215,7 +12914,6 @@
         <w:rPr>
           <w:rStyle w:val="VerbatimChar"/>
         </w:rPr>
-        <w:lastRenderedPageBreak/>
         <w:t>Sau 5 phút (Gi</w:t>
       </w:r>
       <w:r>
@@ -12995,6 +13693,7 @@
                 <w:b/>
                 <w:bCs/>
               </w:rPr>
+              <w:lastRenderedPageBreak/>
               <w:t>Phù h</w:t>
             </w:r>
             <w:r>
@@ -13745,7 +14444,6 @@
               <w:pStyle w:val="Compact"/>
             </w:pPr>
             <w:r>
-              <w:lastRenderedPageBreak/>
               <w:t>GVCN</w:t>
             </w:r>
           </w:p>
@@ -14211,6 +14909,2390 @@
       </w:rPr>
     </w:lvl>
   </w:abstractNum>
+  <w:abstractNum w:abstractNumId="2" w15:restartNumberingAfterBreak="0">
+    <w:nsid w:val="01420283"/>
+    <w:multiLevelType w:val="multilevel"/>
+    <w:tmpl w:val="0236122A"/>
+    <w:lvl w:ilvl="0">
+      <w:start w:val="1"/>
+      <w:numFmt w:val="bullet"/>
+      <w:lvlText w:val=""/>
+      <w:lvlJc w:val="left"/>
+      <w:pPr>
+        <w:tabs>
+          <w:tab w:val="num" w:pos="720"/>
+        </w:tabs>
+        <w:ind w:left="720" w:hanging="360"/>
+      </w:pPr>
+      <w:rPr>
+        <w:rFonts w:ascii="Symbol" w:hAnsi="Symbol" w:hint="default"/>
+        <w:sz w:val="20"/>
+      </w:rPr>
+    </w:lvl>
+    <w:lvl w:ilvl="1" w:tentative="1">
+      <w:start w:val="1"/>
+      <w:numFmt w:val="bullet"/>
+      <w:lvlText w:val="o"/>
+      <w:lvlJc w:val="left"/>
+      <w:pPr>
+        <w:tabs>
+          <w:tab w:val="num" w:pos="1440"/>
+        </w:tabs>
+        <w:ind w:left="1440" w:hanging="360"/>
+      </w:pPr>
+      <w:rPr>
+        <w:rFonts w:ascii="Courier New" w:hAnsi="Courier New" w:hint="default"/>
+        <w:sz w:val="20"/>
+      </w:rPr>
+    </w:lvl>
+    <w:lvl w:ilvl="2" w:tentative="1">
+      <w:start w:val="1"/>
+      <w:numFmt w:val="bullet"/>
+      <w:lvlText w:val=""/>
+      <w:lvlJc w:val="left"/>
+      <w:pPr>
+        <w:tabs>
+          <w:tab w:val="num" w:pos="2160"/>
+        </w:tabs>
+        <w:ind w:left="2160" w:hanging="360"/>
+      </w:pPr>
+      <w:rPr>
+        <w:rFonts w:ascii="Wingdings" w:hAnsi="Wingdings" w:hint="default"/>
+        <w:sz w:val="20"/>
+      </w:rPr>
+    </w:lvl>
+    <w:lvl w:ilvl="3" w:tentative="1">
+      <w:start w:val="1"/>
+      <w:numFmt w:val="bullet"/>
+      <w:lvlText w:val=""/>
+      <w:lvlJc w:val="left"/>
+      <w:pPr>
+        <w:tabs>
+          <w:tab w:val="num" w:pos="2880"/>
+        </w:tabs>
+        <w:ind w:left="2880" w:hanging="360"/>
+      </w:pPr>
+      <w:rPr>
+        <w:rFonts w:ascii="Wingdings" w:hAnsi="Wingdings" w:hint="default"/>
+        <w:sz w:val="20"/>
+      </w:rPr>
+    </w:lvl>
+    <w:lvl w:ilvl="4" w:tentative="1">
+      <w:start w:val="1"/>
+      <w:numFmt w:val="bullet"/>
+      <w:lvlText w:val=""/>
+      <w:lvlJc w:val="left"/>
+      <w:pPr>
+        <w:tabs>
+          <w:tab w:val="num" w:pos="3600"/>
+        </w:tabs>
+        <w:ind w:left="3600" w:hanging="360"/>
+      </w:pPr>
+      <w:rPr>
+        <w:rFonts w:ascii="Wingdings" w:hAnsi="Wingdings" w:hint="default"/>
+        <w:sz w:val="20"/>
+      </w:rPr>
+    </w:lvl>
+    <w:lvl w:ilvl="5" w:tentative="1">
+      <w:start w:val="1"/>
+      <w:numFmt w:val="bullet"/>
+      <w:lvlText w:val=""/>
+      <w:lvlJc w:val="left"/>
+      <w:pPr>
+        <w:tabs>
+          <w:tab w:val="num" w:pos="4320"/>
+        </w:tabs>
+        <w:ind w:left="4320" w:hanging="360"/>
+      </w:pPr>
+      <w:rPr>
+        <w:rFonts w:ascii="Wingdings" w:hAnsi="Wingdings" w:hint="default"/>
+        <w:sz w:val="20"/>
+      </w:rPr>
+    </w:lvl>
+    <w:lvl w:ilvl="6" w:tentative="1">
+      <w:start w:val="1"/>
+      <w:numFmt w:val="bullet"/>
+      <w:lvlText w:val=""/>
+      <w:lvlJc w:val="left"/>
+      <w:pPr>
+        <w:tabs>
+          <w:tab w:val="num" w:pos="5040"/>
+        </w:tabs>
+        <w:ind w:left="5040" w:hanging="360"/>
+      </w:pPr>
+      <w:rPr>
+        <w:rFonts w:ascii="Wingdings" w:hAnsi="Wingdings" w:hint="default"/>
+        <w:sz w:val="20"/>
+      </w:rPr>
+    </w:lvl>
+    <w:lvl w:ilvl="7" w:tentative="1">
+      <w:start w:val="1"/>
+      <w:numFmt w:val="bullet"/>
+      <w:lvlText w:val=""/>
+      <w:lvlJc w:val="left"/>
+      <w:pPr>
+        <w:tabs>
+          <w:tab w:val="num" w:pos="5760"/>
+        </w:tabs>
+        <w:ind w:left="5760" w:hanging="360"/>
+      </w:pPr>
+      <w:rPr>
+        <w:rFonts w:ascii="Wingdings" w:hAnsi="Wingdings" w:hint="default"/>
+        <w:sz w:val="20"/>
+      </w:rPr>
+    </w:lvl>
+    <w:lvl w:ilvl="8" w:tentative="1">
+      <w:start w:val="1"/>
+      <w:numFmt w:val="bullet"/>
+      <w:lvlText w:val=""/>
+      <w:lvlJc w:val="left"/>
+      <w:pPr>
+        <w:tabs>
+          <w:tab w:val="num" w:pos="6480"/>
+        </w:tabs>
+        <w:ind w:left="6480" w:hanging="360"/>
+      </w:pPr>
+      <w:rPr>
+        <w:rFonts w:ascii="Wingdings" w:hAnsi="Wingdings" w:hint="default"/>
+        <w:sz w:val="20"/>
+      </w:rPr>
+    </w:lvl>
+  </w:abstractNum>
+  <w:abstractNum w:abstractNumId="3" w15:restartNumberingAfterBreak="0">
+    <w:nsid w:val="09040E62"/>
+    <w:multiLevelType w:val="multilevel"/>
+    <w:tmpl w:val="E9A4FF50"/>
+    <w:lvl w:ilvl="0">
+      <w:start w:val="1"/>
+      <w:numFmt w:val="bullet"/>
+      <w:lvlText w:val=""/>
+      <w:lvlJc w:val="left"/>
+      <w:pPr>
+        <w:tabs>
+          <w:tab w:val="num" w:pos="720"/>
+        </w:tabs>
+        <w:ind w:left="720" w:hanging="360"/>
+      </w:pPr>
+      <w:rPr>
+        <w:rFonts w:ascii="Symbol" w:hAnsi="Symbol" w:hint="default"/>
+        <w:sz w:val="20"/>
+      </w:rPr>
+    </w:lvl>
+    <w:lvl w:ilvl="1">
+      <w:start w:val="1"/>
+      <w:numFmt w:val="bullet"/>
+      <w:lvlText w:val="o"/>
+      <w:lvlJc w:val="left"/>
+      <w:pPr>
+        <w:tabs>
+          <w:tab w:val="num" w:pos="1440"/>
+        </w:tabs>
+        <w:ind w:left="1440" w:hanging="360"/>
+      </w:pPr>
+      <w:rPr>
+        <w:rFonts w:ascii="Courier New" w:hAnsi="Courier New" w:hint="default"/>
+        <w:sz w:val="20"/>
+      </w:rPr>
+    </w:lvl>
+    <w:lvl w:ilvl="2" w:tentative="1">
+      <w:start w:val="1"/>
+      <w:numFmt w:val="bullet"/>
+      <w:lvlText w:val=""/>
+      <w:lvlJc w:val="left"/>
+      <w:pPr>
+        <w:tabs>
+          <w:tab w:val="num" w:pos="2160"/>
+        </w:tabs>
+        <w:ind w:left="2160" w:hanging="360"/>
+      </w:pPr>
+      <w:rPr>
+        <w:rFonts w:ascii="Wingdings" w:hAnsi="Wingdings" w:hint="default"/>
+        <w:sz w:val="20"/>
+      </w:rPr>
+    </w:lvl>
+    <w:lvl w:ilvl="3" w:tentative="1">
+      <w:start w:val="1"/>
+      <w:numFmt w:val="bullet"/>
+      <w:lvlText w:val=""/>
+      <w:lvlJc w:val="left"/>
+      <w:pPr>
+        <w:tabs>
+          <w:tab w:val="num" w:pos="2880"/>
+        </w:tabs>
+        <w:ind w:left="2880" w:hanging="360"/>
+      </w:pPr>
+      <w:rPr>
+        <w:rFonts w:ascii="Wingdings" w:hAnsi="Wingdings" w:hint="default"/>
+        <w:sz w:val="20"/>
+      </w:rPr>
+    </w:lvl>
+    <w:lvl w:ilvl="4" w:tentative="1">
+      <w:start w:val="1"/>
+      <w:numFmt w:val="bullet"/>
+      <w:lvlText w:val=""/>
+      <w:lvlJc w:val="left"/>
+      <w:pPr>
+        <w:tabs>
+          <w:tab w:val="num" w:pos="3600"/>
+        </w:tabs>
+        <w:ind w:left="3600" w:hanging="360"/>
+      </w:pPr>
+      <w:rPr>
+        <w:rFonts w:ascii="Wingdings" w:hAnsi="Wingdings" w:hint="default"/>
+        <w:sz w:val="20"/>
+      </w:rPr>
+    </w:lvl>
+    <w:lvl w:ilvl="5" w:tentative="1">
+      <w:start w:val="1"/>
+      <w:numFmt w:val="bullet"/>
+      <w:lvlText w:val=""/>
+      <w:lvlJc w:val="left"/>
+      <w:pPr>
+        <w:tabs>
+          <w:tab w:val="num" w:pos="4320"/>
+        </w:tabs>
+        <w:ind w:left="4320" w:hanging="360"/>
+      </w:pPr>
+      <w:rPr>
+        <w:rFonts w:ascii="Wingdings" w:hAnsi="Wingdings" w:hint="default"/>
+        <w:sz w:val="20"/>
+      </w:rPr>
+    </w:lvl>
+    <w:lvl w:ilvl="6" w:tentative="1">
+      <w:start w:val="1"/>
+      <w:numFmt w:val="bullet"/>
+      <w:lvlText w:val=""/>
+      <w:lvlJc w:val="left"/>
+      <w:pPr>
+        <w:tabs>
+          <w:tab w:val="num" w:pos="5040"/>
+        </w:tabs>
+        <w:ind w:left="5040" w:hanging="360"/>
+      </w:pPr>
+      <w:rPr>
+        <w:rFonts w:ascii="Wingdings" w:hAnsi="Wingdings" w:hint="default"/>
+        <w:sz w:val="20"/>
+      </w:rPr>
+    </w:lvl>
+    <w:lvl w:ilvl="7" w:tentative="1">
+      <w:start w:val="1"/>
+      <w:numFmt w:val="bullet"/>
+      <w:lvlText w:val=""/>
+      <w:lvlJc w:val="left"/>
+      <w:pPr>
+        <w:tabs>
+          <w:tab w:val="num" w:pos="5760"/>
+        </w:tabs>
+        <w:ind w:left="5760" w:hanging="360"/>
+      </w:pPr>
+      <w:rPr>
+        <w:rFonts w:ascii="Wingdings" w:hAnsi="Wingdings" w:hint="default"/>
+        <w:sz w:val="20"/>
+      </w:rPr>
+    </w:lvl>
+    <w:lvl w:ilvl="8" w:tentative="1">
+      <w:start w:val="1"/>
+      <w:numFmt w:val="bullet"/>
+      <w:lvlText w:val=""/>
+      <w:lvlJc w:val="left"/>
+      <w:pPr>
+        <w:tabs>
+          <w:tab w:val="num" w:pos="6480"/>
+        </w:tabs>
+        <w:ind w:left="6480" w:hanging="360"/>
+      </w:pPr>
+      <w:rPr>
+        <w:rFonts w:ascii="Wingdings" w:hAnsi="Wingdings" w:hint="default"/>
+        <w:sz w:val="20"/>
+      </w:rPr>
+    </w:lvl>
+  </w:abstractNum>
+  <w:abstractNum w:abstractNumId="4" w15:restartNumberingAfterBreak="0">
+    <w:nsid w:val="17746EE4"/>
+    <w:multiLevelType w:val="multilevel"/>
+    <w:tmpl w:val="DC94C988"/>
+    <w:lvl w:ilvl="0">
+      <w:start w:val="1"/>
+      <w:numFmt w:val="bullet"/>
+      <w:lvlText w:val=""/>
+      <w:lvlJc w:val="left"/>
+      <w:pPr>
+        <w:tabs>
+          <w:tab w:val="num" w:pos="720"/>
+        </w:tabs>
+        <w:ind w:left="720" w:hanging="360"/>
+      </w:pPr>
+      <w:rPr>
+        <w:rFonts w:ascii="Symbol" w:hAnsi="Symbol" w:hint="default"/>
+        <w:sz w:val="20"/>
+      </w:rPr>
+    </w:lvl>
+    <w:lvl w:ilvl="1" w:tentative="1">
+      <w:start w:val="1"/>
+      <w:numFmt w:val="bullet"/>
+      <w:lvlText w:val="o"/>
+      <w:lvlJc w:val="left"/>
+      <w:pPr>
+        <w:tabs>
+          <w:tab w:val="num" w:pos="1440"/>
+        </w:tabs>
+        <w:ind w:left="1440" w:hanging="360"/>
+      </w:pPr>
+      <w:rPr>
+        <w:rFonts w:ascii="Courier New" w:hAnsi="Courier New" w:hint="default"/>
+        <w:sz w:val="20"/>
+      </w:rPr>
+    </w:lvl>
+    <w:lvl w:ilvl="2" w:tentative="1">
+      <w:start w:val="1"/>
+      <w:numFmt w:val="bullet"/>
+      <w:lvlText w:val=""/>
+      <w:lvlJc w:val="left"/>
+      <w:pPr>
+        <w:tabs>
+          <w:tab w:val="num" w:pos="2160"/>
+        </w:tabs>
+        <w:ind w:left="2160" w:hanging="360"/>
+      </w:pPr>
+      <w:rPr>
+        <w:rFonts w:ascii="Wingdings" w:hAnsi="Wingdings" w:hint="default"/>
+        <w:sz w:val="20"/>
+      </w:rPr>
+    </w:lvl>
+    <w:lvl w:ilvl="3" w:tentative="1">
+      <w:start w:val="1"/>
+      <w:numFmt w:val="bullet"/>
+      <w:lvlText w:val=""/>
+      <w:lvlJc w:val="left"/>
+      <w:pPr>
+        <w:tabs>
+          <w:tab w:val="num" w:pos="2880"/>
+        </w:tabs>
+        <w:ind w:left="2880" w:hanging="360"/>
+      </w:pPr>
+      <w:rPr>
+        <w:rFonts w:ascii="Wingdings" w:hAnsi="Wingdings" w:hint="default"/>
+        <w:sz w:val="20"/>
+      </w:rPr>
+    </w:lvl>
+    <w:lvl w:ilvl="4" w:tentative="1">
+      <w:start w:val="1"/>
+      <w:numFmt w:val="bullet"/>
+      <w:lvlText w:val=""/>
+      <w:lvlJc w:val="left"/>
+      <w:pPr>
+        <w:tabs>
+          <w:tab w:val="num" w:pos="3600"/>
+        </w:tabs>
+        <w:ind w:left="3600" w:hanging="360"/>
+      </w:pPr>
+      <w:rPr>
+        <w:rFonts w:ascii="Wingdings" w:hAnsi="Wingdings" w:hint="default"/>
+        <w:sz w:val="20"/>
+      </w:rPr>
+    </w:lvl>
+    <w:lvl w:ilvl="5" w:tentative="1">
+      <w:start w:val="1"/>
+      <w:numFmt w:val="bullet"/>
+      <w:lvlText w:val=""/>
+      <w:lvlJc w:val="left"/>
+      <w:pPr>
+        <w:tabs>
+          <w:tab w:val="num" w:pos="4320"/>
+        </w:tabs>
+        <w:ind w:left="4320" w:hanging="360"/>
+      </w:pPr>
+      <w:rPr>
+        <w:rFonts w:ascii="Wingdings" w:hAnsi="Wingdings" w:hint="default"/>
+        <w:sz w:val="20"/>
+      </w:rPr>
+    </w:lvl>
+    <w:lvl w:ilvl="6" w:tentative="1">
+      <w:start w:val="1"/>
+      <w:numFmt w:val="bullet"/>
+      <w:lvlText w:val=""/>
+      <w:lvlJc w:val="left"/>
+      <w:pPr>
+        <w:tabs>
+          <w:tab w:val="num" w:pos="5040"/>
+        </w:tabs>
+        <w:ind w:left="5040" w:hanging="360"/>
+      </w:pPr>
+      <w:rPr>
+        <w:rFonts w:ascii="Wingdings" w:hAnsi="Wingdings" w:hint="default"/>
+        <w:sz w:val="20"/>
+      </w:rPr>
+    </w:lvl>
+    <w:lvl w:ilvl="7" w:tentative="1">
+      <w:start w:val="1"/>
+      <w:numFmt w:val="bullet"/>
+      <w:lvlText w:val=""/>
+      <w:lvlJc w:val="left"/>
+      <w:pPr>
+        <w:tabs>
+          <w:tab w:val="num" w:pos="5760"/>
+        </w:tabs>
+        <w:ind w:left="5760" w:hanging="360"/>
+      </w:pPr>
+      <w:rPr>
+        <w:rFonts w:ascii="Wingdings" w:hAnsi="Wingdings" w:hint="default"/>
+        <w:sz w:val="20"/>
+      </w:rPr>
+    </w:lvl>
+    <w:lvl w:ilvl="8" w:tentative="1">
+      <w:start w:val="1"/>
+      <w:numFmt w:val="bullet"/>
+      <w:lvlText w:val=""/>
+      <w:lvlJc w:val="left"/>
+      <w:pPr>
+        <w:tabs>
+          <w:tab w:val="num" w:pos="6480"/>
+        </w:tabs>
+        <w:ind w:left="6480" w:hanging="360"/>
+      </w:pPr>
+      <w:rPr>
+        <w:rFonts w:ascii="Wingdings" w:hAnsi="Wingdings" w:hint="default"/>
+        <w:sz w:val="20"/>
+      </w:rPr>
+    </w:lvl>
+  </w:abstractNum>
+  <w:abstractNum w:abstractNumId="5" w15:restartNumberingAfterBreak="0">
+    <w:nsid w:val="18F51E9C"/>
+    <w:multiLevelType w:val="multilevel"/>
+    <w:tmpl w:val="1B0A9E0C"/>
+    <w:lvl w:ilvl="0">
+      <w:start w:val="1"/>
+      <w:numFmt w:val="bullet"/>
+      <w:lvlText w:val=""/>
+      <w:lvlJc w:val="left"/>
+      <w:pPr>
+        <w:tabs>
+          <w:tab w:val="num" w:pos="720"/>
+        </w:tabs>
+        <w:ind w:left="720" w:hanging="360"/>
+      </w:pPr>
+      <w:rPr>
+        <w:rFonts w:ascii="Symbol" w:hAnsi="Symbol" w:hint="default"/>
+        <w:sz w:val="20"/>
+      </w:rPr>
+    </w:lvl>
+    <w:lvl w:ilvl="1" w:tentative="1">
+      <w:start w:val="1"/>
+      <w:numFmt w:val="bullet"/>
+      <w:lvlText w:val="o"/>
+      <w:lvlJc w:val="left"/>
+      <w:pPr>
+        <w:tabs>
+          <w:tab w:val="num" w:pos="1440"/>
+        </w:tabs>
+        <w:ind w:left="1440" w:hanging="360"/>
+      </w:pPr>
+      <w:rPr>
+        <w:rFonts w:ascii="Courier New" w:hAnsi="Courier New" w:hint="default"/>
+        <w:sz w:val="20"/>
+      </w:rPr>
+    </w:lvl>
+    <w:lvl w:ilvl="2" w:tentative="1">
+      <w:start w:val="1"/>
+      <w:numFmt w:val="bullet"/>
+      <w:lvlText w:val=""/>
+      <w:lvlJc w:val="left"/>
+      <w:pPr>
+        <w:tabs>
+          <w:tab w:val="num" w:pos="2160"/>
+        </w:tabs>
+        <w:ind w:left="2160" w:hanging="360"/>
+      </w:pPr>
+      <w:rPr>
+        <w:rFonts w:ascii="Wingdings" w:hAnsi="Wingdings" w:hint="default"/>
+        <w:sz w:val="20"/>
+      </w:rPr>
+    </w:lvl>
+    <w:lvl w:ilvl="3" w:tentative="1">
+      <w:start w:val="1"/>
+      <w:numFmt w:val="bullet"/>
+      <w:lvlText w:val=""/>
+      <w:lvlJc w:val="left"/>
+      <w:pPr>
+        <w:tabs>
+          <w:tab w:val="num" w:pos="2880"/>
+        </w:tabs>
+        <w:ind w:left="2880" w:hanging="360"/>
+      </w:pPr>
+      <w:rPr>
+        <w:rFonts w:ascii="Wingdings" w:hAnsi="Wingdings" w:hint="default"/>
+        <w:sz w:val="20"/>
+      </w:rPr>
+    </w:lvl>
+    <w:lvl w:ilvl="4" w:tentative="1">
+      <w:start w:val="1"/>
+      <w:numFmt w:val="bullet"/>
+      <w:lvlText w:val=""/>
+      <w:lvlJc w:val="left"/>
+      <w:pPr>
+        <w:tabs>
+          <w:tab w:val="num" w:pos="3600"/>
+        </w:tabs>
+        <w:ind w:left="3600" w:hanging="360"/>
+      </w:pPr>
+      <w:rPr>
+        <w:rFonts w:ascii="Wingdings" w:hAnsi="Wingdings" w:hint="default"/>
+        <w:sz w:val="20"/>
+      </w:rPr>
+    </w:lvl>
+    <w:lvl w:ilvl="5" w:tentative="1">
+      <w:start w:val="1"/>
+      <w:numFmt w:val="bullet"/>
+      <w:lvlText w:val=""/>
+      <w:lvlJc w:val="left"/>
+      <w:pPr>
+        <w:tabs>
+          <w:tab w:val="num" w:pos="4320"/>
+        </w:tabs>
+        <w:ind w:left="4320" w:hanging="360"/>
+      </w:pPr>
+      <w:rPr>
+        <w:rFonts w:ascii="Wingdings" w:hAnsi="Wingdings" w:hint="default"/>
+        <w:sz w:val="20"/>
+      </w:rPr>
+    </w:lvl>
+    <w:lvl w:ilvl="6" w:tentative="1">
+      <w:start w:val="1"/>
+      <w:numFmt w:val="bullet"/>
+      <w:lvlText w:val=""/>
+      <w:lvlJc w:val="left"/>
+      <w:pPr>
+        <w:tabs>
+          <w:tab w:val="num" w:pos="5040"/>
+        </w:tabs>
+        <w:ind w:left="5040" w:hanging="360"/>
+      </w:pPr>
+      <w:rPr>
+        <w:rFonts w:ascii="Wingdings" w:hAnsi="Wingdings" w:hint="default"/>
+        <w:sz w:val="20"/>
+      </w:rPr>
+    </w:lvl>
+    <w:lvl w:ilvl="7" w:tentative="1">
+      <w:start w:val="1"/>
+      <w:numFmt w:val="bullet"/>
+      <w:lvlText w:val=""/>
+      <w:lvlJc w:val="left"/>
+      <w:pPr>
+        <w:tabs>
+          <w:tab w:val="num" w:pos="5760"/>
+        </w:tabs>
+        <w:ind w:left="5760" w:hanging="360"/>
+      </w:pPr>
+      <w:rPr>
+        <w:rFonts w:ascii="Wingdings" w:hAnsi="Wingdings" w:hint="default"/>
+        <w:sz w:val="20"/>
+      </w:rPr>
+    </w:lvl>
+    <w:lvl w:ilvl="8" w:tentative="1">
+      <w:start w:val="1"/>
+      <w:numFmt w:val="bullet"/>
+      <w:lvlText w:val=""/>
+      <w:lvlJc w:val="left"/>
+      <w:pPr>
+        <w:tabs>
+          <w:tab w:val="num" w:pos="6480"/>
+        </w:tabs>
+        <w:ind w:left="6480" w:hanging="360"/>
+      </w:pPr>
+      <w:rPr>
+        <w:rFonts w:ascii="Wingdings" w:hAnsi="Wingdings" w:hint="default"/>
+        <w:sz w:val="20"/>
+      </w:rPr>
+    </w:lvl>
+  </w:abstractNum>
+  <w:abstractNum w:abstractNumId="6" w15:restartNumberingAfterBreak="0">
+    <w:nsid w:val="1CF04CF1"/>
+    <w:multiLevelType w:val="multilevel"/>
+    <w:tmpl w:val="F614E2AE"/>
+    <w:lvl w:ilvl="0">
+      <w:start w:val="1"/>
+      <w:numFmt w:val="bullet"/>
+      <w:lvlText w:val=""/>
+      <w:lvlJc w:val="left"/>
+      <w:pPr>
+        <w:tabs>
+          <w:tab w:val="num" w:pos="720"/>
+        </w:tabs>
+        <w:ind w:left="720" w:hanging="360"/>
+      </w:pPr>
+      <w:rPr>
+        <w:rFonts w:ascii="Symbol" w:hAnsi="Symbol" w:hint="default"/>
+        <w:sz w:val="20"/>
+      </w:rPr>
+    </w:lvl>
+    <w:lvl w:ilvl="1">
+      <w:start w:val="1"/>
+      <w:numFmt w:val="bullet"/>
+      <w:lvlText w:val="o"/>
+      <w:lvlJc w:val="left"/>
+      <w:pPr>
+        <w:tabs>
+          <w:tab w:val="num" w:pos="1440"/>
+        </w:tabs>
+        <w:ind w:left="1440" w:hanging="360"/>
+      </w:pPr>
+      <w:rPr>
+        <w:rFonts w:ascii="Courier New" w:hAnsi="Courier New" w:hint="default"/>
+        <w:sz w:val="20"/>
+      </w:rPr>
+    </w:lvl>
+    <w:lvl w:ilvl="2" w:tentative="1">
+      <w:start w:val="1"/>
+      <w:numFmt w:val="bullet"/>
+      <w:lvlText w:val=""/>
+      <w:lvlJc w:val="left"/>
+      <w:pPr>
+        <w:tabs>
+          <w:tab w:val="num" w:pos="2160"/>
+        </w:tabs>
+        <w:ind w:left="2160" w:hanging="360"/>
+      </w:pPr>
+      <w:rPr>
+        <w:rFonts w:ascii="Wingdings" w:hAnsi="Wingdings" w:hint="default"/>
+        <w:sz w:val="20"/>
+      </w:rPr>
+    </w:lvl>
+    <w:lvl w:ilvl="3" w:tentative="1">
+      <w:start w:val="1"/>
+      <w:numFmt w:val="bullet"/>
+      <w:lvlText w:val=""/>
+      <w:lvlJc w:val="left"/>
+      <w:pPr>
+        <w:tabs>
+          <w:tab w:val="num" w:pos="2880"/>
+        </w:tabs>
+        <w:ind w:left="2880" w:hanging="360"/>
+      </w:pPr>
+      <w:rPr>
+        <w:rFonts w:ascii="Wingdings" w:hAnsi="Wingdings" w:hint="default"/>
+        <w:sz w:val="20"/>
+      </w:rPr>
+    </w:lvl>
+    <w:lvl w:ilvl="4" w:tentative="1">
+      <w:start w:val="1"/>
+      <w:numFmt w:val="bullet"/>
+      <w:lvlText w:val=""/>
+      <w:lvlJc w:val="left"/>
+      <w:pPr>
+        <w:tabs>
+          <w:tab w:val="num" w:pos="3600"/>
+        </w:tabs>
+        <w:ind w:left="3600" w:hanging="360"/>
+      </w:pPr>
+      <w:rPr>
+        <w:rFonts w:ascii="Wingdings" w:hAnsi="Wingdings" w:hint="default"/>
+        <w:sz w:val="20"/>
+      </w:rPr>
+    </w:lvl>
+    <w:lvl w:ilvl="5" w:tentative="1">
+      <w:start w:val="1"/>
+      <w:numFmt w:val="bullet"/>
+      <w:lvlText w:val=""/>
+      <w:lvlJc w:val="left"/>
+      <w:pPr>
+        <w:tabs>
+          <w:tab w:val="num" w:pos="4320"/>
+        </w:tabs>
+        <w:ind w:left="4320" w:hanging="360"/>
+      </w:pPr>
+      <w:rPr>
+        <w:rFonts w:ascii="Wingdings" w:hAnsi="Wingdings" w:hint="default"/>
+        <w:sz w:val="20"/>
+      </w:rPr>
+    </w:lvl>
+    <w:lvl w:ilvl="6" w:tentative="1">
+      <w:start w:val="1"/>
+      <w:numFmt w:val="bullet"/>
+      <w:lvlText w:val=""/>
+      <w:lvlJc w:val="left"/>
+      <w:pPr>
+        <w:tabs>
+          <w:tab w:val="num" w:pos="5040"/>
+        </w:tabs>
+        <w:ind w:left="5040" w:hanging="360"/>
+      </w:pPr>
+      <w:rPr>
+        <w:rFonts w:ascii="Wingdings" w:hAnsi="Wingdings" w:hint="default"/>
+        <w:sz w:val="20"/>
+      </w:rPr>
+    </w:lvl>
+    <w:lvl w:ilvl="7" w:tentative="1">
+      <w:start w:val="1"/>
+      <w:numFmt w:val="bullet"/>
+      <w:lvlText w:val=""/>
+      <w:lvlJc w:val="left"/>
+      <w:pPr>
+        <w:tabs>
+          <w:tab w:val="num" w:pos="5760"/>
+        </w:tabs>
+        <w:ind w:left="5760" w:hanging="360"/>
+      </w:pPr>
+      <w:rPr>
+        <w:rFonts w:ascii="Wingdings" w:hAnsi="Wingdings" w:hint="default"/>
+        <w:sz w:val="20"/>
+      </w:rPr>
+    </w:lvl>
+    <w:lvl w:ilvl="8" w:tentative="1">
+      <w:start w:val="1"/>
+      <w:numFmt w:val="bullet"/>
+      <w:lvlText w:val=""/>
+      <w:lvlJc w:val="left"/>
+      <w:pPr>
+        <w:tabs>
+          <w:tab w:val="num" w:pos="6480"/>
+        </w:tabs>
+        <w:ind w:left="6480" w:hanging="360"/>
+      </w:pPr>
+      <w:rPr>
+        <w:rFonts w:ascii="Wingdings" w:hAnsi="Wingdings" w:hint="default"/>
+        <w:sz w:val="20"/>
+      </w:rPr>
+    </w:lvl>
+  </w:abstractNum>
+  <w:abstractNum w:abstractNumId="7" w15:restartNumberingAfterBreak="0">
+    <w:nsid w:val="2FF32CF8"/>
+    <w:multiLevelType w:val="multilevel"/>
+    <w:tmpl w:val="C6564E22"/>
+    <w:lvl w:ilvl="0">
+      <w:start w:val="1"/>
+      <w:numFmt w:val="bullet"/>
+      <w:lvlText w:val=""/>
+      <w:lvlJc w:val="left"/>
+      <w:pPr>
+        <w:tabs>
+          <w:tab w:val="num" w:pos="720"/>
+        </w:tabs>
+        <w:ind w:left="720" w:hanging="360"/>
+      </w:pPr>
+      <w:rPr>
+        <w:rFonts w:ascii="Symbol" w:hAnsi="Symbol" w:hint="default"/>
+        <w:sz w:val="20"/>
+      </w:rPr>
+    </w:lvl>
+    <w:lvl w:ilvl="1" w:tentative="1">
+      <w:start w:val="1"/>
+      <w:numFmt w:val="bullet"/>
+      <w:lvlText w:val="o"/>
+      <w:lvlJc w:val="left"/>
+      <w:pPr>
+        <w:tabs>
+          <w:tab w:val="num" w:pos="1440"/>
+        </w:tabs>
+        <w:ind w:left="1440" w:hanging="360"/>
+      </w:pPr>
+      <w:rPr>
+        <w:rFonts w:ascii="Courier New" w:hAnsi="Courier New" w:hint="default"/>
+        <w:sz w:val="20"/>
+      </w:rPr>
+    </w:lvl>
+    <w:lvl w:ilvl="2" w:tentative="1">
+      <w:start w:val="1"/>
+      <w:numFmt w:val="bullet"/>
+      <w:lvlText w:val=""/>
+      <w:lvlJc w:val="left"/>
+      <w:pPr>
+        <w:tabs>
+          <w:tab w:val="num" w:pos="2160"/>
+        </w:tabs>
+        <w:ind w:left="2160" w:hanging="360"/>
+      </w:pPr>
+      <w:rPr>
+        <w:rFonts w:ascii="Wingdings" w:hAnsi="Wingdings" w:hint="default"/>
+        <w:sz w:val="20"/>
+      </w:rPr>
+    </w:lvl>
+    <w:lvl w:ilvl="3" w:tentative="1">
+      <w:start w:val="1"/>
+      <w:numFmt w:val="bullet"/>
+      <w:lvlText w:val=""/>
+      <w:lvlJc w:val="left"/>
+      <w:pPr>
+        <w:tabs>
+          <w:tab w:val="num" w:pos="2880"/>
+        </w:tabs>
+        <w:ind w:left="2880" w:hanging="360"/>
+      </w:pPr>
+      <w:rPr>
+        <w:rFonts w:ascii="Wingdings" w:hAnsi="Wingdings" w:hint="default"/>
+        <w:sz w:val="20"/>
+      </w:rPr>
+    </w:lvl>
+    <w:lvl w:ilvl="4" w:tentative="1">
+      <w:start w:val="1"/>
+      <w:numFmt w:val="bullet"/>
+      <w:lvlText w:val=""/>
+      <w:lvlJc w:val="left"/>
+      <w:pPr>
+        <w:tabs>
+          <w:tab w:val="num" w:pos="3600"/>
+        </w:tabs>
+        <w:ind w:left="3600" w:hanging="360"/>
+      </w:pPr>
+      <w:rPr>
+        <w:rFonts w:ascii="Wingdings" w:hAnsi="Wingdings" w:hint="default"/>
+        <w:sz w:val="20"/>
+      </w:rPr>
+    </w:lvl>
+    <w:lvl w:ilvl="5" w:tentative="1">
+      <w:start w:val="1"/>
+      <w:numFmt w:val="bullet"/>
+      <w:lvlText w:val=""/>
+      <w:lvlJc w:val="left"/>
+      <w:pPr>
+        <w:tabs>
+          <w:tab w:val="num" w:pos="4320"/>
+        </w:tabs>
+        <w:ind w:left="4320" w:hanging="360"/>
+      </w:pPr>
+      <w:rPr>
+        <w:rFonts w:ascii="Wingdings" w:hAnsi="Wingdings" w:hint="default"/>
+        <w:sz w:val="20"/>
+      </w:rPr>
+    </w:lvl>
+    <w:lvl w:ilvl="6" w:tentative="1">
+      <w:start w:val="1"/>
+      <w:numFmt w:val="bullet"/>
+      <w:lvlText w:val=""/>
+      <w:lvlJc w:val="left"/>
+      <w:pPr>
+        <w:tabs>
+          <w:tab w:val="num" w:pos="5040"/>
+        </w:tabs>
+        <w:ind w:left="5040" w:hanging="360"/>
+      </w:pPr>
+      <w:rPr>
+        <w:rFonts w:ascii="Wingdings" w:hAnsi="Wingdings" w:hint="default"/>
+        <w:sz w:val="20"/>
+      </w:rPr>
+    </w:lvl>
+    <w:lvl w:ilvl="7" w:tentative="1">
+      <w:start w:val="1"/>
+      <w:numFmt w:val="bullet"/>
+      <w:lvlText w:val=""/>
+      <w:lvlJc w:val="left"/>
+      <w:pPr>
+        <w:tabs>
+          <w:tab w:val="num" w:pos="5760"/>
+        </w:tabs>
+        <w:ind w:left="5760" w:hanging="360"/>
+      </w:pPr>
+      <w:rPr>
+        <w:rFonts w:ascii="Wingdings" w:hAnsi="Wingdings" w:hint="default"/>
+        <w:sz w:val="20"/>
+      </w:rPr>
+    </w:lvl>
+    <w:lvl w:ilvl="8" w:tentative="1">
+      <w:start w:val="1"/>
+      <w:numFmt w:val="bullet"/>
+      <w:lvlText w:val=""/>
+      <w:lvlJc w:val="left"/>
+      <w:pPr>
+        <w:tabs>
+          <w:tab w:val="num" w:pos="6480"/>
+        </w:tabs>
+        <w:ind w:left="6480" w:hanging="360"/>
+      </w:pPr>
+      <w:rPr>
+        <w:rFonts w:ascii="Wingdings" w:hAnsi="Wingdings" w:hint="default"/>
+        <w:sz w:val="20"/>
+      </w:rPr>
+    </w:lvl>
+  </w:abstractNum>
+  <w:abstractNum w:abstractNumId="8" w15:restartNumberingAfterBreak="0">
+    <w:nsid w:val="418C5E07"/>
+    <w:multiLevelType w:val="multilevel"/>
+    <w:tmpl w:val="1B865844"/>
+    <w:lvl w:ilvl="0">
+      <w:start w:val="1"/>
+      <w:numFmt w:val="bullet"/>
+      <w:lvlText w:val=""/>
+      <w:lvlJc w:val="left"/>
+      <w:pPr>
+        <w:tabs>
+          <w:tab w:val="num" w:pos="720"/>
+        </w:tabs>
+        <w:ind w:left="720" w:hanging="360"/>
+      </w:pPr>
+      <w:rPr>
+        <w:rFonts w:ascii="Symbol" w:hAnsi="Symbol" w:hint="default"/>
+        <w:sz w:val="20"/>
+      </w:rPr>
+    </w:lvl>
+    <w:lvl w:ilvl="1" w:tentative="1">
+      <w:start w:val="1"/>
+      <w:numFmt w:val="bullet"/>
+      <w:lvlText w:val="o"/>
+      <w:lvlJc w:val="left"/>
+      <w:pPr>
+        <w:tabs>
+          <w:tab w:val="num" w:pos="1440"/>
+        </w:tabs>
+        <w:ind w:left="1440" w:hanging="360"/>
+      </w:pPr>
+      <w:rPr>
+        <w:rFonts w:ascii="Courier New" w:hAnsi="Courier New" w:hint="default"/>
+        <w:sz w:val="20"/>
+      </w:rPr>
+    </w:lvl>
+    <w:lvl w:ilvl="2" w:tentative="1">
+      <w:start w:val="1"/>
+      <w:numFmt w:val="bullet"/>
+      <w:lvlText w:val=""/>
+      <w:lvlJc w:val="left"/>
+      <w:pPr>
+        <w:tabs>
+          <w:tab w:val="num" w:pos="2160"/>
+        </w:tabs>
+        <w:ind w:left="2160" w:hanging="360"/>
+      </w:pPr>
+      <w:rPr>
+        <w:rFonts w:ascii="Wingdings" w:hAnsi="Wingdings" w:hint="default"/>
+        <w:sz w:val="20"/>
+      </w:rPr>
+    </w:lvl>
+    <w:lvl w:ilvl="3" w:tentative="1">
+      <w:start w:val="1"/>
+      <w:numFmt w:val="bullet"/>
+      <w:lvlText w:val=""/>
+      <w:lvlJc w:val="left"/>
+      <w:pPr>
+        <w:tabs>
+          <w:tab w:val="num" w:pos="2880"/>
+        </w:tabs>
+        <w:ind w:left="2880" w:hanging="360"/>
+      </w:pPr>
+      <w:rPr>
+        <w:rFonts w:ascii="Wingdings" w:hAnsi="Wingdings" w:hint="default"/>
+        <w:sz w:val="20"/>
+      </w:rPr>
+    </w:lvl>
+    <w:lvl w:ilvl="4" w:tentative="1">
+      <w:start w:val="1"/>
+      <w:numFmt w:val="bullet"/>
+      <w:lvlText w:val=""/>
+      <w:lvlJc w:val="left"/>
+      <w:pPr>
+        <w:tabs>
+          <w:tab w:val="num" w:pos="3600"/>
+        </w:tabs>
+        <w:ind w:left="3600" w:hanging="360"/>
+      </w:pPr>
+      <w:rPr>
+        <w:rFonts w:ascii="Wingdings" w:hAnsi="Wingdings" w:hint="default"/>
+        <w:sz w:val="20"/>
+      </w:rPr>
+    </w:lvl>
+    <w:lvl w:ilvl="5" w:tentative="1">
+      <w:start w:val="1"/>
+      <w:numFmt w:val="bullet"/>
+      <w:lvlText w:val=""/>
+      <w:lvlJc w:val="left"/>
+      <w:pPr>
+        <w:tabs>
+          <w:tab w:val="num" w:pos="4320"/>
+        </w:tabs>
+        <w:ind w:left="4320" w:hanging="360"/>
+      </w:pPr>
+      <w:rPr>
+        <w:rFonts w:ascii="Wingdings" w:hAnsi="Wingdings" w:hint="default"/>
+        <w:sz w:val="20"/>
+      </w:rPr>
+    </w:lvl>
+    <w:lvl w:ilvl="6" w:tentative="1">
+      <w:start w:val="1"/>
+      <w:numFmt w:val="bullet"/>
+      <w:lvlText w:val=""/>
+      <w:lvlJc w:val="left"/>
+      <w:pPr>
+        <w:tabs>
+          <w:tab w:val="num" w:pos="5040"/>
+        </w:tabs>
+        <w:ind w:left="5040" w:hanging="360"/>
+      </w:pPr>
+      <w:rPr>
+        <w:rFonts w:ascii="Wingdings" w:hAnsi="Wingdings" w:hint="default"/>
+        <w:sz w:val="20"/>
+      </w:rPr>
+    </w:lvl>
+    <w:lvl w:ilvl="7" w:tentative="1">
+      <w:start w:val="1"/>
+      <w:numFmt w:val="bullet"/>
+      <w:lvlText w:val=""/>
+      <w:lvlJc w:val="left"/>
+      <w:pPr>
+        <w:tabs>
+          <w:tab w:val="num" w:pos="5760"/>
+        </w:tabs>
+        <w:ind w:left="5760" w:hanging="360"/>
+      </w:pPr>
+      <w:rPr>
+        <w:rFonts w:ascii="Wingdings" w:hAnsi="Wingdings" w:hint="default"/>
+        <w:sz w:val="20"/>
+      </w:rPr>
+    </w:lvl>
+    <w:lvl w:ilvl="8" w:tentative="1">
+      <w:start w:val="1"/>
+      <w:numFmt w:val="bullet"/>
+      <w:lvlText w:val=""/>
+      <w:lvlJc w:val="left"/>
+      <w:pPr>
+        <w:tabs>
+          <w:tab w:val="num" w:pos="6480"/>
+        </w:tabs>
+        <w:ind w:left="6480" w:hanging="360"/>
+      </w:pPr>
+      <w:rPr>
+        <w:rFonts w:ascii="Wingdings" w:hAnsi="Wingdings" w:hint="default"/>
+        <w:sz w:val="20"/>
+      </w:rPr>
+    </w:lvl>
+  </w:abstractNum>
+  <w:abstractNum w:abstractNumId="9" w15:restartNumberingAfterBreak="0">
+    <w:nsid w:val="42DB1D33"/>
+    <w:multiLevelType w:val="multilevel"/>
+    <w:tmpl w:val="C98EDD8E"/>
+    <w:lvl w:ilvl="0">
+      <w:start w:val="1"/>
+      <w:numFmt w:val="bullet"/>
+      <w:lvlText w:val=""/>
+      <w:lvlJc w:val="left"/>
+      <w:pPr>
+        <w:tabs>
+          <w:tab w:val="num" w:pos="720"/>
+        </w:tabs>
+        <w:ind w:left="720" w:hanging="360"/>
+      </w:pPr>
+      <w:rPr>
+        <w:rFonts w:ascii="Symbol" w:hAnsi="Symbol" w:hint="default"/>
+        <w:sz w:val="20"/>
+      </w:rPr>
+    </w:lvl>
+    <w:lvl w:ilvl="1">
+      <w:start w:val="1"/>
+      <w:numFmt w:val="bullet"/>
+      <w:lvlText w:val="o"/>
+      <w:lvlJc w:val="left"/>
+      <w:pPr>
+        <w:tabs>
+          <w:tab w:val="num" w:pos="1440"/>
+        </w:tabs>
+        <w:ind w:left="1440" w:hanging="360"/>
+      </w:pPr>
+      <w:rPr>
+        <w:rFonts w:ascii="Courier New" w:hAnsi="Courier New" w:hint="default"/>
+        <w:sz w:val="20"/>
+      </w:rPr>
+    </w:lvl>
+    <w:lvl w:ilvl="2" w:tentative="1">
+      <w:start w:val="1"/>
+      <w:numFmt w:val="bullet"/>
+      <w:lvlText w:val=""/>
+      <w:lvlJc w:val="left"/>
+      <w:pPr>
+        <w:tabs>
+          <w:tab w:val="num" w:pos="2160"/>
+        </w:tabs>
+        <w:ind w:left="2160" w:hanging="360"/>
+      </w:pPr>
+      <w:rPr>
+        <w:rFonts w:ascii="Wingdings" w:hAnsi="Wingdings" w:hint="default"/>
+        <w:sz w:val="20"/>
+      </w:rPr>
+    </w:lvl>
+    <w:lvl w:ilvl="3" w:tentative="1">
+      <w:start w:val="1"/>
+      <w:numFmt w:val="bullet"/>
+      <w:lvlText w:val=""/>
+      <w:lvlJc w:val="left"/>
+      <w:pPr>
+        <w:tabs>
+          <w:tab w:val="num" w:pos="2880"/>
+        </w:tabs>
+        <w:ind w:left="2880" w:hanging="360"/>
+      </w:pPr>
+      <w:rPr>
+        <w:rFonts w:ascii="Wingdings" w:hAnsi="Wingdings" w:hint="default"/>
+        <w:sz w:val="20"/>
+      </w:rPr>
+    </w:lvl>
+    <w:lvl w:ilvl="4" w:tentative="1">
+      <w:start w:val="1"/>
+      <w:numFmt w:val="bullet"/>
+      <w:lvlText w:val=""/>
+      <w:lvlJc w:val="left"/>
+      <w:pPr>
+        <w:tabs>
+          <w:tab w:val="num" w:pos="3600"/>
+        </w:tabs>
+        <w:ind w:left="3600" w:hanging="360"/>
+      </w:pPr>
+      <w:rPr>
+        <w:rFonts w:ascii="Wingdings" w:hAnsi="Wingdings" w:hint="default"/>
+        <w:sz w:val="20"/>
+      </w:rPr>
+    </w:lvl>
+    <w:lvl w:ilvl="5" w:tentative="1">
+      <w:start w:val="1"/>
+      <w:numFmt w:val="bullet"/>
+      <w:lvlText w:val=""/>
+      <w:lvlJc w:val="left"/>
+      <w:pPr>
+        <w:tabs>
+          <w:tab w:val="num" w:pos="4320"/>
+        </w:tabs>
+        <w:ind w:left="4320" w:hanging="360"/>
+      </w:pPr>
+      <w:rPr>
+        <w:rFonts w:ascii="Wingdings" w:hAnsi="Wingdings" w:hint="default"/>
+        <w:sz w:val="20"/>
+      </w:rPr>
+    </w:lvl>
+    <w:lvl w:ilvl="6" w:tentative="1">
+      <w:start w:val="1"/>
+      <w:numFmt w:val="bullet"/>
+      <w:lvlText w:val=""/>
+      <w:lvlJc w:val="left"/>
+      <w:pPr>
+        <w:tabs>
+          <w:tab w:val="num" w:pos="5040"/>
+        </w:tabs>
+        <w:ind w:left="5040" w:hanging="360"/>
+      </w:pPr>
+      <w:rPr>
+        <w:rFonts w:ascii="Wingdings" w:hAnsi="Wingdings" w:hint="default"/>
+        <w:sz w:val="20"/>
+      </w:rPr>
+    </w:lvl>
+    <w:lvl w:ilvl="7" w:tentative="1">
+      <w:start w:val="1"/>
+      <w:numFmt w:val="bullet"/>
+      <w:lvlText w:val=""/>
+      <w:lvlJc w:val="left"/>
+      <w:pPr>
+        <w:tabs>
+          <w:tab w:val="num" w:pos="5760"/>
+        </w:tabs>
+        <w:ind w:left="5760" w:hanging="360"/>
+      </w:pPr>
+      <w:rPr>
+        <w:rFonts w:ascii="Wingdings" w:hAnsi="Wingdings" w:hint="default"/>
+        <w:sz w:val="20"/>
+      </w:rPr>
+    </w:lvl>
+    <w:lvl w:ilvl="8" w:tentative="1">
+      <w:start w:val="1"/>
+      <w:numFmt w:val="bullet"/>
+      <w:lvlText w:val=""/>
+      <w:lvlJc w:val="left"/>
+      <w:pPr>
+        <w:tabs>
+          <w:tab w:val="num" w:pos="6480"/>
+        </w:tabs>
+        <w:ind w:left="6480" w:hanging="360"/>
+      </w:pPr>
+      <w:rPr>
+        <w:rFonts w:ascii="Wingdings" w:hAnsi="Wingdings" w:hint="default"/>
+        <w:sz w:val="20"/>
+      </w:rPr>
+    </w:lvl>
+  </w:abstractNum>
+  <w:abstractNum w:abstractNumId="10" w15:restartNumberingAfterBreak="0">
+    <w:nsid w:val="4DFF0459"/>
+    <w:multiLevelType w:val="multilevel"/>
+    <w:tmpl w:val="F19A5940"/>
+    <w:lvl w:ilvl="0">
+      <w:start w:val="1"/>
+      <w:numFmt w:val="bullet"/>
+      <w:lvlText w:val=""/>
+      <w:lvlJc w:val="left"/>
+      <w:pPr>
+        <w:tabs>
+          <w:tab w:val="num" w:pos="720"/>
+        </w:tabs>
+        <w:ind w:left="720" w:hanging="360"/>
+      </w:pPr>
+      <w:rPr>
+        <w:rFonts w:ascii="Symbol" w:hAnsi="Symbol" w:hint="default"/>
+        <w:sz w:val="20"/>
+      </w:rPr>
+    </w:lvl>
+    <w:lvl w:ilvl="1" w:tentative="1">
+      <w:start w:val="1"/>
+      <w:numFmt w:val="bullet"/>
+      <w:lvlText w:val="o"/>
+      <w:lvlJc w:val="left"/>
+      <w:pPr>
+        <w:tabs>
+          <w:tab w:val="num" w:pos="1440"/>
+        </w:tabs>
+        <w:ind w:left="1440" w:hanging="360"/>
+      </w:pPr>
+      <w:rPr>
+        <w:rFonts w:ascii="Courier New" w:hAnsi="Courier New" w:hint="default"/>
+        <w:sz w:val="20"/>
+      </w:rPr>
+    </w:lvl>
+    <w:lvl w:ilvl="2" w:tentative="1">
+      <w:start w:val="1"/>
+      <w:numFmt w:val="bullet"/>
+      <w:lvlText w:val=""/>
+      <w:lvlJc w:val="left"/>
+      <w:pPr>
+        <w:tabs>
+          <w:tab w:val="num" w:pos="2160"/>
+        </w:tabs>
+        <w:ind w:left="2160" w:hanging="360"/>
+      </w:pPr>
+      <w:rPr>
+        <w:rFonts w:ascii="Wingdings" w:hAnsi="Wingdings" w:hint="default"/>
+        <w:sz w:val="20"/>
+      </w:rPr>
+    </w:lvl>
+    <w:lvl w:ilvl="3" w:tentative="1">
+      <w:start w:val="1"/>
+      <w:numFmt w:val="bullet"/>
+      <w:lvlText w:val=""/>
+      <w:lvlJc w:val="left"/>
+      <w:pPr>
+        <w:tabs>
+          <w:tab w:val="num" w:pos="2880"/>
+        </w:tabs>
+        <w:ind w:left="2880" w:hanging="360"/>
+      </w:pPr>
+      <w:rPr>
+        <w:rFonts w:ascii="Wingdings" w:hAnsi="Wingdings" w:hint="default"/>
+        <w:sz w:val="20"/>
+      </w:rPr>
+    </w:lvl>
+    <w:lvl w:ilvl="4" w:tentative="1">
+      <w:start w:val="1"/>
+      <w:numFmt w:val="bullet"/>
+      <w:lvlText w:val=""/>
+      <w:lvlJc w:val="left"/>
+      <w:pPr>
+        <w:tabs>
+          <w:tab w:val="num" w:pos="3600"/>
+        </w:tabs>
+        <w:ind w:left="3600" w:hanging="360"/>
+      </w:pPr>
+      <w:rPr>
+        <w:rFonts w:ascii="Wingdings" w:hAnsi="Wingdings" w:hint="default"/>
+        <w:sz w:val="20"/>
+      </w:rPr>
+    </w:lvl>
+    <w:lvl w:ilvl="5" w:tentative="1">
+      <w:start w:val="1"/>
+      <w:numFmt w:val="bullet"/>
+      <w:lvlText w:val=""/>
+      <w:lvlJc w:val="left"/>
+      <w:pPr>
+        <w:tabs>
+          <w:tab w:val="num" w:pos="4320"/>
+        </w:tabs>
+        <w:ind w:left="4320" w:hanging="360"/>
+      </w:pPr>
+      <w:rPr>
+        <w:rFonts w:ascii="Wingdings" w:hAnsi="Wingdings" w:hint="default"/>
+        <w:sz w:val="20"/>
+      </w:rPr>
+    </w:lvl>
+    <w:lvl w:ilvl="6" w:tentative="1">
+      <w:start w:val="1"/>
+      <w:numFmt w:val="bullet"/>
+      <w:lvlText w:val=""/>
+      <w:lvlJc w:val="left"/>
+      <w:pPr>
+        <w:tabs>
+          <w:tab w:val="num" w:pos="5040"/>
+        </w:tabs>
+        <w:ind w:left="5040" w:hanging="360"/>
+      </w:pPr>
+      <w:rPr>
+        <w:rFonts w:ascii="Wingdings" w:hAnsi="Wingdings" w:hint="default"/>
+        <w:sz w:val="20"/>
+      </w:rPr>
+    </w:lvl>
+    <w:lvl w:ilvl="7" w:tentative="1">
+      <w:start w:val="1"/>
+      <w:numFmt w:val="bullet"/>
+      <w:lvlText w:val=""/>
+      <w:lvlJc w:val="left"/>
+      <w:pPr>
+        <w:tabs>
+          <w:tab w:val="num" w:pos="5760"/>
+        </w:tabs>
+        <w:ind w:left="5760" w:hanging="360"/>
+      </w:pPr>
+      <w:rPr>
+        <w:rFonts w:ascii="Wingdings" w:hAnsi="Wingdings" w:hint="default"/>
+        <w:sz w:val="20"/>
+      </w:rPr>
+    </w:lvl>
+    <w:lvl w:ilvl="8" w:tentative="1">
+      <w:start w:val="1"/>
+      <w:numFmt w:val="bullet"/>
+      <w:lvlText w:val=""/>
+      <w:lvlJc w:val="left"/>
+      <w:pPr>
+        <w:tabs>
+          <w:tab w:val="num" w:pos="6480"/>
+        </w:tabs>
+        <w:ind w:left="6480" w:hanging="360"/>
+      </w:pPr>
+      <w:rPr>
+        <w:rFonts w:ascii="Wingdings" w:hAnsi="Wingdings" w:hint="default"/>
+        <w:sz w:val="20"/>
+      </w:rPr>
+    </w:lvl>
+  </w:abstractNum>
+  <w:abstractNum w:abstractNumId="11" w15:restartNumberingAfterBreak="0">
+    <w:nsid w:val="4E695B80"/>
+    <w:multiLevelType w:val="multilevel"/>
+    <w:tmpl w:val="070C9596"/>
+    <w:lvl w:ilvl="0">
+      <w:start w:val="1"/>
+      <w:numFmt w:val="bullet"/>
+      <w:lvlText w:val=""/>
+      <w:lvlJc w:val="left"/>
+      <w:pPr>
+        <w:tabs>
+          <w:tab w:val="num" w:pos="720"/>
+        </w:tabs>
+        <w:ind w:left="720" w:hanging="360"/>
+      </w:pPr>
+      <w:rPr>
+        <w:rFonts w:ascii="Symbol" w:hAnsi="Symbol" w:hint="default"/>
+        <w:sz w:val="20"/>
+      </w:rPr>
+    </w:lvl>
+    <w:lvl w:ilvl="1" w:tentative="1">
+      <w:start w:val="1"/>
+      <w:numFmt w:val="bullet"/>
+      <w:lvlText w:val="o"/>
+      <w:lvlJc w:val="left"/>
+      <w:pPr>
+        <w:tabs>
+          <w:tab w:val="num" w:pos="1440"/>
+        </w:tabs>
+        <w:ind w:left="1440" w:hanging="360"/>
+      </w:pPr>
+      <w:rPr>
+        <w:rFonts w:ascii="Courier New" w:hAnsi="Courier New" w:hint="default"/>
+        <w:sz w:val="20"/>
+      </w:rPr>
+    </w:lvl>
+    <w:lvl w:ilvl="2" w:tentative="1">
+      <w:start w:val="1"/>
+      <w:numFmt w:val="bullet"/>
+      <w:lvlText w:val=""/>
+      <w:lvlJc w:val="left"/>
+      <w:pPr>
+        <w:tabs>
+          <w:tab w:val="num" w:pos="2160"/>
+        </w:tabs>
+        <w:ind w:left="2160" w:hanging="360"/>
+      </w:pPr>
+      <w:rPr>
+        <w:rFonts w:ascii="Wingdings" w:hAnsi="Wingdings" w:hint="default"/>
+        <w:sz w:val="20"/>
+      </w:rPr>
+    </w:lvl>
+    <w:lvl w:ilvl="3" w:tentative="1">
+      <w:start w:val="1"/>
+      <w:numFmt w:val="bullet"/>
+      <w:lvlText w:val=""/>
+      <w:lvlJc w:val="left"/>
+      <w:pPr>
+        <w:tabs>
+          <w:tab w:val="num" w:pos="2880"/>
+        </w:tabs>
+        <w:ind w:left="2880" w:hanging="360"/>
+      </w:pPr>
+      <w:rPr>
+        <w:rFonts w:ascii="Wingdings" w:hAnsi="Wingdings" w:hint="default"/>
+        <w:sz w:val="20"/>
+      </w:rPr>
+    </w:lvl>
+    <w:lvl w:ilvl="4" w:tentative="1">
+      <w:start w:val="1"/>
+      <w:numFmt w:val="bullet"/>
+      <w:lvlText w:val=""/>
+      <w:lvlJc w:val="left"/>
+      <w:pPr>
+        <w:tabs>
+          <w:tab w:val="num" w:pos="3600"/>
+        </w:tabs>
+        <w:ind w:left="3600" w:hanging="360"/>
+      </w:pPr>
+      <w:rPr>
+        <w:rFonts w:ascii="Wingdings" w:hAnsi="Wingdings" w:hint="default"/>
+        <w:sz w:val="20"/>
+      </w:rPr>
+    </w:lvl>
+    <w:lvl w:ilvl="5" w:tentative="1">
+      <w:start w:val="1"/>
+      <w:numFmt w:val="bullet"/>
+      <w:lvlText w:val=""/>
+      <w:lvlJc w:val="left"/>
+      <w:pPr>
+        <w:tabs>
+          <w:tab w:val="num" w:pos="4320"/>
+        </w:tabs>
+        <w:ind w:left="4320" w:hanging="360"/>
+      </w:pPr>
+      <w:rPr>
+        <w:rFonts w:ascii="Wingdings" w:hAnsi="Wingdings" w:hint="default"/>
+        <w:sz w:val="20"/>
+      </w:rPr>
+    </w:lvl>
+    <w:lvl w:ilvl="6" w:tentative="1">
+      <w:start w:val="1"/>
+      <w:numFmt w:val="bullet"/>
+      <w:lvlText w:val=""/>
+      <w:lvlJc w:val="left"/>
+      <w:pPr>
+        <w:tabs>
+          <w:tab w:val="num" w:pos="5040"/>
+        </w:tabs>
+        <w:ind w:left="5040" w:hanging="360"/>
+      </w:pPr>
+      <w:rPr>
+        <w:rFonts w:ascii="Wingdings" w:hAnsi="Wingdings" w:hint="default"/>
+        <w:sz w:val="20"/>
+      </w:rPr>
+    </w:lvl>
+    <w:lvl w:ilvl="7" w:tentative="1">
+      <w:start w:val="1"/>
+      <w:numFmt w:val="bullet"/>
+      <w:lvlText w:val=""/>
+      <w:lvlJc w:val="left"/>
+      <w:pPr>
+        <w:tabs>
+          <w:tab w:val="num" w:pos="5760"/>
+        </w:tabs>
+        <w:ind w:left="5760" w:hanging="360"/>
+      </w:pPr>
+      <w:rPr>
+        <w:rFonts w:ascii="Wingdings" w:hAnsi="Wingdings" w:hint="default"/>
+        <w:sz w:val="20"/>
+      </w:rPr>
+    </w:lvl>
+    <w:lvl w:ilvl="8" w:tentative="1">
+      <w:start w:val="1"/>
+      <w:numFmt w:val="bullet"/>
+      <w:lvlText w:val=""/>
+      <w:lvlJc w:val="left"/>
+      <w:pPr>
+        <w:tabs>
+          <w:tab w:val="num" w:pos="6480"/>
+        </w:tabs>
+        <w:ind w:left="6480" w:hanging="360"/>
+      </w:pPr>
+      <w:rPr>
+        <w:rFonts w:ascii="Wingdings" w:hAnsi="Wingdings" w:hint="default"/>
+        <w:sz w:val="20"/>
+      </w:rPr>
+    </w:lvl>
+  </w:abstractNum>
+  <w:abstractNum w:abstractNumId="12" w15:restartNumberingAfterBreak="0">
+    <w:nsid w:val="56FE0406"/>
+    <w:multiLevelType w:val="multilevel"/>
+    <w:tmpl w:val="3344348A"/>
+    <w:lvl w:ilvl="0">
+      <w:start w:val="1"/>
+      <w:numFmt w:val="bullet"/>
+      <w:lvlText w:val=""/>
+      <w:lvlJc w:val="left"/>
+      <w:pPr>
+        <w:tabs>
+          <w:tab w:val="num" w:pos="720"/>
+        </w:tabs>
+        <w:ind w:left="720" w:hanging="360"/>
+      </w:pPr>
+      <w:rPr>
+        <w:rFonts w:ascii="Symbol" w:hAnsi="Symbol" w:hint="default"/>
+        <w:sz w:val="20"/>
+      </w:rPr>
+    </w:lvl>
+    <w:lvl w:ilvl="1" w:tentative="1">
+      <w:start w:val="1"/>
+      <w:numFmt w:val="bullet"/>
+      <w:lvlText w:val="o"/>
+      <w:lvlJc w:val="left"/>
+      <w:pPr>
+        <w:tabs>
+          <w:tab w:val="num" w:pos="1440"/>
+        </w:tabs>
+        <w:ind w:left="1440" w:hanging="360"/>
+      </w:pPr>
+      <w:rPr>
+        <w:rFonts w:ascii="Courier New" w:hAnsi="Courier New" w:hint="default"/>
+        <w:sz w:val="20"/>
+      </w:rPr>
+    </w:lvl>
+    <w:lvl w:ilvl="2" w:tentative="1">
+      <w:start w:val="1"/>
+      <w:numFmt w:val="bullet"/>
+      <w:lvlText w:val=""/>
+      <w:lvlJc w:val="left"/>
+      <w:pPr>
+        <w:tabs>
+          <w:tab w:val="num" w:pos="2160"/>
+        </w:tabs>
+        <w:ind w:left="2160" w:hanging="360"/>
+      </w:pPr>
+      <w:rPr>
+        <w:rFonts w:ascii="Wingdings" w:hAnsi="Wingdings" w:hint="default"/>
+        <w:sz w:val="20"/>
+      </w:rPr>
+    </w:lvl>
+    <w:lvl w:ilvl="3" w:tentative="1">
+      <w:start w:val="1"/>
+      <w:numFmt w:val="bullet"/>
+      <w:lvlText w:val=""/>
+      <w:lvlJc w:val="left"/>
+      <w:pPr>
+        <w:tabs>
+          <w:tab w:val="num" w:pos="2880"/>
+        </w:tabs>
+        <w:ind w:left="2880" w:hanging="360"/>
+      </w:pPr>
+      <w:rPr>
+        <w:rFonts w:ascii="Wingdings" w:hAnsi="Wingdings" w:hint="default"/>
+        <w:sz w:val="20"/>
+      </w:rPr>
+    </w:lvl>
+    <w:lvl w:ilvl="4" w:tentative="1">
+      <w:start w:val="1"/>
+      <w:numFmt w:val="bullet"/>
+      <w:lvlText w:val=""/>
+      <w:lvlJc w:val="left"/>
+      <w:pPr>
+        <w:tabs>
+          <w:tab w:val="num" w:pos="3600"/>
+        </w:tabs>
+        <w:ind w:left="3600" w:hanging="360"/>
+      </w:pPr>
+      <w:rPr>
+        <w:rFonts w:ascii="Wingdings" w:hAnsi="Wingdings" w:hint="default"/>
+        <w:sz w:val="20"/>
+      </w:rPr>
+    </w:lvl>
+    <w:lvl w:ilvl="5" w:tentative="1">
+      <w:start w:val="1"/>
+      <w:numFmt w:val="bullet"/>
+      <w:lvlText w:val=""/>
+      <w:lvlJc w:val="left"/>
+      <w:pPr>
+        <w:tabs>
+          <w:tab w:val="num" w:pos="4320"/>
+        </w:tabs>
+        <w:ind w:left="4320" w:hanging="360"/>
+      </w:pPr>
+      <w:rPr>
+        <w:rFonts w:ascii="Wingdings" w:hAnsi="Wingdings" w:hint="default"/>
+        <w:sz w:val="20"/>
+      </w:rPr>
+    </w:lvl>
+    <w:lvl w:ilvl="6" w:tentative="1">
+      <w:start w:val="1"/>
+      <w:numFmt w:val="bullet"/>
+      <w:lvlText w:val=""/>
+      <w:lvlJc w:val="left"/>
+      <w:pPr>
+        <w:tabs>
+          <w:tab w:val="num" w:pos="5040"/>
+        </w:tabs>
+        <w:ind w:left="5040" w:hanging="360"/>
+      </w:pPr>
+      <w:rPr>
+        <w:rFonts w:ascii="Wingdings" w:hAnsi="Wingdings" w:hint="default"/>
+        <w:sz w:val="20"/>
+      </w:rPr>
+    </w:lvl>
+    <w:lvl w:ilvl="7" w:tentative="1">
+      <w:start w:val="1"/>
+      <w:numFmt w:val="bullet"/>
+      <w:lvlText w:val=""/>
+      <w:lvlJc w:val="left"/>
+      <w:pPr>
+        <w:tabs>
+          <w:tab w:val="num" w:pos="5760"/>
+        </w:tabs>
+        <w:ind w:left="5760" w:hanging="360"/>
+      </w:pPr>
+      <w:rPr>
+        <w:rFonts w:ascii="Wingdings" w:hAnsi="Wingdings" w:hint="default"/>
+        <w:sz w:val="20"/>
+      </w:rPr>
+    </w:lvl>
+    <w:lvl w:ilvl="8" w:tentative="1">
+      <w:start w:val="1"/>
+      <w:numFmt w:val="bullet"/>
+      <w:lvlText w:val=""/>
+      <w:lvlJc w:val="left"/>
+      <w:pPr>
+        <w:tabs>
+          <w:tab w:val="num" w:pos="6480"/>
+        </w:tabs>
+        <w:ind w:left="6480" w:hanging="360"/>
+      </w:pPr>
+      <w:rPr>
+        <w:rFonts w:ascii="Wingdings" w:hAnsi="Wingdings" w:hint="default"/>
+        <w:sz w:val="20"/>
+      </w:rPr>
+    </w:lvl>
+  </w:abstractNum>
+  <w:abstractNum w:abstractNumId="13" w15:restartNumberingAfterBreak="0">
+    <w:nsid w:val="63323B65"/>
+    <w:multiLevelType w:val="multilevel"/>
+    <w:tmpl w:val="AF40A5DE"/>
+    <w:lvl w:ilvl="0">
+      <w:start w:val="1"/>
+      <w:numFmt w:val="bullet"/>
+      <w:lvlText w:val=""/>
+      <w:lvlJc w:val="left"/>
+      <w:pPr>
+        <w:tabs>
+          <w:tab w:val="num" w:pos="720"/>
+        </w:tabs>
+        <w:ind w:left="720" w:hanging="360"/>
+      </w:pPr>
+      <w:rPr>
+        <w:rFonts w:ascii="Symbol" w:hAnsi="Symbol" w:hint="default"/>
+        <w:sz w:val="20"/>
+      </w:rPr>
+    </w:lvl>
+    <w:lvl w:ilvl="1">
+      <w:start w:val="1"/>
+      <w:numFmt w:val="bullet"/>
+      <w:lvlText w:val="o"/>
+      <w:lvlJc w:val="left"/>
+      <w:pPr>
+        <w:tabs>
+          <w:tab w:val="num" w:pos="1440"/>
+        </w:tabs>
+        <w:ind w:left="1440" w:hanging="360"/>
+      </w:pPr>
+      <w:rPr>
+        <w:rFonts w:ascii="Courier New" w:hAnsi="Courier New" w:hint="default"/>
+        <w:sz w:val="20"/>
+      </w:rPr>
+    </w:lvl>
+    <w:lvl w:ilvl="2" w:tentative="1">
+      <w:start w:val="1"/>
+      <w:numFmt w:val="bullet"/>
+      <w:lvlText w:val=""/>
+      <w:lvlJc w:val="left"/>
+      <w:pPr>
+        <w:tabs>
+          <w:tab w:val="num" w:pos="2160"/>
+        </w:tabs>
+        <w:ind w:left="2160" w:hanging="360"/>
+      </w:pPr>
+      <w:rPr>
+        <w:rFonts w:ascii="Wingdings" w:hAnsi="Wingdings" w:hint="default"/>
+        <w:sz w:val="20"/>
+      </w:rPr>
+    </w:lvl>
+    <w:lvl w:ilvl="3" w:tentative="1">
+      <w:start w:val="1"/>
+      <w:numFmt w:val="bullet"/>
+      <w:lvlText w:val=""/>
+      <w:lvlJc w:val="left"/>
+      <w:pPr>
+        <w:tabs>
+          <w:tab w:val="num" w:pos="2880"/>
+        </w:tabs>
+        <w:ind w:left="2880" w:hanging="360"/>
+      </w:pPr>
+      <w:rPr>
+        <w:rFonts w:ascii="Wingdings" w:hAnsi="Wingdings" w:hint="default"/>
+        <w:sz w:val="20"/>
+      </w:rPr>
+    </w:lvl>
+    <w:lvl w:ilvl="4" w:tentative="1">
+      <w:start w:val="1"/>
+      <w:numFmt w:val="bullet"/>
+      <w:lvlText w:val=""/>
+      <w:lvlJc w:val="left"/>
+      <w:pPr>
+        <w:tabs>
+          <w:tab w:val="num" w:pos="3600"/>
+        </w:tabs>
+        <w:ind w:left="3600" w:hanging="360"/>
+      </w:pPr>
+      <w:rPr>
+        <w:rFonts w:ascii="Wingdings" w:hAnsi="Wingdings" w:hint="default"/>
+        <w:sz w:val="20"/>
+      </w:rPr>
+    </w:lvl>
+    <w:lvl w:ilvl="5" w:tentative="1">
+      <w:start w:val="1"/>
+      <w:numFmt w:val="bullet"/>
+      <w:lvlText w:val=""/>
+      <w:lvlJc w:val="left"/>
+      <w:pPr>
+        <w:tabs>
+          <w:tab w:val="num" w:pos="4320"/>
+        </w:tabs>
+        <w:ind w:left="4320" w:hanging="360"/>
+      </w:pPr>
+      <w:rPr>
+        <w:rFonts w:ascii="Wingdings" w:hAnsi="Wingdings" w:hint="default"/>
+        <w:sz w:val="20"/>
+      </w:rPr>
+    </w:lvl>
+    <w:lvl w:ilvl="6" w:tentative="1">
+      <w:start w:val="1"/>
+      <w:numFmt w:val="bullet"/>
+      <w:lvlText w:val=""/>
+      <w:lvlJc w:val="left"/>
+      <w:pPr>
+        <w:tabs>
+          <w:tab w:val="num" w:pos="5040"/>
+        </w:tabs>
+        <w:ind w:left="5040" w:hanging="360"/>
+      </w:pPr>
+      <w:rPr>
+        <w:rFonts w:ascii="Wingdings" w:hAnsi="Wingdings" w:hint="default"/>
+        <w:sz w:val="20"/>
+      </w:rPr>
+    </w:lvl>
+    <w:lvl w:ilvl="7" w:tentative="1">
+      <w:start w:val="1"/>
+      <w:numFmt w:val="bullet"/>
+      <w:lvlText w:val=""/>
+      <w:lvlJc w:val="left"/>
+      <w:pPr>
+        <w:tabs>
+          <w:tab w:val="num" w:pos="5760"/>
+        </w:tabs>
+        <w:ind w:left="5760" w:hanging="360"/>
+      </w:pPr>
+      <w:rPr>
+        <w:rFonts w:ascii="Wingdings" w:hAnsi="Wingdings" w:hint="default"/>
+        <w:sz w:val="20"/>
+      </w:rPr>
+    </w:lvl>
+    <w:lvl w:ilvl="8" w:tentative="1">
+      <w:start w:val="1"/>
+      <w:numFmt w:val="bullet"/>
+      <w:lvlText w:val=""/>
+      <w:lvlJc w:val="left"/>
+      <w:pPr>
+        <w:tabs>
+          <w:tab w:val="num" w:pos="6480"/>
+        </w:tabs>
+        <w:ind w:left="6480" w:hanging="360"/>
+      </w:pPr>
+      <w:rPr>
+        <w:rFonts w:ascii="Wingdings" w:hAnsi="Wingdings" w:hint="default"/>
+        <w:sz w:val="20"/>
+      </w:rPr>
+    </w:lvl>
+  </w:abstractNum>
+  <w:abstractNum w:abstractNumId="14" w15:restartNumberingAfterBreak="0">
+    <w:nsid w:val="67BA1A66"/>
+    <w:multiLevelType w:val="multilevel"/>
+    <w:tmpl w:val="F9CCAC0A"/>
+    <w:lvl w:ilvl="0">
+      <w:start w:val="1"/>
+      <w:numFmt w:val="bullet"/>
+      <w:lvlText w:val=""/>
+      <w:lvlJc w:val="left"/>
+      <w:pPr>
+        <w:tabs>
+          <w:tab w:val="num" w:pos="720"/>
+        </w:tabs>
+        <w:ind w:left="720" w:hanging="360"/>
+      </w:pPr>
+      <w:rPr>
+        <w:rFonts w:ascii="Symbol" w:hAnsi="Symbol" w:hint="default"/>
+        <w:sz w:val="20"/>
+      </w:rPr>
+    </w:lvl>
+    <w:lvl w:ilvl="1" w:tentative="1">
+      <w:start w:val="1"/>
+      <w:numFmt w:val="bullet"/>
+      <w:lvlText w:val="o"/>
+      <w:lvlJc w:val="left"/>
+      <w:pPr>
+        <w:tabs>
+          <w:tab w:val="num" w:pos="1440"/>
+        </w:tabs>
+        <w:ind w:left="1440" w:hanging="360"/>
+      </w:pPr>
+      <w:rPr>
+        <w:rFonts w:ascii="Courier New" w:hAnsi="Courier New" w:hint="default"/>
+        <w:sz w:val="20"/>
+      </w:rPr>
+    </w:lvl>
+    <w:lvl w:ilvl="2" w:tentative="1">
+      <w:start w:val="1"/>
+      <w:numFmt w:val="bullet"/>
+      <w:lvlText w:val=""/>
+      <w:lvlJc w:val="left"/>
+      <w:pPr>
+        <w:tabs>
+          <w:tab w:val="num" w:pos="2160"/>
+        </w:tabs>
+        <w:ind w:left="2160" w:hanging="360"/>
+      </w:pPr>
+      <w:rPr>
+        <w:rFonts w:ascii="Wingdings" w:hAnsi="Wingdings" w:hint="default"/>
+        <w:sz w:val="20"/>
+      </w:rPr>
+    </w:lvl>
+    <w:lvl w:ilvl="3" w:tentative="1">
+      <w:start w:val="1"/>
+      <w:numFmt w:val="bullet"/>
+      <w:lvlText w:val=""/>
+      <w:lvlJc w:val="left"/>
+      <w:pPr>
+        <w:tabs>
+          <w:tab w:val="num" w:pos="2880"/>
+        </w:tabs>
+        <w:ind w:left="2880" w:hanging="360"/>
+      </w:pPr>
+      <w:rPr>
+        <w:rFonts w:ascii="Wingdings" w:hAnsi="Wingdings" w:hint="default"/>
+        <w:sz w:val="20"/>
+      </w:rPr>
+    </w:lvl>
+    <w:lvl w:ilvl="4" w:tentative="1">
+      <w:start w:val="1"/>
+      <w:numFmt w:val="bullet"/>
+      <w:lvlText w:val=""/>
+      <w:lvlJc w:val="left"/>
+      <w:pPr>
+        <w:tabs>
+          <w:tab w:val="num" w:pos="3600"/>
+        </w:tabs>
+        <w:ind w:left="3600" w:hanging="360"/>
+      </w:pPr>
+      <w:rPr>
+        <w:rFonts w:ascii="Wingdings" w:hAnsi="Wingdings" w:hint="default"/>
+        <w:sz w:val="20"/>
+      </w:rPr>
+    </w:lvl>
+    <w:lvl w:ilvl="5" w:tentative="1">
+      <w:start w:val="1"/>
+      <w:numFmt w:val="bullet"/>
+      <w:lvlText w:val=""/>
+      <w:lvlJc w:val="left"/>
+      <w:pPr>
+        <w:tabs>
+          <w:tab w:val="num" w:pos="4320"/>
+        </w:tabs>
+        <w:ind w:left="4320" w:hanging="360"/>
+      </w:pPr>
+      <w:rPr>
+        <w:rFonts w:ascii="Wingdings" w:hAnsi="Wingdings" w:hint="default"/>
+        <w:sz w:val="20"/>
+      </w:rPr>
+    </w:lvl>
+    <w:lvl w:ilvl="6" w:tentative="1">
+      <w:start w:val="1"/>
+      <w:numFmt w:val="bullet"/>
+      <w:lvlText w:val=""/>
+      <w:lvlJc w:val="left"/>
+      <w:pPr>
+        <w:tabs>
+          <w:tab w:val="num" w:pos="5040"/>
+        </w:tabs>
+        <w:ind w:left="5040" w:hanging="360"/>
+      </w:pPr>
+      <w:rPr>
+        <w:rFonts w:ascii="Wingdings" w:hAnsi="Wingdings" w:hint="default"/>
+        <w:sz w:val="20"/>
+      </w:rPr>
+    </w:lvl>
+    <w:lvl w:ilvl="7" w:tentative="1">
+      <w:start w:val="1"/>
+      <w:numFmt w:val="bullet"/>
+      <w:lvlText w:val=""/>
+      <w:lvlJc w:val="left"/>
+      <w:pPr>
+        <w:tabs>
+          <w:tab w:val="num" w:pos="5760"/>
+        </w:tabs>
+        <w:ind w:left="5760" w:hanging="360"/>
+      </w:pPr>
+      <w:rPr>
+        <w:rFonts w:ascii="Wingdings" w:hAnsi="Wingdings" w:hint="default"/>
+        <w:sz w:val="20"/>
+      </w:rPr>
+    </w:lvl>
+    <w:lvl w:ilvl="8" w:tentative="1">
+      <w:start w:val="1"/>
+      <w:numFmt w:val="bullet"/>
+      <w:lvlText w:val=""/>
+      <w:lvlJc w:val="left"/>
+      <w:pPr>
+        <w:tabs>
+          <w:tab w:val="num" w:pos="6480"/>
+        </w:tabs>
+        <w:ind w:left="6480" w:hanging="360"/>
+      </w:pPr>
+      <w:rPr>
+        <w:rFonts w:ascii="Wingdings" w:hAnsi="Wingdings" w:hint="default"/>
+        <w:sz w:val="20"/>
+      </w:rPr>
+    </w:lvl>
+  </w:abstractNum>
+  <w:abstractNum w:abstractNumId="15" w15:restartNumberingAfterBreak="0">
+    <w:nsid w:val="6EDE1724"/>
+    <w:multiLevelType w:val="multilevel"/>
+    <w:tmpl w:val="0F4C33E2"/>
+    <w:lvl w:ilvl="0">
+      <w:start w:val="1"/>
+      <w:numFmt w:val="bullet"/>
+      <w:lvlText w:val=""/>
+      <w:lvlJc w:val="left"/>
+      <w:pPr>
+        <w:tabs>
+          <w:tab w:val="num" w:pos="720"/>
+        </w:tabs>
+        <w:ind w:left="720" w:hanging="360"/>
+      </w:pPr>
+      <w:rPr>
+        <w:rFonts w:ascii="Symbol" w:hAnsi="Symbol" w:hint="default"/>
+        <w:sz w:val="20"/>
+      </w:rPr>
+    </w:lvl>
+    <w:lvl w:ilvl="1">
+      <w:start w:val="1"/>
+      <w:numFmt w:val="bullet"/>
+      <w:lvlText w:val="o"/>
+      <w:lvlJc w:val="left"/>
+      <w:pPr>
+        <w:tabs>
+          <w:tab w:val="num" w:pos="1440"/>
+        </w:tabs>
+        <w:ind w:left="1440" w:hanging="360"/>
+      </w:pPr>
+      <w:rPr>
+        <w:rFonts w:ascii="Courier New" w:hAnsi="Courier New" w:hint="default"/>
+        <w:sz w:val="20"/>
+      </w:rPr>
+    </w:lvl>
+    <w:lvl w:ilvl="2" w:tentative="1">
+      <w:start w:val="1"/>
+      <w:numFmt w:val="bullet"/>
+      <w:lvlText w:val=""/>
+      <w:lvlJc w:val="left"/>
+      <w:pPr>
+        <w:tabs>
+          <w:tab w:val="num" w:pos="2160"/>
+        </w:tabs>
+        <w:ind w:left="2160" w:hanging="360"/>
+      </w:pPr>
+      <w:rPr>
+        <w:rFonts w:ascii="Wingdings" w:hAnsi="Wingdings" w:hint="default"/>
+        <w:sz w:val="20"/>
+      </w:rPr>
+    </w:lvl>
+    <w:lvl w:ilvl="3" w:tentative="1">
+      <w:start w:val="1"/>
+      <w:numFmt w:val="bullet"/>
+      <w:lvlText w:val=""/>
+      <w:lvlJc w:val="left"/>
+      <w:pPr>
+        <w:tabs>
+          <w:tab w:val="num" w:pos="2880"/>
+        </w:tabs>
+        <w:ind w:left="2880" w:hanging="360"/>
+      </w:pPr>
+      <w:rPr>
+        <w:rFonts w:ascii="Wingdings" w:hAnsi="Wingdings" w:hint="default"/>
+        <w:sz w:val="20"/>
+      </w:rPr>
+    </w:lvl>
+    <w:lvl w:ilvl="4" w:tentative="1">
+      <w:start w:val="1"/>
+      <w:numFmt w:val="bullet"/>
+      <w:lvlText w:val=""/>
+      <w:lvlJc w:val="left"/>
+      <w:pPr>
+        <w:tabs>
+          <w:tab w:val="num" w:pos="3600"/>
+        </w:tabs>
+        <w:ind w:left="3600" w:hanging="360"/>
+      </w:pPr>
+      <w:rPr>
+        <w:rFonts w:ascii="Wingdings" w:hAnsi="Wingdings" w:hint="default"/>
+        <w:sz w:val="20"/>
+      </w:rPr>
+    </w:lvl>
+    <w:lvl w:ilvl="5" w:tentative="1">
+      <w:start w:val="1"/>
+      <w:numFmt w:val="bullet"/>
+      <w:lvlText w:val=""/>
+      <w:lvlJc w:val="left"/>
+      <w:pPr>
+        <w:tabs>
+          <w:tab w:val="num" w:pos="4320"/>
+        </w:tabs>
+        <w:ind w:left="4320" w:hanging="360"/>
+      </w:pPr>
+      <w:rPr>
+        <w:rFonts w:ascii="Wingdings" w:hAnsi="Wingdings" w:hint="default"/>
+        <w:sz w:val="20"/>
+      </w:rPr>
+    </w:lvl>
+    <w:lvl w:ilvl="6" w:tentative="1">
+      <w:start w:val="1"/>
+      <w:numFmt w:val="bullet"/>
+      <w:lvlText w:val=""/>
+      <w:lvlJc w:val="left"/>
+      <w:pPr>
+        <w:tabs>
+          <w:tab w:val="num" w:pos="5040"/>
+        </w:tabs>
+        <w:ind w:left="5040" w:hanging="360"/>
+      </w:pPr>
+      <w:rPr>
+        <w:rFonts w:ascii="Wingdings" w:hAnsi="Wingdings" w:hint="default"/>
+        <w:sz w:val="20"/>
+      </w:rPr>
+    </w:lvl>
+    <w:lvl w:ilvl="7" w:tentative="1">
+      <w:start w:val="1"/>
+      <w:numFmt w:val="bullet"/>
+      <w:lvlText w:val=""/>
+      <w:lvlJc w:val="left"/>
+      <w:pPr>
+        <w:tabs>
+          <w:tab w:val="num" w:pos="5760"/>
+        </w:tabs>
+        <w:ind w:left="5760" w:hanging="360"/>
+      </w:pPr>
+      <w:rPr>
+        <w:rFonts w:ascii="Wingdings" w:hAnsi="Wingdings" w:hint="default"/>
+        <w:sz w:val="20"/>
+      </w:rPr>
+    </w:lvl>
+    <w:lvl w:ilvl="8" w:tentative="1">
+      <w:start w:val="1"/>
+      <w:numFmt w:val="bullet"/>
+      <w:lvlText w:val=""/>
+      <w:lvlJc w:val="left"/>
+      <w:pPr>
+        <w:tabs>
+          <w:tab w:val="num" w:pos="6480"/>
+        </w:tabs>
+        <w:ind w:left="6480" w:hanging="360"/>
+      </w:pPr>
+      <w:rPr>
+        <w:rFonts w:ascii="Wingdings" w:hAnsi="Wingdings" w:hint="default"/>
+        <w:sz w:val="20"/>
+      </w:rPr>
+    </w:lvl>
+  </w:abstractNum>
+  <w:abstractNum w:abstractNumId="16" w15:restartNumberingAfterBreak="0">
+    <w:nsid w:val="7230615E"/>
+    <w:multiLevelType w:val="multilevel"/>
+    <w:tmpl w:val="54884488"/>
+    <w:lvl w:ilvl="0">
+      <w:start w:val="1"/>
+      <w:numFmt w:val="bullet"/>
+      <w:lvlText w:val=""/>
+      <w:lvlJc w:val="left"/>
+      <w:pPr>
+        <w:tabs>
+          <w:tab w:val="num" w:pos="720"/>
+        </w:tabs>
+        <w:ind w:left="720" w:hanging="360"/>
+      </w:pPr>
+      <w:rPr>
+        <w:rFonts w:ascii="Symbol" w:hAnsi="Symbol" w:hint="default"/>
+        <w:sz w:val="20"/>
+      </w:rPr>
+    </w:lvl>
+    <w:lvl w:ilvl="1">
+      <w:start w:val="1"/>
+      <w:numFmt w:val="bullet"/>
+      <w:lvlText w:val="o"/>
+      <w:lvlJc w:val="left"/>
+      <w:pPr>
+        <w:tabs>
+          <w:tab w:val="num" w:pos="1440"/>
+        </w:tabs>
+        <w:ind w:left="1440" w:hanging="360"/>
+      </w:pPr>
+      <w:rPr>
+        <w:rFonts w:ascii="Courier New" w:hAnsi="Courier New" w:hint="default"/>
+        <w:sz w:val="20"/>
+      </w:rPr>
+    </w:lvl>
+    <w:lvl w:ilvl="2" w:tentative="1">
+      <w:start w:val="1"/>
+      <w:numFmt w:val="bullet"/>
+      <w:lvlText w:val=""/>
+      <w:lvlJc w:val="left"/>
+      <w:pPr>
+        <w:tabs>
+          <w:tab w:val="num" w:pos="2160"/>
+        </w:tabs>
+        <w:ind w:left="2160" w:hanging="360"/>
+      </w:pPr>
+      <w:rPr>
+        <w:rFonts w:ascii="Wingdings" w:hAnsi="Wingdings" w:hint="default"/>
+        <w:sz w:val="20"/>
+      </w:rPr>
+    </w:lvl>
+    <w:lvl w:ilvl="3" w:tentative="1">
+      <w:start w:val="1"/>
+      <w:numFmt w:val="bullet"/>
+      <w:lvlText w:val=""/>
+      <w:lvlJc w:val="left"/>
+      <w:pPr>
+        <w:tabs>
+          <w:tab w:val="num" w:pos="2880"/>
+        </w:tabs>
+        <w:ind w:left="2880" w:hanging="360"/>
+      </w:pPr>
+      <w:rPr>
+        <w:rFonts w:ascii="Wingdings" w:hAnsi="Wingdings" w:hint="default"/>
+        <w:sz w:val="20"/>
+      </w:rPr>
+    </w:lvl>
+    <w:lvl w:ilvl="4" w:tentative="1">
+      <w:start w:val="1"/>
+      <w:numFmt w:val="bullet"/>
+      <w:lvlText w:val=""/>
+      <w:lvlJc w:val="left"/>
+      <w:pPr>
+        <w:tabs>
+          <w:tab w:val="num" w:pos="3600"/>
+        </w:tabs>
+        <w:ind w:left="3600" w:hanging="360"/>
+      </w:pPr>
+      <w:rPr>
+        <w:rFonts w:ascii="Wingdings" w:hAnsi="Wingdings" w:hint="default"/>
+        <w:sz w:val="20"/>
+      </w:rPr>
+    </w:lvl>
+    <w:lvl w:ilvl="5" w:tentative="1">
+      <w:start w:val="1"/>
+      <w:numFmt w:val="bullet"/>
+      <w:lvlText w:val=""/>
+      <w:lvlJc w:val="left"/>
+      <w:pPr>
+        <w:tabs>
+          <w:tab w:val="num" w:pos="4320"/>
+        </w:tabs>
+        <w:ind w:left="4320" w:hanging="360"/>
+      </w:pPr>
+      <w:rPr>
+        <w:rFonts w:ascii="Wingdings" w:hAnsi="Wingdings" w:hint="default"/>
+        <w:sz w:val="20"/>
+      </w:rPr>
+    </w:lvl>
+    <w:lvl w:ilvl="6" w:tentative="1">
+      <w:start w:val="1"/>
+      <w:numFmt w:val="bullet"/>
+      <w:lvlText w:val=""/>
+      <w:lvlJc w:val="left"/>
+      <w:pPr>
+        <w:tabs>
+          <w:tab w:val="num" w:pos="5040"/>
+        </w:tabs>
+        <w:ind w:left="5040" w:hanging="360"/>
+      </w:pPr>
+      <w:rPr>
+        <w:rFonts w:ascii="Wingdings" w:hAnsi="Wingdings" w:hint="default"/>
+        <w:sz w:val="20"/>
+      </w:rPr>
+    </w:lvl>
+    <w:lvl w:ilvl="7" w:tentative="1">
+      <w:start w:val="1"/>
+      <w:numFmt w:val="bullet"/>
+      <w:lvlText w:val=""/>
+      <w:lvlJc w:val="left"/>
+      <w:pPr>
+        <w:tabs>
+          <w:tab w:val="num" w:pos="5760"/>
+        </w:tabs>
+        <w:ind w:left="5760" w:hanging="360"/>
+      </w:pPr>
+      <w:rPr>
+        <w:rFonts w:ascii="Wingdings" w:hAnsi="Wingdings" w:hint="default"/>
+        <w:sz w:val="20"/>
+      </w:rPr>
+    </w:lvl>
+    <w:lvl w:ilvl="8" w:tentative="1">
+      <w:start w:val="1"/>
+      <w:numFmt w:val="bullet"/>
+      <w:lvlText w:val=""/>
+      <w:lvlJc w:val="left"/>
+      <w:pPr>
+        <w:tabs>
+          <w:tab w:val="num" w:pos="6480"/>
+        </w:tabs>
+        <w:ind w:left="6480" w:hanging="360"/>
+      </w:pPr>
+      <w:rPr>
+        <w:rFonts w:ascii="Wingdings" w:hAnsi="Wingdings" w:hint="default"/>
+        <w:sz w:val="20"/>
+      </w:rPr>
+    </w:lvl>
+  </w:abstractNum>
+  <w:abstractNum w:abstractNumId="17" w15:restartNumberingAfterBreak="0">
+    <w:nsid w:val="7FC86031"/>
+    <w:multiLevelType w:val="multilevel"/>
+    <w:tmpl w:val="0568EAC4"/>
+    <w:lvl w:ilvl="0">
+      <w:start w:val="1"/>
+      <w:numFmt w:val="bullet"/>
+      <w:lvlText w:val=""/>
+      <w:lvlJc w:val="left"/>
+      <w:pPr>
+        <w:tabs>
+          <w:tab w:val="num" w:pos="720"/>
+        </w:tabs>
+        <w:ind w:left="720" w:hanging="360"/>
+      </w:pPr>
+      <w:rPr>
+        <w:rFonts w:ascii="Symbol" w:hAnsi="Symbol" w:hint="default"/>
+        <w:sz w:val="20"/>
+      </w:rPr>
+    </w:lvl>
+    <w:lvl w:ilvl="1">
+      <w:start w:val="1"/>
+      <w:numFmt w:val="bullet"/>
+      <w:lvlText w:val="o"/>
+      <w:lvlJc w:val="left"/>
+      <w:pPr>
+        <w:tabs>
+          <w:tab w:val="num" w:pos="1440"/>
+        </w:tabs>
+        <w:ind w:left="1440" w:hanging="360"/>
+      </w:pPr>
+      <w:rPr>
+        <w:rFonts w:ascii="Courier New" w:hAnsi="Courier New" w:hint="default"/>
+        <w:sz w:val="20"/>
+      </w:rPr>
+    </w:lvl>
+    <w:lvl w:ilvl="2" w:tentative="1">
+      <w:start w:val="1"/>
+      <w:numFmt w:val="bullet"/>
+      <w:lvlText w:val=""/>
+      <w:lvlJc w:val="left"/>
+      <w:pPr>
+        <w:tabs>
+          <w:tab w:val="num" w:pos="2160"/>
+        </w:tabs>
+        <w:ind w:left="2160" w:hanging="360"/>
+      </w:pPr>
+      <w:rPr>
+        <w:rFonts w:ascii="Wingdings" w:hAnsi="Wingdings" w:hint="default"/>
+        <w:sz w:val="20"/>
+      </w:rPr>
+    </w:lvl>
+    <w:lvl w:ilvl="3" w:tentative="1">
+      <w:start w:val="1"/>
+      <w:numFmt w:val="bullet"/>
+      <w:lvlText w:val=""/>
+      <w:lvlJc w:val="left"/>
+      <w:pPr>
+        <w:tabs>
+          <w:tab w:val="num" w:pos="2880"/>
+        </w:tabs>
+        <w:ind w:left="2880" w:hanging="360"/>
+      </w:pPr>
+      <w:rPr>
+        <w:rFonts w:ascii="Wingdings" w:hAnsi="Wingdings" w:hint="default"/>
+        <w:sz w:val="20"/>
+      </w:rPr>
+    </w:lvl>
+    <w:lvl w:ilvl="4" w:tentative="1">
+      <w:start w:val="1"/>
+      <w:numFmt w:val="bullet"/>
+      <w:lvlText w:val=""/>
+      <w:lvlJc w:val="left"/>
+      <w:pPr>
+        <w:tabs>
+          <w:tab w:val="num" w:pos="3600"/>
+        </w:tabs>
+        <w:ind w:left="3600" w:hanging="360"/>
+      </w:pPr>
+      <w:rPr>
+        <w:rFonts w:ascii="Wingdings" w:hAnsi="Wingdings" w:hint="default"/>
+        <w:sz w:val="20"/>
+      </w:rPr>
+    </w:lvl>
+    <w:lvl w:ilvl="5" w:tentative="1">
+      <w:start w:val="1"/>
+      <w:numFmt w:val="bullet"/>
+      <w:lvlText w:val=""/>
+      <w:lvlJc w:val="left"/>
+      <w:pPr>
+        <w:tabs>
+          <w:tab w:val="num" w:pos="4320"/>
+        </w:tabs>
+        <w:ind w:left="4320" w:hanging="360"/>
+      </w:pPr>
+      <w:rPr>
+        <w:rFonts w:ascii="Wingdings" w:hAnsi="Wingdings" w:hint="default"/>
+        <w:sz w:val="20"/>
+      </w:rPr>
+    </w:lvl>
+    <w:lvl w:ilvl="6" w:tentative="1">
+      <w:start w:val="1"/>
+      <w:numFmt w:val="bullet"/>
+      <w:lvlText w:val=""/>
+      <w:lvlJc w:val="left"/>
+      <w:pPr>
+        <w:tabs>
+          <w:tab w:val="num" w:pos="5040"/>
+        </w:tabs>
+        <w:ind w:left="5040" w:hanging="360"/>
+      </w:pPr>
+      <w:rPr>
+        <w:rFonts w:ascii="Wingdings" w:hAnsi="Wingdings" w:hint="default"/>
+        <w:sz w:val="20"/>
+      </w:rPr>
+    </w:lvl>
+    <w:lvl w:ilvl="7" w:tentative="1">
+      <w:start w:val="1"/>
+      <w:numFmt w:val="bullet"/>
+      <w:lvlText w:val=""/>
+      <w:lvlJc w:val="left"/>
+      <w:pPr>
+        <w:tabs>
+          <w:tab w:val="num" w:pos="5760"/>
+        </w:tabs>
+        <w:ind w:left="5760" w:hanging="360"/>
+      </w:pPr>
+      <w:rPr>
+        <w:rFonts w:ascii="Wingdings" w:hAnsi="Wingdings" w:hint="default"/>
+        <w:sz w:val="20"/>
+      </w:rPr>
+    </w:lvl>
+    <w:lvl w:ilvl="8" w:tentative="1">
+      <w:start w:val="1"/>
+      <w:numFmt w:val="bullet"/>
+      <w:lvlText w:val=""/>
+      <w:lvlJc w:val="left"/>
+      <w:pPr>
+        <w:tabs>
+          <w:tab w:val="num" w:pos="6480"/>
+        </w:tabs>
+        <w:ind w:left="6480" w:hanging="360"/>
+      </w:pPr>
+      <w:rPr>
+        <w:rFonts w:ascii="Wingdings" w:hAnsi="Wingdings" w:hint="default"/>
+        <w:sz w:val="20"/>
+      </w:rPr>
+    </w:lvl>
+  </w:abstractNum>
   <w:num w:numId="1">
     <w:abstractNumId w:val="0"/>
   </w:num>
@@ -14237,6 +17319,54 @@
   </w:num>
   <w:num w:numId="9">
     <w:abstractNumId w:val="1"/>
+  </w:num>
+  <w:num w:numId="10">
+    <w:abstractNumId w:val="9"/>
+  </w:num>
+  <w:num w:numId="11">
+    <w:abstractNumId w:val="4"/>
+  </w:num>
+  <w:num w:numId="12">
+    <w:abstractNumId w:val="3"/>
+  </w:num>
+  <w:num w:numId="13">
+    <w:abstractNumId w:val="7"/>
+  </w:num>
+  <w:num w:numId="14">
+    <w:abstractNumId w:val="2"/>
+  </w:num>
+  <w:num w:numId="15">
+    <w:abstractNumId w:val="6"/>
+  </w:num>
+  <w:num w:numId="16">
+    <w:abstractNumId w:val="14"/>
+  </w:num>
+  <w:num w:numId="17">
+    <w:abstractNumId w:val="10"/>
+  </w:num>
+  <w:num w:numId="18">
+    <w:abstractNumId w:val="8"/>
+  </w:num>
+  <w:num w:numId="19">
+    <w:abstractNumId w:val="12"/>
+  </w:num>
+  <w:num w:numId="20">
+    <w:abstractNumId w:val="17"/>
+  </w:num>
+  <w:num w:numId="21">
+    <w:abstractNumId w:val="15"/>
+  </w:num>
+  <w:num w:numId="22">
+    <w:abstractNumId w:val="13"/>
+  </w:num>
+  <w:num w:numId="23">
+    <w:abstractNumId w:val="16"/>
+  </w:num>
+  <w:num w:numId="24">
+    <w:abstractNumId w:val="11"/>
+  </w:num>
+  <w:num w:numId="25">
+    <w:abstractNumId w:val="5"/>
   </w:num>
 </w:numbering>
 </file>
@@ -14327,12 +17457,13 @@
     <w:lsdException w:name="Block Text" w:semiHidden="1" w:unhideWhenUsed="1"/>
     <w:lsdException w:name="Hyperlink" w:semiHidden="1" w:unhideWhenUsed="1"/>
     <w:lsdException w:name="FollowedHyperlink" w:semiHidden="1" w:unhideWhenUsed="1"/>
+    <w:lsdException w:name="Strong" w:uiPriority="22" w:qFormat="1"/>
     <w:lsdException w:name="Document Map" w:semiHidden="1" w:unhideWhenUsed="1"/>
     <w:lsdException w:name="Plain Text" w:semiHidden="1" w:unhideWhenUsed="1"/>
     <w:lsdException w:name="E-mail Signature" w:semiHidden="1" w:unhideWhenUsed="1"/>
     <w:lsdException w:name="HTML Top of Form" w:semiHidden="1" w:unhideWhenUsed="1"/>
     <w:lsdException w:name="HTML Bottom of Form" w:semiHidden="1" w:unhideWhenUsed="1"/>
-    <w:lsdException w:name="Normal (Web)" w:semiHidden="1" w:unhideWhenUsed="1"/>
+    <w:lsdException w:name="Normal (Web)" w:semiHidden="1" w:uiPriority="99" w:unhideWhenUsed="1"/>
     <w:lsdException w:name="HTML Acronym" w:semiHidden="1" w:unhideWhenUsed="1"/>
     <w:lsdException w:name="HTML Address" w:semiHidden="1" w:unhideWhenUsed="1"/>
     <w:lsdException w:name="HTML Cite" w:semiHidden="1" w:unhideWhenUsed="1"/>
@@ -14678,7 +17809,6 @@
     <w:next w:val="BodyText"/>
     <w:link w:val="Heading4Char"/>
     <w:uiPriority w:val="9"/>
-    <w:semiHidden/>
     <w:unhideWhenUsed/>
     <w:qFormat/>
     <w:rsid w:val="00A10FD9"/>
@@ -15032,7 +18162,6 @@
     <w:basedOn w:val="DefaultParagraphFont"/>
     <w:link w:val="Heading4"/>
     <w:uiPriority w:val="9"/>
-    <w:semiHidden/>
     <w:rsid w:val="00A10FD9"/>
     <w:rPr>
       <w:rFonts w:eastAsiaTheme="majorEastAsia" w:cstheme="majorBidi"/>
@@ -15740,6 +18869,32 @@
       </w:tblBorders>
     </w:tblPr>
   </w:style>
+  <w:style w:type="character" w:styleId="Strong">
+    <w:name w:val="Strong"/>
+    <w:basedOn w:val="DefaultParagraphFont"/>
+    <w:uiPriority w:val="22"/>
+    <w:qFormat/>
+    <w:rsid w:val="00E81FF2"/>
+    <w:rPr>
+      <w:b/>
+      <w:bCs/>
+    </w:rPr>
+  </w:style>
+  <w:style w:type="paragraph" w:styleId="NormalWeb">
+    <w:name w:val="Normal (Web)"/>
+    <w:basedOn w:val="Normal"/>
+    <w:uiPriority w:val="99"/>
+    <w:semiHidden/>
+    <w:unhideWhenUsed/>
+    <w:rsid w:val="00E81FF2"/>
+    <w:pPr>
+      <w:spacing w:before="100" w:beforeAutospacing="1" w:after="100" w:afterAutospacing="1" w:line="240" w:lineRule="auto"/>
+    </w:pPr>
+    <w:rPr>
+      <w:rFonts w:eastAsia="Times New Roman" w:cs="Times New Roman"/>
+      <w:szCs w:val="24"/>
+    </w:rPr>
+  </w:style>
 </w:styles>
 </file>
 
